--- a/Documents/ДейДВ581_ПЗ_ОРСАПР.docx
+++ b/Documents/ДейДВ581_ПЗ_ОРСАПР.docx
@@ -360,7 +360,37 @@
         <w:t>Пояснительная записка</w:t>
       </w:r>
       <w:r>
-        <w:t>, 34 страницы, 24 рисунка, 13 таблиц, 12 источников.</w:t>
+        <w:t>, 3</w:t>
+      </w:r>
+      <w:r>
+        <w:t>1</w:t>
+      </w:r>
+      <w:r>
+        <w:t xml:space="preserve"> страниц</w:t>
+      </w:r>
+      <w:r>
+        <w:t>а</w:t>
+      </w:r>
+      <w:r>
+        <w:t>, 2</w:t>
+      </w:r>
+      <w:r>
+        <w:t>1</w:t>
+      </w:r>
+      <w:r>
+        <w:t xml:space="preserve"> рисун</w:t>
+      </w:r>
+      <w:r>
+        <w:t>ок</w:t>
+      </w:r>
+      <w:r>
+        <w:t>, 13 таблиц, 1</w:t>
+      </w:r>
+      <w:r>
+        <w:t>3</w:t>
+      </w:r>
+      <w:r>
+        <w:t xml:space="preserve"> источников.</w:t>
       </w:r>
     </w:p>
     <w:p>
@@ -7044,15 +7074,7 @@
                 <w:szCs w:val="24"/>
                 <w:lang w:val="en-US"/>
               </w:rPr>
-              <w:t>I</w:t>
-            </w:r>
-            <w:r>
-              <w:rPr>
-                <w:sz w:val="24"/>
-                <w:szCs w:val="24"/>
-                <w:lang w:val="en-US"/>
-              </w:rPr>
-              <w:t>nt</w:t>
+              <w:t>Int</w:t>
             </w:r>
           </w:p>
         </w:tc>
@@ -7142,15 +7164,7 @@
                 <w:szCs w:val="24"/>
                 <w:lang w:val="en-US"/>
               </w:rPr>
-              <w:t>I</w:t>
-            </w:r>
-            <w:r>
-              <w:rPr>
-                <w:sz w:val="24"/>
-                <w:szCs w:val="24"/>
-                <w:lang w:val="en-US"/>
-              </w:rPr>
-              <w:t>nt</w:t>
+              <w:t>Int</w:t>
             </w:r>
           </w:p>
         </w:tc>
@@ -7222,15 +7236,7 @@
                 <w:szCs w:val="24"/>
                 <w:lang w:val="en-US"/>
               </w:rPr>
-              <w:t>I</w:t>
-            </w:r>
-            <w:r>
-              <w:rPr>
-                <w:sz w:val="24"/>
-                <w:szCs w:val="24"/>
-                <w:lang w:val="en-US"/>
-              </w:rPr>
-              <w:t>nt</w:t>
+              <w:t>Int</w:t>
             </w:r>
           </w:p>
         </w:tc>
@@ -7253,21 +7259,7 @@
                 <w:sz w:val="24"/>
                 <w:szCs w:val="24"/>
               </w:rPr>
-              <w:t xml:space="preserve">Минимальное </w:t>
-            </w:r>
-            <w:r>
-              <w:rPr>
-                <w:sz w:val="24"/>
-                <w:szCs w:val="24"/>
-              </w:rPr>
-              <w:t>количество</w:t>
-            </w:r>
-            <w:r>
-              <w:rPr>
-                <w:sz w:val="24"/>
-                <w:szCs w:val="24"/>
-              </w:rPr>
-              <w:t xml:space="preserve"> ступеней</w:t>
+              <w:t>Минимальное количество ступеней</w:t>
             </w:r>
           </w:p>
         </w:tc>
@@ -7316,15 +7308,7 @@
                 <w:szCs w:val="24"/>
                 <w:lang w:val="en-US"/>
               </w:rPr>
-              <w:t>I</w:t>
-            </w:r>
-            <w:r>
-              <w:rPr>
-                <w:sz w:val="24"/>
-                <w:szCs w:val="24"/>
-                <w:lang w:val="en-US"/>
-              </w:rPr>
-              <w:t>nt</w:t>
+              <w:t>Int</w:t>
             </w:r>
           </w:p>
         </w:tc>
@@ -7396,15 +7380,7 @@
                 <w:szCs w:val="24"/>
                 <w:lang w:val="en-US"/>
               </w:rPr>
-              <w:t>I</w:t>
-            </w:r>
-            <w:r>
-              <w:rPr>
-                <w:sz w:val="24"/>
-                <w:szCs w:val="24"/>
-                <w:lang w:val="en-US"/>
-              </w:rPr>
-              <w:t>nt</w:t>
+              <w:t>Int</w:t>
             </w:r>
           </w:p>
         </w:tc>
@@ -7427,14 +7403,7 @@
                 <w:sz w:val="24"/>
                 <w:szCs w:val="24"/>
               </w:rPr>
-              <w:t xml:space="preserve">Минимальная толщина </w:t>
-            </w:r>
-            <w:r>
-              <w:rPr>
-                <w:sz w:val="24"/>
-                <w:szCs w:val="24"/>
-              </w:rPr>
-              <w:t>профиля</w:t>
+              <w:t>Минимальная толщина профиля</w:t>
             </w:r>
           </w:p>
         </w:tc>
@@ -7483,15 +7452,7 @@
                 <w:szCs w:val="24"/>
                 <w:lang w:val="en-US"/>
               </w:rPr>
-              <w:t>I</w:t>
-            </w:r>
-            <w:r>
-              <w:rPr>
-                <w:sz w:val="24"/>
-                <w:szCs w:val="24"/>
-                <w:lang w:val="en-US"/>
-              </w:rPr>
-              <w:t>nt</w:t>
+              <w:t>Int</w:t>
             </w:r>
           </w:p>
         </w:tc>
@@ -7563,15 +7524,7 @@
                 <w:szCs w:val="24"/>
                 <w:lang w:val="en-US"/>
               </w:rPr>
-              <w:t>I</w:t>
-            </w:r>
-            <w:r>
-              <w:rPr>
-                <w:sz w:val="24"/>
-                <w:szCs w:val="24"/>
-                <w:lang w:val="en-US"/>
-              </w:rPr>
-              <w:t>nt</w:t>
+              <w:t>Int</w:t>
             </w:r>
           </w:p>
         </w:tc>
@@ -7643,15 +7596,7 @@
                 <w:szCs w:val="24"/>
                 <w:lang w:val="en-US"/>
               </w:rPr>
-              <w:t>I</w:t>
-            </w:r>
-            <w:r>
-              <w:rPr>
-                <w:sz w:val="24"/>
-                <w:szCs w:val="24"/>
-                <w:lang w:val="en-US"/>
-              </w:rPr>
-              <w:t>nt</w:t>
+              <w:t>Int</w:t>
             </w:r>
           </w:p>
         </w:tc>
@@ -7723,15 +7668,7 @@
                 <w:szCs w:val="24"/>
                 <w:lang w:val="en-US"/>
               </w:rPr>
-              <w:t>I</w:t>
-            </w:r>
-            <w:r>
-              <w:rPr>
-                <w:sz w:val="24"/>
-                <w:szCs w:val="24"/>
-                <w:lang w:val="en-US"/>
-              </w:rPr>
-              <w:t>nt</w:t>
+              <w:t>Int</w:t>
             </w:r>
           </w:p>
         </w:tc>
@@ -14760,9 +14697,6 @@
         <w:spacing w:line="240" w:lineRule="auto"/>
         <w:ind w:firstLine="0"/>
         <w:jc w:val="center"/>
-        <w:rPr>
-          <w:lang w:val="en-US"/>
-        </w:rPr>
       </w:pPr>
       <w:r>
         <w:rPr>
@@ -14814,7 +14748,6 @@
       <w:r>
         <w:rPr>
           <w:noProof/>
-          <w:lang w:val="en-US"/>
         </w:rPr>
         <w:t xml:space="preserve">  </w:t>
       </w:r>
@@ -18643,6 +18576,7 @@
         <w:docPartUnique/>
       </w:docPartObj>
     </w:sdtPr>
+    <w:sdtEndPr/>
     <w:sdtContent>
       <w:p>
         <w:pPr>
@@ -19905,6 +19839,10 @@
 </file>
 
 <file path=customXml/item1.xml><?xml version="1.0" encoding="utf-8"?>
+<b:Sources xmlns:b="http://schemas.openxmlformats.org/officeDocument/2006/bibliography" xmlns="http://schemas.openxmlformats.org/officeDocument/2006/bibliography" SelectedStyle="\APASixthEditionOfficeOnline.xsl" StyleName="APA" Version="6"/>
+</file>
+
+<file path=customXml/item2.xml><?xml version="1.0" encoding="utf-8"?>
 <s:customData xmlns="http://www.wps.cn/officeDocument/2013/wpsCustomData" xmlns:s="http://www.wps.cn/officeDocument/2013/wpsCustomData">
   <customSectProps>
     <customSectPr/>
@@ -19915,22 +19853,18 @@
 </s:customData>
 </file>
 
-<file path=customXml/item2.xml><?xml version="1.0" encoding="utf-8"?>
-<b:Sources xmlns:b="http://schemas.openxmlformats.org/officeDocument/2006/bibliography" xmlns="http://schemas.openxmlformats.org/officeDocument/2006/bibliography" SelectedStyle="\APASixthEditionOfficeOnline.xsl" StyleName="APA" Version="6"/>
+<file path=customXml/itemProps1.xml><?xml version="1.0" encoding="utf-8"?>
+<ds:datastoreItem xmlns:ds="http://schemas.openxmlformats.org/officeDocument/2006/customXml" ds:itemID="{80B1443F-0B37-4E24-AD86-2D4DFF6EB7C7}">
+  <ds:schemaRefs>
+    <ds:schemaRef ds:uri="http://schemas.openxmlformats.org/officeDocument/2006/bibliography"/>
+  </ds:schemaRefs>
+</ds:datastoreItem>
 </file>
 
-<file path=customXml/itemProps1.xml><?xml version="1.0" encoding="utf-8"?>
+<file path=customXml/itemProps2.xml><?xml version="1.0" encoding="utf-8"?>
 <ds:datastoreItem xmlns:ds="http://schemas.openxmlformats.org/officeDocument/2006/customXml" ds:itemID="{B1977F7D-205B-4081-913C-38D41E755F92}">
   <ds:schemaRefs>
     <ds:schemaRef ds:uri="http://www.wps.cn/officeDocument/2013/wpsCustomData"/>
   </ds:schemaRefs>
 </ds:datastoreItem>
-</file>
-
-<file path=customXml/itemProps2.xml><?xml version="1.0" encoding="utf-8"?>
-<ds:datastoreItem xmlns:ds="http://schemas.openxmlformats.org/officeDocument/2006/customXml" ds:itemID="{80B1443F-0B37-4E24-AD86-2D4DFF6EB7C7}">
-  <ds:schemaRefs>
-    <ds:schemaRef ds:uri="http://schemas.openxmlformats.org/officeDocument/2006/bibliography"/>
-  </ds:schemaRefs>
-</ds:datastoreItem>
 </file>
--- a/Documents/ДейДВ581_ПЗ_ОРСАПР.docx
+++ b/Documents/ДейДВ581_ПЗ_ОРСАПР.docx
@@ -34,7 +34,11 @@
     </w:p>
     <w:p>
       <w:pPr>
+        <w:tabs>
+          <w:tab w:val="left" w:pos="567"/>
+        </w:tabs>
         <w:spacing w:after="0" w:line="360" w:lineRule="auto"/>
+        <w:ind w:firstLine="0"/>
         <w:jc w:val="center"/>
         <w:rPr>
           <w:bCs/>
@@ -274,7 +278,21 @@
         <w:rPr>
           <w:bCs/>
         </w:rPr>
-        <w:t>«___»  ________________ 2024 г.</w:t>
+        <w:t>«__</w:t>
+      </w:r>
+      <w:proofErr w:type="gramStart"/>
+      <w:r>
+        <w:rPr>
+          <w:bCs/>
+        </w:rPr>
+        <w:t>_»  _</w:t>
+      </w:r>
+      <w:proofErr w:type="gramEnd"/>
+      <w:r>
+        <w:rPr>
+          <w:bCs/>
+        </w:rPr>
+        <w:t>_______________ 2024 г.</w:t>
       </w:r>
     </w:p>
     <w:p>
@@ -293,7 +311,15 @@
         <w:ind w:left="5814" w:right="59" w:firstLine="0"/>
       </w:pPr>
       <w:r>
-        <w:t xml:space="preserve">к.т.н., доцент каф. КСУП __________ Калентьев А.А. </w:t>
+        <w:t xml:space="preserve">к.т.н., доцент каф. КСУП __________ </w:t>
+      </w:r>
+      <w:proofErr w:type="spellStart"/>
+      <w:r>
+        <w:t>Калентьев</w:t>
+      </w:r>
+      <w:proofErr w:type="spellEnd"/>
+      <w:r>
+        <w:t xml:space="preserve"> А.А. </w:t>
       </w:r>
     </w:p>
     <w:p>
@@ -319,7 +345,21 @@
         <w:rPr>
           <w:bCs/>
         </w:rPr>
-        <w:t xml:space="preserve">«___»  ________________2024 </w:t>
+        <w:t>«__</w:t>
+      </w:r>
+      <w:proofErr w:type="gramStart"/>
+      <w:r>
+        <w:rPr>
+          <w:bCs/>
+        </w:rPr>
+        <w:t>_»  _</w:t>
+      </w:r>
+      <w:proofErr w:type="gramEnd"/>
+      <w:r>
+        <w:rPr>
+          <w:bCs/>
+        </w:rPr>
+        <w:t xml:space="preserve">_______________2024 </w:t>
       </w:r>
     </w:p>
     <w:p>
@@ -375,16 +415,25 @@
         <w:t>, 2</w:t>
       </w:r>
       <w:r>
-        <w:t>1</w:t>
+        <w:t>3</w:t>
       </w:r>
       <w:r>
         <w:t xml:space="preserve"> рисун</w:t>
       </w:r>
       <w:r>
-        <w:t>ок</w:t>
-      </w:r>
-      <w:r>
-        <w:t>, 13 таблиц, 1</w:t>
+        <w:t>к</w:t>
+      </w:r>
+      <w:r>
+        <w:t>а</w:t>
+      </w:r>
+      <w:r>
+        <w:t>, 1</w:t>
+      </w:r>
+      <w:r>
+        <w:t>6</w:t>
+      </w:r>
+      <w:r>
+        <w:t xml:space="preserve"> таблиц, 1</w:t>
       </w:r>
       <w:r>
         <w:t>3</w:t>
@@ -549,7 +598,49 @@
         <w:rPr>
           <w:lang w:val="en-US"/>
         </w:rPr>
-        <w:t xml:space="preserve"> Microsoft Visual Studio 2022 (Windows Forms), .NET Framework 4.7.2, NUnit 3.14.0, NUnit3TestAdapter 3.17.0, StyleCop.Analyzers 1.1.118, StyleCop.Analyzers.Unstable 1.2.0.556, ReSharper, Fine Code Coverage, GitHub</w:t>
+        <w:t xml:space="preserve"> Microsoft Visual Studio 2022 (Windows Forms), .NET Framework 4.7.2, </w:t>
+      </w:r>
+      <w:proofErr w:type="spellStart"/>
+      <w:r>
+        <w:rPr>
+          <w:lang w:val="en-US"/>
+        </w:rPr>
+        <w:t>NUnit</w:t>
+      </w:r>
+      <w:proofErr w:type="spellEnd"/>
+      <w:r>
+        <w:rPr>
+          <w:lang w:val="en-US"/>
+        </w:rPr>
+        <w:t xml:space="preserve"> 3.14.0, NUnit3TestAdapter 3.17.0, </w:t>
+      </w:r>
+      <w:proofErr w:type="spellStart"/>
+      <w:r>
+        <w:rPr>
+          <w:lang w:val="en-US"/>
+        </w:rPr>
+        <w:t>StyleCop.Analyzers</w:t>
+      </w:r>
+      <w:proofErr w:type="spellEnd"/>
+      <w:r>
+        <w:rPr>
+          <w:lang w:val="en-US"/>
+        </w:rPr>
+        <w:t xml:space="preserve"> 1.1.118, </w:t>
+      </w:r>
+      <w:proofErr w:type="spellStart"/>
+      <w:r>
+        <w:rPr>
+          <w:lang w:val="en-US"/>
+        </w:rPr>
+        <w:t>StyleCop.Analyzers.Unstable</w:t>
+      </w:r>
+      <w:proofErr w:type="spellEnd"/>
+      <w:r>
+        <w:rPr>
+          <w:lang w:val="en-US"/>
+        </w:rPr>
+        <w:t xml:space="preserve"> 1.2.0.556, ReSharper, Fine Code Coverage, GitHub</w:t>
       </w:r>
       <w:r>
         <w:rPr>
@@ -1318,8 +1409,9 @@
           <w:szCs w:val="28"/>
           <w:shd w:val="clear" w:color="auto" w:fill="FFFFFF"/>
         </w:rPr>
-        <w:t xml:space="preserve"> (Application Programming Interface) — набор правил и протоколов, с помощью которых различные программные приложения могут взаимодействовать друг с другом и обмениваться данными, повышая тем самым функциональность и эффективность работы</w:t>
-      </w:r>
+        <w:t xml:space="preserve"> (</w:t>
+      </w:r>
+      <w:proofErr w:type="spellStart"/>
       <w:r>
         <w:rPr>
           <w:rFonts w:eastAsia="sans-serif"/>
@@ -1327,6 +1419,65 @@
           <w:szCs w:val="28"/>
           <w:shd w:val="clear" w:color="auto" w:fill="FFFFFF"/>
         </w:rPr>
+        <w:t>Application</w:t>
+      </w:r>
+      <w:proofErr w:type="spellEnd"/>
+      <w:r>
+        <w:rPr>
+          <w:rFonts w:eastAsia="sans-serif"/>
+          <w:color w:val="313539"/>
+          <w:szCs w:val="28"/>
+          <w:shd w:val="clear" w:color="auto" w:fill="FFFFFF"/>
+        </w:rPr>
+        <w:t xml:space="preserve"> </w:t>
+      </w:r>
+      <w:proofErr w:type="spellStart"/>
+      <w:r>
+        <w:rPr>
+          <w:rFonts w:eastAsia="sans-serif"/>
+          <w:color w:val="313539"/>
+          <w:szCs w:val="28"/>
+          <w:shd w:val="clear" w:color="auto" w:fill="FFFFFF"/>
+        </w:rPr>
+        <w:t>Programming</w:t>
+      </w:r>
+      <w:proofErr w:type="spellEnd"/>
+      <w:r>
+        <w:rPr>
+          <w:rFonts w:eastAsia="sans-serif"/>
+          <w:color w:val="313539"/>
+          <w:szCs w:val="28"/>
+          <w:shd w:val="clear" w:color="auto" w:fill="FFFFFF"/>
+        </w:rPr>
+        <w:t xml:space="preserve"> </w:t>
+      </w:r>
+      <w:proofErr w:type="spellStart"/>
+      <w:r>
+        <w:rPr>
+          <w:rFonts w:eastAsia="sans-serif"/>
+          <w:color w:val="313539"/>
+          <w:szCs w:val="28"/>
+          <w:shd w:val="clear" w:color="auto" w:fill="FFFFFF"/>
+        </w:rPr>
+        <w:t>Interface</w:t>
+      </w:r>
+      <w:proofErr w:type="spellEnd"/>
+      <w:r>
+        <w:rPr>
+          <w:rFonts w:eastAsia="sans-serif"/>
+          <w:color w:val="313539"/>
+          <w:szCs w:val="28"/>
+          <w:shd w:val="clear" w:color="auto" w:fill="FFFFFF"/>
+        </w:rPr>
+        <w:t>) — набор правил и протоколов, с помощью которых различные программные приложения могут взаимодействовать друг с другом и обмениваться данными, повышая тем самым функциональность и эффективность работы</w:t>
+      </w:r>
+      <w:r>
+        <w:rPr>
+          <w:rFonts w:eastAsia="sans-serif"/>
+          <w:color w:val="313539"/>
+          <w:szCs w:val="28"/>
+          <w:shd w:val="clear" w:color="auto" w:fill="FFFFFF"/>
+        </w:rPr>
         <w:t xml:space="preserve"> </w:t>
       </w:r>
       <w:r>
@@ -1364,7 +1515,15 @@
     <w:p>
       <w:r>
         <w:tab/>
-        <w:t>Плагин автоматизации построения ламп накаливания необходим и может быть использован на предприятиях, занимающихся моделированием ламп накаливания, поскольку он упростит процесс моделирования и снизит нагрузку на моделлеров.</w:t>
+        <w:t xml:space="preserve">Плагин автоматизации построения ламп накаливания необходим и может быть использован на предприятиях, занимающихся моделированием ламп накаливания, поскольку он упростит процесс моделирования и снизит нагрузку на </w:t>
+      </w:r>
+      <w:proofErr w:type="spellStart"/>
+      <w:r>
+        <w:t>моделлеров</w:t>
+      </w:r>
+      <w:proofErr w:type="spellEnd"/>
+      <w:r>
+        <w:t>.</w:t>
       </w:r>
     </w:p>
     <w:p>
@@ -3361,8 +3520,9 @@
           <w:szCs w:val="28"/>
           <w:lang w:eastAsia="zh-CN"/>
         </w:rPr>
-        <w:t>+1)</w:t>
-      </w:r>
+        <w:t>+</w:t>
+      </w:r>
+      <w:proofErr w:type="gramStart"/>
       <w:r>
         <w:rPr>
           <w:rFonts w:eastAsia="SimSun"/>
@@ -3370,9 +3530,9 @@
           <w:iCs/>
           <w:color w:val="auto"/>
           <w:szCs w:val="28"/>
-          <w:lang w:val="en-US" w:eastAsia="zh-CN"/>
-        </w:rPr>
-        <w:t>g</w:t>
+          <w:lang w:eastAsia="zh-CN"/>
+        </w:rPr>
+        <w:t>1)</w:t>
       </w:r>
       <w:r>
         <w:rPr>
@@ -3381,11 +3541,11 @@
           <w:iCs/>
           <w:color w:val="auto"/>
           <w:szCs w:val="28"/>
-          <w:vertAlign w:val="subscript"/>
-          <w:lang w:eastAsia="zh-CN"/>
-        </w:rPr>
-        <w:t>1</w:t>
-      </w:r>
+          <w:lang w:val="en-US" w:eastAsia="zh-CN"/>
+        </w:rPr>
+        <w:t>g</w:t>
+      </w:r>
+      <w:proofErr w:type="gramEnd"/>
       <w:r>
         <w:rPr>
           <w:rFonts w:eastAsia="SimSun"/>
@@ -3393,9 +3553,10 @@
           <w:iCs/>
           <w:color w:val="auto"/>
           <w:szCs w:val="28"/>
+          <w:vertAlign w:val="subscript"/>
           <w:lang w:eastAsia="zh-CN"/>
         </w:rPr>
-        <w:t xml:space="preserve"> + </w:t>
+        <w:t>1</w:t>
       </w:r>
       <w:r>
         <w:rPr>
@@ -3404,10 +3565,23 @@
           <w:iCs/>
           <w:color w:val="auto"/>
           <w:szCs w:val="28"/>
+          <w:lang w:eastAsia="zh-CN"/>
+        </w:rPr>
+        <w:t xml:space="preserve"> + </w:t>
+      </w:r>
+      <w:proofErr w:type="spellStart"/>
+      <w:r>
+        <w:rPr>
+          <w:rFonts w:eastAsia="SimSun"/>
+          <w:i/>
+          <w:iCs/>
+          <w:color w:val="auto"/>
+          <w:szCs w:val="28"/>
           <w:lang w:val="en-US" w:eastAsia="zh-CN"/>
         </w:rPr>
         <w:t>nW</w:t>
       </w:r>
+      <w:proofErr w:type="spellEnd"/>
       <w:r>
         <w:rPr>
           <w:rFonts w:eastAsia="SimSun"/>
@@ -3742,7 +3916,23 @@
           <w:szCs w:val="28"/>
           <w:lang w:val="en-US"/>
         </w:rPr>
-        <w:t xml:space="preserve"> WindowsForms </w:t>
+        <w:t xml:space="preserve"> </w:t>
+      </w:r>
+      <w:proofErr w:type="spellStart"/>
+      <w:r>
+        <w:rPr>
+          <w:szCs w:val="28"/>
+          <w:lang w:val="en-US"/>
+        </w:rPr>
+        <w:t>WindowsForms</w:t>
+      </w:r>
+      <w:proofErr w:type="spellEnd"/>
+      <w:r>
+        <w:rPr>
+          <w:szCs w:val="28"/>
+          <w:lang w:val="en-US"/>
+        </w:rPr>
+        <w:t xml:space="preserve"> </w:t>
       </w:r>
       <w:r>
         <w:rPr>
@@ -3862,7 +4052,23 @@
           <w:szCs w:val="28"/>
           <w:lang w:val="en-US"/>
         </w:rPr>
-        <w:t xml:space="preserve"> StyleCop.Analyzers 1.1.118;</w:t>
+        <w:t xml:space="preserve"> </w:t>
+      </w:r>
+      <w:proofErr w:type="spellStart"/>
+      <w:r>
+        <w:rPr>
+          <w:szCs w:val="28"/>
+          <w:lang w:val="en-US"/>
+        </w:rPr>
+        <w:t>StyleCop.Analyzers</w:t>
+      </w:r>
+      <w:proofErr w:type="spellEnd"/>
+      <w:r>
+        <w:rPr>
+          <w:szCs w:val="28"/>
+          <w:lang w:val="en-US"/>
+        </w:rPr>
+        <w:t xml:space="preserve"> 1.1.118;</w:t>
       </w:r>
     </w:p>
     <w:p>
@@ -3885,11 +4091,21 @@
         </w:rPr>
         <w:t xml:space="preserve"> </w:t>
       </w:r>
-      <w:r>
-        <w:rPr>
-          <w:lang w:val="en-US"/>
-        </w:rPr>
-        <w:t>StyleCop.Analyzers.Unstable 1.2.0.556;</w:t>
+      <w:proofErr w:type="spellStart"/>
+      <w:proofErr w:type="gramStart"/>
+      <w:r>
+        <w:rPr>
+          <w:lang w:val="en-US"/>
+        </w:rPr>
+        <w:t>StyleCop.Analyzers.Unstable</w:t>
+      </w:r>
+      <w:proofErr w:type="spellEnd"/>
+      <w:proofErr w:type="gramEnd"/>
+      <w:r>
+        <w:rPr>
+          <w:lang w:val="en-US"/>
+        </w:rPr>
+        <w:t xml:space="preserve"> 1.2.0.556;</w:t>
       </w:r>
     </w:p>
     <w:p>
@@ -3912,11 +4128,19 @@
         </w:rPr>
         <w:t xml:space="preserve"> </w:t>
       </w:r>
-      <w:r>
-        <w:rPr>
-          <w:lang w:val="en-US"/>
-        </w:rPr>
-        <w:t>NUnit 3.14.0;</w:t>
+      <w:proofErr w:type="spellStart"/>
+      <w:r>
+        <w:rPr>
+          <w:lang w:val="en-US"/>
+        </w:rPr>
+        <w:t>NUnit</w:t>
+      </w:r>
+      <w:proofErr w:type="spellEnd"/>
+      <w:r>
+        <w:rPr>
+          <w:lang w:val="en-US"/>
+        </w:rPr>
+        <w:t xml:space="preserve"> 3.14.0;</w:t>
       </w:r>
     </w:p>
     <w:p>
@@ -4014,7 +4238,15 @@
         <w:t xml:space="preserve"> 4.7.2, </w:t>
       </w:r>
       <w:r>
-        <w:t>программной платформе основанной на сервероцентрической модели.</w:t>
+        <w:t xml:space="preserve">программной платформе основанной на </w:t>
+      </w:r>
+      <w:proofErr w:type="spellStart"/>
+      <w:r>
+        <w:t>сервероцентрической</w:t>
+      </w:r>
+      <w:proofErr w:type="spellEnd"/>
+      <w:r>
+        <w:t xml:space="preserve"> модели.</w:t>
       </w:r>
     </w:p>
     <w:p>
@@ -4358,6 +4590,7 @@
           <w:szCs w:val="28"/>
         </w:rPr>
       </w:pPr>
+      <w:proofErr w:type="spellStart"/>
       <w:r>
         <w:rPr>
           <w:szCs w:val="28"/>
@@ -4365,6 +4598,7 @@
         </w:rPr>
         <w:t>StyleCop</w:t>
       </w:r>
+      <w:proofErr w:type="spellEnd"/>
       <w:r>
         <w:rPr>
           <w:szCs w:val="28"/>
@@ -4426,6 +4660,7 @@
           <w:szCs w:val="28"/>
         </w:rPr>
       </w:pPr>
+      <w:proofErr w:type="spellStart"/>
       <w:r>
         <w:rPr>
           <w:szCs w:val="28"/>
@@ -4433,6 +4668,7 @@
         </w:rPr>
         <w:t>NUnit</w:t>
       </w:r>
+      <w:proofErr w:type="spellEnd"/>
       <w:r>
         <w:rPr>
           <w:szCs w:val="28"/>
@@ -4443,7 +4679,21 @@
         <w:rPr>
           <w:szCs w:val="28"/>
         </w:rPr>
-        <w:t xml:space="preserve">− фреймфорк для модульного тестирования всех языков </w:t>
+        <w:t xml:space="preserve">− </w:t>
+      </w:r>
+      <w:proofErr w:type="spellStart"/>
+      <w:r>
+        <w:rPr>
+          <w:szCs w:val="28"/>
+        </w:rPr>
+        <w:t>фреймфорк</w:t>
+      </w:r>
+      <w:proofErr w:type="spellEnd"/>
+      <w:r>
+        <w:rPr>
+          <w:szCs w:val="28"/>
+        </w:rPr>
+        <w:t xml:space="preserve"> для модульного тестирования всех языков </w:t>
       </w:r>
       <w:r>
         <w:rPr>
@@ -4870,12 +5120,37 @@
         <w:lastRenderedPageBreak/>
         <w:t xml:space="preserve">Второй аналог. </w:t>
       </w:r>
-      <w:r>
-        <w:rPr>
-          <w:rFonts w:eastAsia="SimSun"/>
-          <w:szCs w:val="28"/>
-        </w:rPr>
-        <w:t>SolidWorks предлагает возможности для создания вертикальных лестниц через модуль Weldment [</w:t>
+      <w:proofErr w:type="spellStart"/>
+      <w:r>
+        <w:rPr>
+          <w:rFonts w:eastAsia="SimSun"/>
+          <w:szCs w:val="28"/>
+        </w:rPr>
+        <w:t>SolidWorks</w:t>
+      </w:r>
+      <w:proofErr w:type="spellEnd"/>
+      <w:r>
+        <w:rPr>
+          <w:rFonts w:eastAsia="SimSun"/>
+          <w:szCs w:val="28"/>
+        </w:rPr>
+        <w:t xml:space="preserve"> предлагает возможности для создания вертикальных лестниц через модуль </w:t>
+      </w:r>
+      <w:proofErr w:type="spellStart"/>
+      <w:r>
+        <w:rPr>
+          <w:rFonts w:eastAsia="SimSun"/>
+          <w:szCs w:val="28"/>
+        </w:rPr>
+        <w:t>Weldment</w:t>
+      </w:r>
+      <w:proofErr w:type="spellEnd"/>
+      <w:r>
+        <w:rPr>
+          <w:rFonts w:eastAsia="SimSun"/>
+          <w:szCs w:val="28"/>
+        </w:rPr>
+        <w:t xml:space="preserve"> [</w:t>
       </w:r>
       <w:r>
         <w:rPr>
@@ -4889,7 +5164,23 @@
           <w:rFonts w:eastAsia="SimSun"/>
           <w:szCs w:val="28"/>
         </w:rPr>
-        <w:t>], который специально разработан для работы с металлоконструкциями. Этот инструмент предоставляет возможность проектировать каркасные конструкции, такие как пожарные лестницы и промышленные стремянки. Weldment включает набор стандартных профилей, из которых можно создать конструкцию лестницы, добавляя нужные элементы, такие как ступени и поручни.</w:t>
+        <w:t xml:space="preserve">], который специально разработан для работы с металлоконструкциями. Этот инструмент предоставляет возможность проектировать каркасные конструкции, такие как пожарные лестницы и промышленные стремянки. </w:t>
+      </w:r>
+      <w:proofErr w:type="spellStart"/>
+      <w:r>
+        <w:rPr>
+          <w:rFonts w:eastAsia="SimSun"/>
+          <w:szCs w:val="28"/>
+        </w:rPr>
+        <w:t>Weldment</w:t>
+      </w:r>
+      <w:proofErr w:type="spellEnd"/>
+      <w:r>
+        <w:rPr>
+          <w:rFonts w:eastAsia="SimSun"/>
+          <w:szCs w:val="28"/>
+        </w:rPr>
+        <w:t xml:space="preserve"> включает набор стандартных профилей, из которых можно создать конструкцию лестницы, добавляя нужные элементы, такие как ступени и поручни.</w:t>
       </w:r>
     </w:p>
     <w:p>
@@ -5027,7 +5318,49 @@
         <w:rPr>
           <w:szCs w:val="28"/>
         </w:rPr>
-        <w:t>UML (Unified Modeling Language) — стандартный язык для описания, визуализации, проектирования и документации элементов информационных систем [</w:t>
+        <w:t>UML (</w:t>
+      </w:r>
+      <w:proofErr w:type="spellStart"/>
+      <w:r>
+        <w:rPr>
+          <w:szCs w:val="28"/>
+        </w:rPr>
+        <w:t>Unified</w:t>
+      </w:r>
+      <w:proofErr w:type="spellEnd"/>
+      <w:r>
+        <w:rPr>
+          <w:szCs w:val="28"/>
+        </w:rPr>
+        <w:t xml:space="preserve"> </w:t>
+      </w:r>
+      <w:proofErr w:type="spellStart"/>
+      <w:r>
+        <w:rPr>
+          <w:szCs w:val="28"/>
+        </w:rPr>
+        <w:t>Modeling</w:t>
+      </w:r>
+      <w:proofErr w:type="spellEnd"/>
+      <w:r>
+        <w:rPr>
+          <w:szCs w:val="28"/>
+        </w:rPr>
+        <w:t xml:space="preserve"> </w:t>
+      </w:r>
+      <w:proofErr w:type="spellStart"/>
+      <w:r>
+        <w:rPr>
+          <w:szCs w:val="28"/>
+        </w:rPr>
+        <w:t>Language</w:t>
+      </w:r>
+      <w:proofErr w:type="spellEnd"/>
+      <w:r>
+        <w:rPr>
+          <w:szCs w:val="28"/>
+        </w:rPr>
+        <w:t>) — стандартный язык для описания, визуализации, проектирования и документации элементов информационных систем [</w:t>
       </w:r>
       <w:r>
         <w:rPr>
@@ -5092,9 +5425,9 @@
           <w:noProof/>
         </w:rPr>
         <w:drawing>
-          <wp:inline distT="0" distB="0" distL="0" distR="0" wp14:anchorId="5C118DCF" wp14:editId="2F6584DB">
-            <wp:extent cx="5419725" cy="5210175"/>
-            <wp:effectExtent l="0" t="0" r="9525" b="9525"/>
+          <wp:inline distT="0" distB="0" distL="0" distR="0" wp14:anchorId="5C118DCF" wp14:editId="6EA74B79">
+            <wp:extent cx="5419725" cy="5467350"/>
+            <wp:effectExtent l="0" t="0" r="9525" b="0"/>
             <wp:docPr id="14" name="Рисунок 14"/>
             <wp:cNvGraphicFramePr>
               <a:graphicFrameLocks xmlns:a="http://schemas.openxmlformats.org/drawingml/2006/main" noChangeAspect="1"/>
@@ -5124,7 +5457,7 @@
                   <pic:spPr bwMode="auto">
                     <a:xfrm>
                       <a:off x="0" y="0"/>
-                      <a:ext cx="5455770" cy="5244826"/>
+                      <a:ext cx="5455771" cy="5503713"/>
                     </a:xfrm>
                     <a:prstGeom prst="rect">
                       <a:avLst/>
@@ -5176,14 +5509,20 @@
     </w:p>
     <w:p>
       <w:pPr>
+        <w:spacing w:after="0" w:line="240" w:lineRule="auto"/>
         <w:ind w:firstLine="0"/>
-      </w:pPr>
-    </w:p>
-    <w:p>
-      <w:r>
-        <w:rPr>
-          <w:lang w:val="en-US"/>
-        </w:rPr>
+        <w:jc w:val="left"/>
+      </w:pPr>
+      <w:r>
+        <w:br w:type="page"/>
+      </w:r>
+    </w:p>
+    <w:p>
+      <w:r>
+        <w:rPr>
+          <w:lang w:val="en-US"/>
+        </w:rPr>
+        <w:lastRenderedPageBreak/>
         <w:t>UML</w:t>
       </w:r>
       <w:r>
@@ -5217,12 +5556,11 @@
         <w:rPr>
           <w:noProof/>
         </w:rPr>
-        <w:lastRenderedPageBreak/>
         <w:drawing>
-          <wp:inline distT="0" distB="0" distL="0" distR="0" wp14:anchorId="0B9AE958" wp14:editId="6D83A340">
-            <wp:extent cx="5981700" cy="4133850"/>
+          <wp:inline distT="0" distB="0" distL="0" distR="0" wp14:anchorId="3D0B1E72" wp14:editId="39DF515B">
+            <wp:extent cx="5986780" cy="3717925"/>
             <wp:effectExtent l="0" t="0" r="0" b="0"/>
-            <wp:docPr id="7" name="Рисунок 7"/>
+            <wp:docPr id="9" name="Рисунок 9"/>
             <wp:cNvGraphicFramePr>
               <a:graphicFrameLocks xmlns:a="http://schemas.openxmlformats.org/drawingml/2006/main" noChangeAspect="1"/>
             </wp:cNvGraphicFramePr>
@@ -5230,7 +5568,7 @@
               <a:graphicData uri="http://schemas.openxmlformats.org/drawingml/2006/picture">
                 <pic:pic xmlns:pic="http://schemas.openxmlformats.org/drawingml/2006/picture">
                   <pic:nvPicPr>
-                    <pic:cNvPr id="0" name="Picture 1"/>
+                    <pic:cNvPr id="0" name="Picture 2"/>
                     <pic:cNvPicPr>
                       <a:picLocks noChangeAspect="1" noChangeArrowheads="1"/>
                     </pic:cNvPicPr>
@@ -5238,15 +5576,6 @@
                   <pic:blipFill>
                     <a:blip r:embed="rId20">
                       <a:extLst>
-                        <a:ext uri="{BEBA8EAE-BF5A-486C-A8C5-ECC9F3942E4B}">
-                          <a14:imgProps xmlns:a14="http://schemas.microsoft.com/office/drawing/2010/main">
-                            <a14:imgLayer r:embed="rId21">
-                              <a14:imgEffect>
-                                <a14:sharpenSoften amount="50000"/>
-                              </a14:imgEffect>
-                            </a14:imgLayer>
-                          </a14:imgProps>
-                        </a:ext>
                         <a:ext uri="{28A0092B-C50C-407E-A947-70E740481C1C}">
                           <a14:useLocalDpi xmlns:a14="http://schemas.microsoft.com/office/drawing/2010/main" val="0"/>
                         </a:ext>
@@ -5260,7 +5589,7 @@
                   <pic:spPr bwMode="auto">
                     <a:xfrm>
                       <a:off x="0" y="0"/>
-                      <a:ext cx="5981700" cy="4133850"/>
+                      <a:ext cx="5986780" cy="3717925"/>
                     </a:xfrm>
                     <a:prstGeom prst="rect">
                       <a:avLst/>
@@ -5320,6 +5649,11 @@
     </w:p>
     <w:p>
       <w:pPr>
+        <w:ind w:right="59" w:firstLine="708"/>
+      </w:pPr>
+    </w:p>
+    <w:p>
+      <w:pPr>
         <w:spacing w:line="240" w:lineRule="auto"/>
         <w:ind w:right="59" w:firstLine="0"/>
         <w:rPr>
@@ -5362,6 +5696,7 @@
         </w:rPr>
         <w:t xml:space="preserve">Свойства класса </w:t>
       </w:r>
+      <w:proofErr w:type="spellStart"/>
       <w:r>
         <w:rPr>
           <w:szCs w:val="28"/>
@@ -5369,6 +5704,7 @@
         </w:rPr>
         <w:t>MainForm</w:t>
       </w:r>
+      <w:proofErr w:type="spellEnd"/>
     </w:p>
     <w:tbl>
       <w:tblPr>
@@ -5395,6 +5731,9 @@
         <w:gridCol w:w="5740"/>
       </w:tblGrid>
       <w:tr>
+        <w:trPr>
+          <w:trHeight w:val="543"/>
+        </w:trPr>
         <w:tc>
           <w:tcPr>
             <w:tcW w:w="1644" w:type="dxa"/>
@@ -5469,6 +5808,9 @@
         </w:tc>
       </w:tr>
       <w:tr>
+        <w:trPr>
+          <w:trHeight w:val="551"/>
+        </w:trPr>
         <w:tc>
           <w:tcPr>
             <w:tcW w:w="1644" w:type="dxa"/>
@@ -5551,6 +5893,9 @@
         </w:tc>
       </w:tr>
       <w:tr>
+        <w:trPr>
+          <w:trHeight w:val="559"/>
+        </w:trPr>
         <w:tc>
           <w:tcPr>
             <w:tcW w:w="1644" w:type="dxa"/>
@@ -5699,6 +6044,7 @@
         </w:rPr>
         <w:t xml:space="preserve">− Методы класса </w:t>
       </w:r>
+      <w:proofErr w:type="spellStart"/>
       <w:r>
         <w:rPr>
           <w:szCs w:val="28"/>
@@ -5706,6 +6052,7 @@
         </w:rPr>
         <w:t>MainForm</w:t>
       </w:r>
+      <w:proofErr w:type="spellEnd"/>
     </w:p>
     <w:tbl>
       <w:tblPr>
@@ -5843,6 +6190,7 @@
                 <w:lang w:val="en-US"/>
               </w:rPr>
             </w:pPr>
+            <w:proofErr w:type="spellStart"/>
             <w:r>
               <w:rPr>
                 <w:sz w:val="24"/>
@@ -5851,6 +6199,7 @@
               </w:rPr>
               <w:t>MainForm</w:t>
             </w:r>
+            <w:proofErr w:type="spellEnd"/>
           </w:p>
         </w:tc>
         <w:tc>
@@ -5922,6 +6271,7 @@
               </w:rPr>
               <w:t xml:space="preserve">Конструктор </w:t>
             </w:r>
+            <w:proofErr w:type="spellStart"/>
             <w:r>
               <w:rPr>
                 <w:sz w:val="24"/>
@@ -5930,6 +6280,7 @@
               </w:rPr>
               <w:t>MainForm</w:t>
             </w:r>
+            <w:proofErr w:type="spellEnd"/>
           </w:p>
         </w:tc>
       </w:tr>
@@ -5949,6 +6300,7 @@
                 <w:lang w:val="en-US"/>
               </w:rPr>
             </w:pPr>
+            <w:proofErr w:type="spellStart"/>
             <w:r>
               <w:rPr>
                 <w:sz w:val="24"/>
@@ -5957,6 +6309,7 @@
               </w:rPr>
               <w:t>BuildModel</w:t>
             </w:r>
+            <w:proofErr w:type="spellEnd"/>
           </w:p>
         </w:tc>
         <w:tc>
@@ -6047,6 +6400,7 @@
                 <w:lang w:val="en-US"/>
               </w:rPr>
             </w:pPr>
+            <w:proofErr w:type="spellStart"/>
             <w:r>
               <w:rPr>
                 <w:sz w:val="24"/>
@@ -6055,6 +6409,7 @@
               </w:rPr>
               <w:t>SetColors</w:t>
             </w:r>
+            <w:proofErr w:type="spellEnd"/>
           </w:p>
         </w:tc>
         <w:tc>
@@ -6072,13 +6427,63 @@
                 <w:lang w:val="en-US"/>
               </w:rPr>
             </w:pPr>
-            <w:r>
-              <w:rPr>
-                <w:sz w:val="24"/>
-                <w:szCs w:val="24"/>
-              </w:rPr>
-              <w:t>TextBox, Parameter, int, string</w:t>
-            </w:r>
+            <w:proofErr w:type="spellStart"/>
+            <w:r>
+              <w:rPr>
+                <w:sz w:val="24"/>
+                <w:szCs w:val="24"/>
+              </w:rPr>
+              <w:t>TextBox</w:t>
+            </w:r>
+            <w:proofErr w:type="spellEnd"/>
+            <w:r>
+              <w:rPr>
+                <w:sz w:val="24"/>
+                <w:szCs w:val="24"/>
+              </w:rPr>
+              <w:t xml:space="preserve">, </w:t>
+            </w:r>
+            <w:proofErr w:type="spellStart"/>
+            <w:r>
+              <w:rPr>
+                <w:sz w:val="24"/>
+                <w:szCs w:val="24"/>
+              </w:rPr>
+              <w:t>Parameter</w:t>
+            </w:r>
+            <w:proofErr w:type="spellEnd"/>
+            <w:r>
+              <w:rPr>
+                <w:sz w:val="24"/>
+                <w:szCs w:val="24"/>
+              </w:rPr>
+              <w:t xml:space="preserve">, </w:t>
+            </w:r>
+            <w:proofErr w:type="spellStart"/>
+            <w:r>
+              <w:rPr>
+                <w:sz w:val="24"/>
+                <w:szCs w:val="24"/>
+              </w:rPr>
+              <w:t>int</w:t>
+            </w:r>
+            <w:proofErr w:type="spellEnd"/>
+            <w:r>
+              <w:rPr>
+                <w:sz w:val="24"/>
+                <w:szCs w:val="24"/>
+              </w:rPr>
+              <w:t xml:space="preserve">, </w:t>
+            </w:r>
+            <w:proofErr w:type="spellStart"/>
+            <w:r>
+              <w:rPr>
+                <w:sz w:val="24"/>
+                <w:szCs w:val="24"/>
+              </w:rPr>
+              <w:t>string</w:t>
+            </w:r>
+            <w:proofErr w:type="spellEnd"/>
           </w:p>
         </w:tc>
         <w:tc>
@@ -6177,13 +6582,31 @@
                 <w:lang w:val="en-US"/>
               </w:rPr>
             </w:pPr>
-            <w:r>
-              <w:rPr>
-                <w:sz w:val="24"/>
-                <w:szCs w:val="24"/>
-              </w:rPr>
-              <w:t>TextBox, ParameterType</w:t>
-            </w:r>
+            <w:proofErr w:type="spellStart"/>
+            <w:r>
+              <w:rPr>
+                <w:sz w:val="24"/>
+                <w:szCs w:val="24"/>
+              </w:rPr>
+              <w:t>TextBox</w:t>
+            </w:r>
+            <w:proofErr w:type="spellEnd"/>
+            <w:r>
+              <w:rPr>
+                <w:sz w:val="24"/>
+                <w:szCs w:val="24"/>
+              </w:rPr>
+              <w:t xml:space="preserve">, </w:t>
+            </w:r>
+            <w:proofErr w:type="spellStart"/>
+            <w:r>
+              <w:rPr>
+                <w:sz w:val="24"/>
+                <w:szCs w:val="24"/>
+              </w:rPr>
+              <w:t>ParameterType</w:t>
+            </w:r>
+            <w:proofErr w:type="spellEnd"/>
           </w:p>
         </w:tc>
         <w:tc>
@@ -6249,6 +6672,7 @@
                 <w:lang w:val="en-US"/>
               </w:rPr>
             </w:pPr>
+            <w:proofErr w:type="spellStart"/>
             <w:r>
               <w:rPr>
                 <w:sz w:val="24"/>
@@ -6257,6 +6681,7 @@
               </w:rPr>
               <w:t>ButtonInfo_Click</w:t>
             </w:r>
+            <w:proofErr w:type="spellEnd"/>
           </w:p>
         </w:tc>
         <w:tc>
@@ -6346,6 +6771,7 @@
                 <w:lang w:val="en-US"/>
               </w:rPr>
             </w:pPr>
+            <w:proofErr w:type="spellStart"/>
             <w:r>
               <w:rPr>
                 <w:sz w:val="24"/>
@@ -6354,6 +6780,7 @@
               </w:rPr>
               <w:t>MainForm_Load</w:t>
             </w:r>
+            <w:proofErr w:type="spellEnd"/>
           </w:p>
         </w:tc>
         <w:tc>
@@ -6443,6 +6870,7 @@
                 <w:lang w:val="en-US"/>
               </w:rPr>
             </w:pPr>
+            <w:proofErr w:type="spellStart"/>
             <w:r>
               <w:rPr>
                 <w:sz w:val="24"/>
@@ -6451,6 +6879,7 @@
               </w:rPr>
               <w:t>TextBoxTotalHeight_Leave</w:t>
             </w:r>
+            <w:proofErr w:type="spellEnd"/>
           </w:p>
         </w:tc>
         <w:tc>
@@ -6519,8 +6948,17 @@
                 <w:sz w:val="24"/>
                 <w:szCs w:val="24"/>
               </w:rPr>
-              <w:t>Обработчик выхода из текстбокса</w:t>
-            </w:r>
+              <w:t xml:space="preserve">Обработчик выхода из </w:t>
+            </w:r>
+            <w:proofErr w:type="spellStart"/>
+            <w:r>
+              <w:rPr>
+                <w:sz w:val="24"/>
+                <w:szCs w:val="24"/>
+              </w:rPr>
+              <w:t>текстбокса</w:t>
+            </w:r>
+            <w:proofErr w:type="spellEnd"/>
             <w:r>
               <w:rPr>
                 <w:sz w:val="24"/>
@@ -6547,6 +6985,7 @@
                 <w:lang w:val="en-US"/>
               </w:rPr>
             </w:pPr>
+            <w:proofErr w:type="spellStart"/>
             <w:r>
               <w:rPr>
                 <w:sz w:val="24"/>
@@ -6555,6 +6994,7 @@
               </w:rPr>
               <w:t>TextBoxOneChained_Leave</w:t>
             </w:r>
+            <w:proofErr w:type="spellEnd"/>
           </w:p>
         </w:tc>
         <w:tc>
@@ -6623,8 +7063,17 @@
                 <w:sz w:val="24"/>
                 <w:szCs w:val="24"/>
               </w:rPr>
-              <w:t>Обработчик выхода из текстбокса</w:t>
-            </w:r>
+              <w:t xml:space="preserve">Обработчик выхода из </w:t>
+            </w:r>
+            <w:proofErr w:type="spellStart"/>
+            <w:r>
+              <w:rPr>
+                <w:sz w:val="24"/>
+                <w:szCs w:val="24"/>
+              </w:rPr>
+              <w:t>текстбокса</w:t>
+            </w:r>
+            <w:proofErr w:type="spellEnd"/>
           </w:p>
         </w:tc>
       </w:tr>
@@ -6644,6 +7093,7 @@
                 <w:lang w:val="en-US"/>
               </w:rPr>
             </w:pPr>
+            <w:proofErr w:type="spellStart"/>
             <w:r>
               <w:rPr>
                 <w:sz w:val="24"/>
@@ -6652,6 +7102,7 @@
               </w:rPr>
               <w:t>TextBoxStepsWidth_Leave</w:t>
             </w:r>
+            <w:proofErr w:type="spellEnd"/>
           </w:p>
         </w:tc>
         <w:tc>
@@ -6721,7 +7172,23 @@
                 <w:sz w:val="24"/>
                 <w:szCs w:val="24"/>
               </w:rPr>
-              <w:t>Обработчик выхода из текстбокса ширины ступеней</w:t>
+              <w:t xml:space="preserve">Обработчик выхода из </w:t>
+            </w:r>
+            <w:proofErr w:type="spellStart"/>
+            <w:r>
+              <w:rPr>
+                <w:sz w:val="24"/>
+                <w:szCs w:val="24"/>
+              </w:rPr>
+              <w:t>текстбокса</w:t>
+            </w:r>
+            <w:proofErr w:type="spellEnd"/>
+            <w:r>
+              <w:rPr>
+                <w:sz w:val="24"/>
+                <w:szCs w:val="24"/>
+              </w:rPr>
+              <w:t xml:space="preserve"> ширины ступеней</w:t>
             </w:r>
           </w:p>
         </w:tc>
@@ -6742,6 +7209,7 @@
                 <w:lang w:val="en-US"/>
               </w:rPr>
             </w:pPr>
+            <w:proofErr w:type="spellStart"/>
             <w:r>
               <w:rPr>
                 <w:sz w:val="24"/>
@@ -6750,6 +7218,7 @@
               </w:rPr>
               <w:t>AboutForm</w:t>
             </w:r>
+            <w:proofErr w:type="spellEnd"/>
           </w:p>
         </w:tc>
         <w:tc>
@@ -7553,6 +8022,9 @@
         </w:tc>
       </w:tr>
       <w:tr>
+        <w:trPr>
+          <w:trHeight w:val="477"/>
+        </w:trPr>
         <w:tc>
           <w:tcPr>
             <w:tcW w:w="4697" w:type="dxa"/>
@@ -7625,6 +8097,9 @@
         </w:tc>
       </w:tr>
       <w:tr>
+        <w:trPr>
+          <w:trHeight w:val="542"/>
+        </w:trPr>
         <w:tc>
           <w:tcPr>
             <w:tcW w:w="4697" w:type="dxa"/>
@@ -7763,13 +8238,23 @@
                 <w:lang w:val="en-US"/>
               </w:rPr>
             </w:pPr>
-            <w:r>
-              <w:rPr>
-                <w:sz w:val="24"/>
-                <w:szCs w:val="24"/>
-                <w:lang w:val="en-US"/>
-              </w:rPr>
-              <w:t>ParameterType,</w:t>
+            <w:proofErr w:type="spellStart"/>
+            <w:r>
+              <w:rPr>
+                <w:sz w:val="24"/>
+                <w:szCs w:val="24"/>
+                <w:lang w:val="en-US"/>
+              </w:rPr>
+              <w:t>ParameterType</w:t>
+            </w:r>
+            <w:proofErr w:type="spellEnd"/>
+            <w:r>
+              <w:rPr>
+                <w:sz w:val="24"/>
+                <w:szCs w:val="24"/>
+                <w:lang w:val="en-US"/>
+              </w:rPr>
+              <w:t>,</w:t>
             </w:r>
           </w:p>
           <w:p>
@@ -7854,6 +8339,7 @@
           <w:lang w:val="en-US"/>
         </w:rPr>
       </w:pPr>
+      <w:bookmarkStart w:id="7" w:name="_Hlk187601379"/>
       <w:r>
         <w:rPr>
           <w:szCs w:val="28"/>
@@ -8112,6 +8598,7 @@
                 <w:lang w:val="en-US"/>
               </w:rPr>
             </w:pPr>
+            <w:proofErr w:type="spellStart"/>
             <w:r>
               <w:rPr>
                 <w:sz w:val="24"/>
@@ -8120,6 +8607,7 @@
               </w:rPr>
               <w:t>ValidateParameters</w:t>
             </w:r>
+            <w:proofErr w:type="spellEnd"/>
           </w:p>
         </w:tc>
         <w:tc>
@@ -8184,12 +8672,21 @@
                 <w:szCs w:val="24"/>
               </w:rPr>
             </w:pPr>
-            <w:r>
-              <w:rPr>
-                <w:sz w:val="24"/>
-                <w:szCs w:val="24"/>
-              </w:rPr>
-              <w:t>Валидирует зависимые параметры</w:t>
+            <w:proofErr w:type="spellStart"/>
+            <w:r>
+              <w:rPr>
+                <w:sz w:val="24"/>
+                <w:szCs w:val="24"/>
+              </w:rPr>
+              <w:t>Валидирует</w:t>
+            </w:r>
+            <w:proofErr w:type="spellEnd"/>
+            <w:r>
+              <w:rPr>
+                <w:sz w:val="24"/>
+                <w:szCs w:val="24"/>
+              </w:rPr>
+              <w:t xml:space="preserve"> зависимые параметры</w:t>
             </w:r>
           </w:p>
         </w:tc>
@@ -8213,6 +8710,7 @@
                 <w:lang w:val="en-US"/>
               </w:rPr>
             </w:pPr>
+            <w:proofErr w:type="spellStart"/>
             <w:r>
               <w:rPr>
                 <w:sz w:val="24"/>
@@ -8221,6 +8719,7 @@
               </w:rPr>
               <w:t>SetParameter</w:t>
             </w:r>
+            <w:proofErr w:type="spellEnd"/>
           </w:p>
         </w:tc>
         <w:tc>
@@ -8237,13 +8736,23 @@
                 <w:szCs w:val="24"/>
               </w:rPr>
             </w:pPr>
-            <w:r>
-              <w:rPr>
-                <w:sz w:val="24"/>
-                <w:szCs w:val="24"/>
-                <w:lang w:val="en-US"/>
-              </w:rPr>
-              <w:t>ParameterType, Parameter</w:t>
+            <w:proofErr w:type="spellStart"/>
+            <w:r>
+              <w:rPr>
+                <w:sz w:val="24"/>
+                <w:szCs w:val="24"/>
+                <w:lang w:val="en-US"/>
+              </w:rPr>
+              <w:t>ParameterType</w:t>
+            </w:r>
+            <w:proofErr w:type="spellEnd"/>
+            <w:r>
+              <w:rPr>
+                <w:sz w:val="24"/>
+                <w:szCs w:val="24"/>
+                <w:lang w:val="en-US"/>
+              </w:rPr>
+              <w:t>, Parameter</w:t>
             </w:r>
           </w:p>
         </w:tc>
@@ -8314,6 +8823,7 @@
                 <w:lang w:val="en-US"/>
               </w:rPr>
             </w:pPr>
+            <w:proofErr w:type="spellStart"/>
             <w:r>
               <w:rPr>
                 <w:sz w:val="24"/>
@@ -8322,6 +8832,7 @@
               </w:rPr>
               <w:t>AllParameters</w:t>
             </w:r>
+            <w:proofErr w:type="spellEnd"/>
           </w:p>
         </w:tc>
         <w:tc>
@@ -8383,13 +8894,23 @@
                 <w:lang w:val="en-US"/>
               </w:rPr>
             </w:pPr>
-            <w:r>
-              <w:rPr>
-                <w:sz w:val="24"/>
-                <w:szCs w:val="24"/>
-                <w:lang w:val="en-US"/>
-              </w:rPr>
-              <w:t>ParameterType, Parameter&gt;</w:t>
+            <w:proofErr w:type="spellStart"/>
+            <w:r>
+              <w:rPr>
+                <w:sz w:val="24"/>
+                <w:szCs w:val="24"/>
+                <w:lang w:val="en-US"/>
+              </w:rPr>
+              <w:t>ParameterType</w:t>
+            </w:r>
+            <w:proofErr w:type="spellEnd"/>
+            <w:r>
+              <w:rPr>
+                <w:sz w:val="24"/>
+                <w:szCs w:val="24"/>
+                <w:lang w:val="en-US"/>
+              </w:rPr>
+              <w:t>, Parameter&gt;</w:t>
             </w:r>
           </w:p>
         </w:tc>
@@ -8418,6 +8939,7 @@
         </w:tc>
       </w:tr>
     </w:tbl>
+    <w:bookmarkEnd w:id="7"/>
     <w:p>
       <w:pPr>
         <w:spacing w:line="240" w:lineRule="auto"/>
@@ -8448,7 +8970,301 @@
         <w:rPr>
           <w:szCs w:val="28"/>
         </w:rPr>
-        <w:t xml:space="preserve">Таблица 7.5 − Свойства класса </w:t>
+        <w:t>Таблица 7.</w:t>
+      </w:r>
+      <w:r>
+        <w:rPr>
+          <w:szCs w:val="28"/>
+        </w:rPr>
+        <w:t>5</w:t>
+      </w:r>
+      <w:r>
+        <w:rPr>
+          <w:szCs w:val="28"/>
+        </w:rPr>
+        <w:t xml:space="preserve"> − Методы класса </w:t>
+      </w:r>
+      <w:proofErr w:type="spellStart"/>
+      <w:r>
+        <w:rPr>
+          <w:szCs w:val="28"/>
+          <w:lang w:val="en-US"/>
+        </w:rPr>
+        <w:t>Parameters</w:t>
+      </w:r>
+      <w:r>
+        <w:rPr>
+          <w:szCs w:val="28"/>
+          <w:lang w:val="en-US"/>
+        </w:rPr>
+        <w:t>Exception</w:t>
+      </w:r>
+      <w:proofErr w:type="spellEnd"/>
+    </w:p>
+    <w:tbl>
+      <w:tblPr>
+        <w:tblStyle w:val="af"/>
+        <w:tblW w:w="9363" w:type="dxa"/>
+        <w:tblInd w:w="133" w:type="dxa"/>
+        <w:tblBorders>
+          <w:top w:val="single" w:sz="4" w:space="0" w:color="auto"/>
+          <w:left w:val="single" w:sz="4" w:space="0" w:color="auto"/>
+          <w:bottom w:val="single" w:sz="4" w:space="0" w:color="auto"/>
+          <w:right w:val="single" w:sz="4" w:space="0" w:color="auto"/>
+          <w:insideH w:val="single" w:sz="4" w:space="0" w:color="auto"/>
+          <w:insideV w:val="single" w:sz="4" w:space="0" w:color="auto"/>
+        </w:tblBorders>
+        <w:tblLayout w:type="fixed"/>
+        <w:tblCellMar>
+          <w:left w:w="108" w:type="dxa"/>
+          <w:right w:w="108" w:type="dxa"/>
+        </w:tblCellMar>
+        <w:tblLook w:val="04A0" w:firstRow="1" w:lastRow="0" w:firstColumn="1" w:lastColumn="0" w:noHBand="0" w:noVBand="1"/>
+      </w:tblPr>
+      <w:tblGrid>
+        <w:gridCol w:w="2414"/>
+        <w:gridCol w:w="1701"/>
+        <w:gridCol w:w="1843"/>
+        <w:gridCol w:w="3405"/>
+      </w:tblGrid>
+      <w:tr>
+        <w:trPr>
+          <w:trHeight w:val="586"/>
+        </w:trPr>
+        <w:tc>
+          <w:tcPr>
+            <w:tcW w:w="2414" w:type="dxa"/>
+          </w:tcPr>
+          <w:p>
+            <w:pPr>
+              <w:spacing w:line="240" w:lineRule="auto"/>
+              <w:ind w:right="59" w:firstLine="0"/>
+              <w:jc w:val="center"/>
+              <w:rPr>
+                <w:sz w:val="24"/>
+                <w:szCs w:val="24"/>
+              </w:rPr>
+            </w:pPr>
+            <w:r>
+              <w:rPr>
+                <w:sz w:val="24"/>
+                <w:szCs w:val="24"/>
+              </w:rPr>
+              <w:t>Название</w:t>
+            </w:r>
+          </w:p>
+        </w:tc>
+        <w:tc>
+          <w:tcPr>
+            <w:tcW w:w="1701" w:type="dxa"/>
+          </w:tcPr>
+          <w:p>
+            <w:pPr>
+              <w:spacing w:line="240" w:lineRule="auto"/>
+              <w:ind w:right="59" w:firstLine="0"/>
+              <w:jc w:val="center"/>
+              <w:rPr>
+                <w:sz w:val="24"/>
+                <w:szCs w:val="24"/>
+              </w:rPr>
+            </w:pPr>
+            <w:r>
+              <w:rPr>
+                <w:sz w:val="24"/>
+                <w:szCs w:val="24"/>
+              </w:rPr>
+              <w:t>Входные параметры</w:t>
+            </w:r>
+          </w:p>
+        </w:tc>
+        <w:tc>
+          <w:tcPr>
+            <w:tcW w:w="1843" w:type="dxa"/>
+          </w:tcPr>
+          <w:p>
+            <w:pPr>
+              <w:spacing w:line="240" w:lineRule="auto"/>
+              <w:ind w:right="59" w:firstLine="0"/>
+              <w:jc w:val="center"/>
+              <w:rPr>
+                <w:sz w:val="24"/>
+                <w:szCs w:val="24"/>
+              </w:rPr>
+            </w:pPr>
+            <w:r>
+              <w:rPr>
+                <w:sz w:val="24"/>
+                <w:szCs w:val="24"/>
+              </w:rPr>
+              <w:t>Выходные параметры</w:t>
+            </w:r>
+          </w:p>
+        </w:tc>
+        <w:tc>
+          <w:tcPr>
+            <w:tcW w:w="3405" w:type="dxa"/>
+          </w:tcPr>
+          <w:p>
+            <w:pPr>
+              <w:spacing w:line="240" w:lineRule="auto"/>
+              <w:ind w:right="59" w:firstLine="0"/>
+              <w:jc w:val="center"/>
+              <w:rPr>
+                <w:sz w:val="24"/>
+                <w:szCs w:val="24"/>
+              </w:rPr>
+            </w:pPr>
+            <w:r>
+              <w:rPr>
+                <w:sz w:val="24"/>
+                <w:szCs w:val="24"/>
+              </w:rPr>
+              <w:t>Описание</w:t>
+            </w:r>
+          </w:p>
+        </w:tc>
+      </w:tr>
+      <w:tr>
+        <w:trPr>
+          <w:trHeight w:val="728"/>
+        </w:trPr>
+        <w:tc>
+          <w:tcPr>
+            <w:tcW w:w="2414" w:type="dxa"/>
+          </w:tcPr>
+          <w:p>
+            <w:pPr>
+              <w:spacing w:line="240" w:lineRule="auto"/>
+              <w:ind w:right="59" w:firstLine="0"/>
+              <w:jc w:val="center"/>
+              <w:rPr>
+                <w:sz w:val="24"/>
+                <w:szCs w:val="24"/>
+                <w:lang w:val="en-US"/>
+              </w:rPr>
+            </w:pPr>
+            <w:proofErr w:type="spellStart"/>
+            <w:r>
+              <w:rPr>
+                <w:sz w:val="24"/>
+                <w:szCs w:val="24"/>
+                <w:lang w:val="en-US"/>
+              </w:rPr>
+              <w:t>ParametersException</w:t>
+            </w:r>
+            <w:proofErr w:type="spellEnd"/>
+          </w:p>
+        </w:tc>
+        <w:tc>
+          <w:tcPr>
+            <w:tcW w:w="1701" w:type="dxa"/>
+          </w:tcPr>
+          <w:p>
+            <w:pPr>
+              <w:spacing w:line="240" w:lineRule="auto"/>
+              <w:ind w:right="59" w:firstLine="0"/>
+              <w:jc w:val="center"/>
+              <w:rPr>
+                <w:sz w:val="24"/>
+                <w:szCs w:val="24"/>
+                <w:lang w:val="en-US"/>
+              </w:rPr>
+            </w:pPr>
+            <w:r>
+              <w:rPr>
+                <w:sz w:val="24"/>
+                <w:szCs w:val="24"/>
+                <w:lang w:val="en-US"/>
+              </w:rPr>
+              <w:t>string</w:t>
+            </w:r>
+          </w:p>
+        </w:tc>
+        <w:tc>
+          <w:tcPr>
+            <w:tcW w:w="1843" w:type="dxa"/>
+          </w:tcPr>
+          <w:p>
+            <w:pPr>
+              <w:spacing w:line="240" w:lineRule="auto"/>
+              <w:ind w:right="59" w:firstLine="0"/>
+              <w:jc w:val="center"/>
+              <w:rPr>
+                <w:sz w:val="24"/>
+                <w:szCs w:val="24"/>
+                <w:lang w:val="en-US"/>
+              </w:rPr>
+            </w:pPr>
+            <w:r>
+              <w:rPr>
+                <w:sz w:val="24"/>
+                <w:szCs w:val="24"/>
+              </w:rPr>
+              <w:t>−</w:t>
+            </w:r>
+          </w:p>
+        </w:tc>
+        <w:tc>
+          <w:tcPr>
+            <w:tcW w:w="3405" w:type="dxa"/>
+          </w:tcPr>
+          <w:p>
+            <w:pPr>
+              <w:spacing w:line="240" w:lineRule="auto"/>
+              <w:ind w:right="59" w:firstLine="0"/>
+              <w:jc w:val="center"/>
+              <w:rPr>
+                <w:sz w:val="24"/>
+                <w:szCs w:val="24"/>
+              </w:rPr>
+            </w:pPr>
+            <w:r>
+              <w:rPr>
+                <w:sz w:val="24"/>
+                <w:szCs w:val="24"/>
+              </w:rPr>
+              <w:t>Конструктор класса</w:t>
+            </w:r>
+          </w:p>
+        </w:tc>
+      </w:tr>
+    </w:tbl>
+    <w:p>
+      <w:pPr>
+        <w:spacing w:line="240" w:lineRule="auto"/>
+        <w:ind w:right="59" w:firstLine="0"/>
+        <w:rPr>
+          <w:sz w:val="24"/>
+          <w:szCs w:val="24"/>
+        </w:rPr>
+      </w:pPr>
+    </w:p>
+    <w:p>
+      <w:pPr>
+        <w:spacing w:line="240" w:lineRule="auto"/>
+        <w:ind w:right="59" w:firstLine="708"/>
+        <w:rPr>
+          <w:szCs w:val="28"/>
+          <w:lang w:val="en-US"/>
+        </w:rPr>
+      </w:pPr>
+      <w:r>
+        <w:rPr>
+          <w:szCs w:val="28"/>
+        </w:rPr>
+        <w:t>Таблица 7.</w:t>
+      </w:r>
+      <w:r>
+        <w:rPr>
+          <w:szCs w:val="28"/>
+        </w:rPr>
+        <w:t>6</w:t>
+      </w:r>
+      <w:r>
+        <w:rPr>
+          <w:szCs w:val="28"/>
+        </w:rPr>
+        <w:t xml:space="preserve"> − Свойства класса </w:t>
       </w:r>
       <w:r>
         <w:rPr>
@@ -8903,7 +9719,19 @@
         <w:rPr>
           <w:szCs w:val="28"/>
         </w:rPr>
-        <w:t xml:space="preserve">Таблица 7.6 − Методы класса </w:t>
+        <w:t>Таблица 7.</w:t>
+      </w:r>
+      <w:r>
+        <w:rPr>
+          <w:szCs w:val="28"/>
+        </w:rPr>
+        <w:t>7</w:t>
+      </w:r>
+      <w:r>
+        <w:rPr>
+          <w:szCs w:val="28"/>
+        </w:rPr>
+        <w:t xml:space="preserve"> − Методы класса </w:t>
       </w:r>
       <w:r>
         <w:rPr>
@@ -9103,6 +9931,7 @@
                 <w:lang w:val="en-US"/>
               </w:rPr>
             </w:pPr>
+            <w:proofErr w:type="spellStart"/>
             <w:r>
               <w:rPr>
                 <w:sz w:val="24"/>
@@ -9119,6 +9948,7 @@
               </w:rPr>
               <w:t>Ladder</w:t>
             </w:r>
+            <w:proofErr w:type="spellEnd"/>
           </w:p>
         </w:tc>
         <w:tc>
@@ -9172,6 +10002,86 @@
                 <w:szCs w:val="24"/>
               </w:rPr>
               <w:t>лестницы</w:t>
+            </w:r>
+          </w:p>
+        </w:tc>
+      </w:tr>
+      <w:tr>
+        <w:trPr>
+          <w:trHeight w:val="361"/>
+        </w:trPr>
+        <w:tc>
+          <w:tcPr>
+            <w:tcW w:w="2095" w:type="dxa"/>
+          </w:tcPr>
+          <w:p>
+            <w:pPr>
+              <w:spacing w:line="240" w:lineRule="auto"/>
+              <w:ind w:right="59" w:firstLine="0"/>
+              <w:jc w:val="center"/>
+              <w:rPr>
+                <w:sz w:val="24"/>
+                <w:szCs w:val="24"/>
+                <w:lang w:val="en-US"/>
+              </w:rPr>
+            </w:pPr>
+            <w:proofErr w:type="spellStart"/>
+            <w:r>
+              <w:rPr>
+                <w:sz w:val="24"/>
+                <w:szCs w:val="24"/>
+                <w:lang w:val="en-US"/>
+              </w:rPr>
+              <w:t>BuildStepLadder</w:t>
+            </w:r>
+            <w:proofErr w:type="spellEnd"/>
+          </w:p>
+        </w:tc>
+        <w:tc>
+          <w:tcPr>
+            <w:tcW w:w="2051" w:type="dxa"/>
+          </w:tcPr>
+          <w:p>
+            <w:pPr>
+              <w:spacing w:line="240" w:lineRule="auto"/>
+              <w:ind w:right="59" w:firstLine="0"/>
+              <w:jc w:val="center"/>
+              <w:rPr>
+                <w:sz w:val="24"/>
+                <w:szCs w:val="24"/>
+                <w:lang w:val="en-US"/>
+              </w:rPr>
+            </w:pPr>
+            <w:r>
+              <w:rPr>
+                <w:sz w:val="24"/>
+                <w:szCs w:val="24"/>
+                <w:lang w:val="en-US"/>
+              </w:rPr>
+              <w:t>Parameters</w:t>
+            </w:r>
+          </w:p>
+        </w:tc>
+        <w:tc>
+          <w:tcPr>
+            <w:tcW w:w="5218" w:type="dxa"/>
+          </w:tcPr>
+          <w:p>
+            <w:pPr>
+              <w:spacing w:line="240" w:lineRule="auto"/>
+              <w:ind w:right="59" w:firstLine="0"/>
+              <w:jc w:val="center"/>
+              <w:rPr>
+                <w:sz w:val="24"/>
+                <w:szCs w:val="24"/>
+              </w:rPr>
+            </w:pPr>
+            <w:r>
+              <w:rPr>
+                <w:sz w:val="24"/>
+                <w:szCs w:val="24"/>
+              </w:rPr>
+              <w:t>Построение стремянки</w:t>
             </w:r>
           </w:p>
         </w:tc>
@@ -9200,7 +10110,19 @@
         <w:rPr>
           <w:szCs w:val="28"/>
         </w:rPr>
-        <w:t>Таблица 7.7 −</w:t>
+        <w:t>Таблица 7.</w:t>
+      </w:r>
+      <w:r>
+        <w:rPr>
+          <w:szCs w:val="28"/>
+        </w:rPr>
+        <w:t>8</w:t>
+      </w:r>
+      <w:r>
+        <w:rPr>
+          <w:szCs w:val="28"/>
+        </w:rPr>
+        <w:t xml:space="preserve"> −</w:t>
       </w:r>
       <w:r>
         <w:rPr>
@@ -9349,8 +10271,18 @@
                 <w:szCs w:val="24"/>
                 <w:lang w:val="en-US"/>
               </w:rPr>
-              <w:t>_maxValue</w:t>
-            </w:r>
+              <w:t>_</w:t>
+            </w:r>
+            <w:proofErr w:type="spellStart"/>
+            <w:r>
+              <w:rPr>
+                <w:sz w:val="24"/>
+                <w:szCs w:val="24"/>
+                <w:lang w:val="en-US"/>
+              </w:rPr>
+              <w:t>maxValue</w:t>
+            </w:r>
+            <w:proofErr w:type="spellEnd"/>
           </w:p>
         </w:tc>
         <w:tc>
@@ -9404,7 +10336,7 @@
       </w:tr>
       <w:tr>
         <w:trPr>
-          <w:trHeight w:val="773"/>
+          <w:trHeight w:val="405"/>
         </w:trPr>
         <w:tc>
           <w:tcPr>
@@ -9427,8 +10359,18 @@
                 <w:szCs w:val="24"/>
                 <w:lang w:val="en-US"/>
               </w:rPr>
-              <w:t>_minValue</w:t>
-            </w:r>
+              <w:t>_</w:t>
+            </w:r>
+            <w:proofErr w:type="spellStart"/>
+            <w:r>
+              <w:rPr>
+                <w:sz w:val="24"/>
+                <w:szCs w:val="24"/>
+                <w:lang w:val="en-US"/>
+              </w:rPr>
+              <w:t>minValue</w:t>
+            </w:r>
+            <w:proofErr w:type="spellEnd"/>
           </w:p>
         </w:tc>
         <w:tc>
@@ -9560,7 +10502,7 @@
       </w:tr>
       <w:tr>
         <w:trPr>
-          <w:trHeight w:val="661"/>
+          <w:trHeight w:val="449"/>
         </w:trPr>
         <w:tc>
           <w:tcPr>
@@ -9583,8 +10525,18 @@
                 <w:szCs w:val="24"/>
                 <w:lang w:val="en-US"/>
               </w:rPr>
-              <w:t>_typeOfParameter</w:t>
-            </w:r>
+              <w:t>_</w:t>
+            </w:r>
+            <w:proofErr w:type="spellStart"/>
+            <w:r>
+              <w:rPr>
+                <w:sz w:val="24"/>
+                <w:szCs w:val="24"/>
+                <w:lang w:val="en-US"/>
+              </w:rPr>
+              <w:t>typeOfParameter</w:t>
+            </w:r>
+            <w:proofErr w:type="spellEnd"/>
           </w:p>
         </w:tc>
         <w:tc>
@@ -9602,6 +10554,7 @@
                 <w:lang w:val="en-US"/>
               </w:rPr>
             </w:pPr>
+            <w:proofErr w:type="spellStart"/>
             <w:r>
               <w:rPr>
                 <w:sz w:val="24"/>
@@ -9610,6 +10563,7 @@
               </w:rPr>
               <w:t>ParameterType</w:t>
             </w:r>
+            <w:proofErr w:type="spellEnd"/>
           </w:p>
         </w:tc>
         <w:tc>
@@ -9637,16 +10591,6 @@
         </w:tc>
       </w:tr>
     </w:tbl>
-    <w:p>
-      <w:pPr>
-        <w:spacing w:line="240" w:lineRule="auto"/>
-        <w:ind w:right="59" w:firstLine="708"/>
-        <w:rPr>
-          <w:sz w:val="24"/>
-          <w:szCs w:val="24"/>
-        </w:rPr>
-      </w:pPr>
-    </w:p>
     <w:p>
       <w:pPr>
         <w:spacing w:after="0" w:line="240" w:lineRule="auto"/>
@@ -9657,13 +10601,6 @@
           <w:szCs w:val="24"/>
         </w:rPr>
       </w:pPr>
-      <w:r>
-        <w:rPr>
-          <w:sz w:val="24"/>
-          <w:szCs w:val="24"/>
-        </w:rPr>
-        <w:br w:type="page"/>
-      </w:r>
     </w:p>
     <w:p>
       <w:pPr>
@@ -9678,7 +10615,6 @@
         <w:rPr>
           <w:szCs w:val="28"/>
         </w:rPr>
-        <w:lastRenderedPageBreak/>
         <w:t xml:space="preserve">Таблица </w:t>
       </w:r>
       <w:r>
@@ -9692,7 +10628,19 @@
         <w:rPr>
           <w:szCs w:val="28"/>
         </w:rPr>
-        <w:t>.8 −</w:t>
+        <w:t>.</w:t>
+      </w:r>
+      <w:r>
+        <w:rPr>
+          <w:szCs w:val="28"/>
+        </w:rPr>
+        <w:t>9</w:t>
+      </w:r>
+      <w:r>
+        <w:rPr>
+          <w:szCs w:val="28"/>
+        </w:rPr>
+        <w:t xml:space="preserve"> −</w:t>
       </w:r>
       <w:r>
         <w:rPr>
@@ -9741,7 +10689,7 @@
       </w:tblGrid>
       <w:tr>
         <w:trPr>
-          <w:trHeight w:val="306"/>
+          <w:trHeight w:val="689"/>
         </w:trPr>
         <w:tc>
           <w:tcPr>
@@ -9800,7 +10748,7 @@
       </w:tr>
       <w:tr>
         <w:trPr>
-          <w:trHeight w:val="370"/>
+          <w:trHeight w:val="827"/>
         </w:trPr>
         <w:tc>
           <w:tcPr>
@@ -9863,7 +10811,7 @@
       </w:tr>
       <w:tr>
         <w:trPr>
-          <w:trHeight w:val="290"/>
+          <w:trHeight w:val="569"/>
         </w:trPr>
         <w:tc>
           <w:tcPr>
@@ -9934,7 +10882,7 @@
       </w:tr>
       <w:tr>
         <w:trPr>
-          <w:trHeight w:val="407"/>
+          <w:trHeight w:val="691"/>
         </w:trPr>
         <w:tc>
           <w:tcPr>
@@ -9955,6 +10903,7 @@
                 <w:lang w:val="en-US" w:eastAsia="zh-CN" w:bidi="ar"/>
               </w:rPr>
             </w:pPr>
+            <w:proofErr w:type="spellStart"/>
             <w:r>
               <w:rPr>
                 <w:sz w:val="24"/>
@@ -9963,6 +10912,7 @@
               </w:rPr>
               <w:t>MaxValue</w:t>
             </w:r>
+            <w:proofErr w:type="spellEnd"/>
           </w:p>
         </w:tc>
         <w:tc>
@@ -9998,14 +10948,24 @@
                 <w:szCs w:val="24"/>
                 <w:lang w:val="en-US" w:eastAsia="zh-CN" w:bidi="ar"/>
               </w:rPr>
-              <w:t xml:space="preserve"> _maxValue</w:t>
-            </w:r>
+              <w:t xml:space="preserve"> _</w:t>
+            </w:r>
+            <w:proofErr w:type="spellStart"/>
+            <w:r>
+              <w:rPr>
+                <w:sz w:val="24"/>
+                <w:szCs w:val="24"/>
+                <w:lang w:val="en-US" w:eastAsia="zh-CN" w:bidi="ar"/>
+              </w:rPr>
+              <w:t>maxValue</w:t>
+            </w:r>
+            <w:proofErr w:type="spellEnd"/>
           </w:p>
         </w:tc>
       </w:tr>
       <w:tr>
         <w:trPr>
-          <w:trHeight w:val="434"/>
+          <w:trHeight w:val="701"/>
         </w:trPr>
         <w:tc>
           <w:tcPr>
@@ -10026,6 +10986,7 @@
                 <w:lang w:val="en-US" w:eastAsia="zh-CN" w:bidi="ar"/>
               </w:rPr>
             </w:pPr>
+            <w:proofErr w:type="spellStart"/>
             <w:r>
               <w:rPr>
                 <w:sz w:val="24"/>
@@ -10034,6 +10995,7 @@
               </w:rPr>
               <w:t>MinValue</w:t>
             </w:r>
+            <w:proofErr w:type="spellEnd"/>
           </w:p>
         </w:tc>
         <w:tc>
@@ -10069,12 +11031,25 @@
                 <w:szCs w:val="24"/>
                 <w:lang w:val="en-US" w:eastAsia="zh-CN" w:bidi="ar"/>
               </w:rPr>
-              <w:t>_minValue</w:t>
-            </w:r>
+              <w:t>_</w:t>
+            </w:r>
+            <w:proofErr w:type="spellStart"/>
+            <w:r>
+              <w:rPr>
+                <w:sz w:val="24"/>
+                <w:szCs w:val="24"/>
+                <w:lang w:val="en-US" w:eastAsia="zh-CN" w:bidi="ar"/>
+              </w:rPr>
+              <w:t>minValue</w:t>
+            </w:r>
+            <w:proofErr w:type="spellEnd"/>
           </w:p>
         </w:tc>
       </w:tr>
       <w:tr>
+        <w:trPr>
+          <w:trHeight w:val="838"/>
+        </w:trPr>
         <w:tc>
           <w:tcPr>
             <w:tcW w:w="1989" w:type="dxa"/>
@@ -10135,6 +11110,9 @@
         </w:tc>
       </w:tr>
       <w:tr>
+        <w:trPr>
+          <w:trHeight w:val="838"/>
+        </w:trPr>
         <w:tc>
           <w:tcPr>
             <w:tcW w:w="1989" w:type="dxa"/>
@@ -10154,14 +11132,16 @@
                 <w:lang w:val="en-US" w:eastAsia="zh-CN" w:bidi="ar"/>
               </w:rPr>
             </w:pPr>
+            <w:proofErr w:type="spellStart"/>
             <w:r>
               <w:rPr>
                 <w:sz w:val="24"/>
                 <w:szCs w:val="24"/>
                 <w:lang w:val="en-US" w:eastAsia="zh-CN" w:bidi="ar"/>
               </w:rPr>
-              <w:t>MinMaxValidate</w:t>
-            </w:r>
+              <w:t>TypeOfParameter</w:t>
+            </w:r>
+            <w:proofErr w:type="spellEnd"/>
           </w:p>
         </w:tc>
         <w:tc>
@@ -10180,6 +11160,89 @@
               <w:rPr>
                 <w:sz w:val="24"/>
                 <w:szCs w:val="24"/>
+                <w:lang w:val="en-US" w:eastAsia="zh-CN" w:bidi="ar"/>
+              </w:rPr>
+            </w:pPr>
+            <w:r>
+              <w:rPr>
+                <w:sz w:val="24"/>
+                <w:szCs w:val="24"/>
+                <w:lang w:eastAsia="zh-CN" w:bidi="ar"/>
+              </w:rPr>
+              <w:t xml:space="preserve">Свойство для поля </w:t>
+            </w:r>
+            <w:r>
+              <w:rPr>
+                <w:sz w:val="24"/>
+                <w:szCs w:val="24"/>
+                <w:lang w:val="en-US" w:eastAsia="zh-CN" w:bidi="ar"/>
+              </w:rPr>
+              <w:t>_</w:t>
+            </w:r>
+            <w:proofErr w:type="spellStart"/>
+            <w:r>
+              <w:rPr>
+                <w:sz w:val="24"/>
+                <w:szCs w:val="24"/>
+                <w:lang w:val="en-US" w:eastAsia="zh-CN" w:bidi="ar"/>
+              </w:rPr>
+              <w:t>typeOfParameter</w:t>
+            </w:r>
+            <w:proofErr w:type="spellEnd"/>
+          </w:p>
+        </w:tc>
+      </w:tr>
+      <w:tr>
+        <w:trPr>
+          <w:trHeight w:val="695"/>
+        </w:trPr>
+        <w:tc>
+          <w:tcPr>
+            <w:tcW w:w="1989" w:type="dxa"/>
+            <w:tcBorders>
+              <w:tl2br w:val="nil"/>
+              <w:tr2bl w:val="nil"/>
+            </w:tcBorders>
+          </w:tcPr>
+          <w:p>
+            <w:pPr>
+              <w:spacing w:beforeAutospacing="1" w:after="0" w:afterAutospacing="1" w:line="240" w:lineRule="auto"/>
+              <w:ind w:firstLine="0"/>
+              <w:jc w:val="center"/>
+              <w:rPr>
+                <w:sz w:val="24"/>
+                <w:szCs w:val="24"/>
+                <w:lang w:val="en-US" w:eastAsia="zh-CN" w:bidi="ar"/>
+              </w:rPr>
+            </w:pPr>
+            <w:proofErr w:type="spellStart"/>
+            <w:r>
+              <w:rPr>
+                <w:sz w:val="24"/>
+                <w:szCs w:val="24"/>
+                <w:lang w:val="en-US" w:eastAsia="zh-CN" w:bidi="ar"/>
+              </w:rPr>
+              <w:t>MinMaxValidate</w:t>
+            </w:r>
+            <w:proofErr w:type="spellEnd"/>
+          </w:p>
+        </w:tc>
+        <w:tc>
+          <w:tcPr>
+            <w:tcW w:w="7273" w:type="dxa"/>
+            <w:tcBorders>
+              <w:tl2br w:val="nil"/>
+              <w:tr2bl w:val="nil"/>
+            </w:tcBorders>
+          </w:tcPr>
+          <w:p>
+            <w:pPr>
+              <w:spacing w:beforeAutospacing="1" w:after="0" w:afterAutospacing="1" w:line="240" w:lineRule="auto"/>
+              <w:ind w:firstLine="0"/>
+              <w:jc w:val="center"/>
+              <w:rPr>
+                <w:sz w:val="24"/>
+                <w:szCs w:val="24"/>
                 <w:lang w:eastAsia="zh-CN" w:bidi="ar"/>
               </w:rPr>
             </w:pPr>
@@ -10218,6 +11281,571 @@
         <w:rPr>
           <w:szCs w:val="28"/>
         </w:rPr>
+        <w:t>Таблица 7.</w:t>
+      </w:r>
+      <w:r>
+        <w:rPr>
+          <w:szCs w:val="28"/>
+          <w:lang w:val="en-US"/>
+        </w:rPr>
+        <w:t>10</w:t>
+      </w:r>
+      <w:r>
+        <w:rPr>
+          <w:szCs w:val="28"/>
+        </w:rPr>
+        <w:t xml:space="preserve"> − Методы класса </w:t>
+      </w:r>
+      <w:proofErr w:type="spellStart"/>
+      <w:r>
+        <w:rPr>
+          <w:szCs w:val="28"/>
+          <w:lang w:val="en-US"/>
+        </w:rPr>
+        <w:t>MinMaxException</w:t>
+      </w:r>
+      <w:proofErr w:type="spellEnd"/>
+    </w:p>
+    <w:tbl>
+      <w:tblPr>
+        <w:tblStyle w:val="af"/>
+        <w:tblW w:w="9363" w:type="dxa"/>
+        <w:tblInd w:w="133" w:type="dxa"/>
+        <w:tblBorders>
+          <w:top w:val="single" w:sz="4" w:space="0" w:color="auto"/>
+          <w:left w:val="single" w:sz="4" w:space="0" w:color="auto"/>
+          <w:bottom w:val="single" w:sz="4" w:space="0" w:color="auto"/>
+          <w:right w:val="single" w:sz="4" w:space="0" w:color="auto"/>
+          <w:insideH w:val="single" w:sz="4" w:space="0" w:color="auto"/>
+          <w:insideV w:val="single" w:sz="4" w:space="0" w:color="auto"/>
+        </w:tblBorders>
+        <w:tblLayout w:type="fixed"/>
+        <w:tblCellMar>
+          <w:left w:w="108" w:type="dxa"/>
+          <w:right w:w="108" w:type="dxa"/>
+        </w:tblCellMar>
+        <w:tblLook w:val="04A0" w:firstRow="1" w:lastRow="0" w:firstColumn="1" w:lastColumn="0" w:noHBand="0" w:noVBand="1"/>
+      </w:tblPr>
+      <w:tblGrid>
+        <w:gridCol w:w="2414"/>
+        <w:gridCol w:w="1701"/>
+        <w:gridCol w:w="1843"/>
+        <w:gridCol w:w="3405"/>
+      </w:tblGrid>
+      <w:tr>
+        <w:trPr>
+          <w:trHeight w:val="586"/>
+        </w:trPr>
+        <w:tc>
+          <w:tcPr>
+            <w:tcW w:w="2414" w:type="dxa"/>
+          </w:tcPr>
+          <w:p>
+            <w:pPr>
+              <w:spacing w:line="240" w:lineRule="auto"/>
+              <w:ind w:right="59" w:firstLine="0"/>
+              <w:jc w:val="center"/>
+              <w:rPr>
+                <w:sz w:val="24"/>
+                <w:szCs w:val="24"/>
+              </w:rPr>
+            </w:pPr>
+            <w:r>
+              <w:rPr>
+                <w:sz w:val="24"/>
+                <w:szCs w:val="24"/>
+              </w:rPr>
+              <w:t>Название</w:t>
+            </w:r>
+          </w:p>
+        </w:tc>
+        <w:tc>
+          <w:tcPr>
+            <w:tcW w:w="1701" w:type="dxa"/>
+          </w:tcPr>
+          <w:p>
+            <w:pPr>
+              <w:spacing w:line="240" w:lineRule="auto"/>
+              <w:ind w:right="59" w:firstLine="0"/>
+              <w:jc w:val="center"/>
+              <w:rPr>
+                <w:sz w:val="24"/>
+                <w:szCs w:val="24"/>
+              </w:rPr>
+            </w:pPr>
+            <w:r>
+              <w:rPr>
+                <w:sz w:val="24"/>
+                <w:szCs w:val="24"/>
+              </w:rPr>
+              <w:t>Входные параметры</w:t>
+            </w:r>
+          </w:p>
+        </w:tc>
+        <w:tc>
+          <w:tcPr>
+            <w:tcW w:w="1843" w:type="dxa"/>
+          </w:tcPr>
+          <w:p>
+            <w:pPr>
+              <w:spacing w:line="240" w:lineRule="auto"/>
+              <w:ind w:right="59" w:firstLine="0"/>
+              <w:jc w:val="center"/>
+              <w:rPr>
+                <w:sz w:val="24"/>
+                <w:szCs w:val="24"/>
+              </w:rPr>
+            </w:pPr>
+            <w:r>
+              <w:rPr>
+                <w:sz w:val="24"/>
+                <w:szCs w:val="24"/>
+              </w:rPr>
+              <w:t>Выходные параметры</w:t>
+            </w:r>
+          </w:p>
+        </w:tc>
+        <w:tc>
+          <w:tcPr>
+            <w:tcW w:w="3405" w:type="dxa"/>
+          </w:tcPr>
+          <w:p>
+            <w:pPr>
+              <w:spacing w:line="240" w:lineRule="auto"/>
+              <w:ind w:right="59" w:firstLine="0"/>
+              <w:jc w:val="center"/>
+              <w:rPr>
+                <w:sz w:val="24"/>
+                <w:szCs w:val="24"/>
+              </w:rPr>
+            </w:pPr>
+            <w:r>
+              <w:rPr>
+                <w:sz w:val="24"/>
+                <w:szCs w:val="24"/>
+              </w:rPr>
+              <w:t>Описание</w:t>
+            </w:r>
+          </w:p>
+        </w:tc>
+      </w:tr>
+      <w:tr>
+        <w:trPr>
+          <w:trHeight w:val="341"/>
+        </w:trPr>
+        <w:tc>
+          <w:tcPr>
+            <w:tcW w:w="2414" w:type="dxa"/>
+          </w:tcPr>
+          <w:p>
+            <w:pPr>
+              <w:spacing w:line="240" w:lineRule="auto"/>
+              <w:ind w:right="59" w:firstLine="0"/>
+              <w:jc w:val="center"/>
+              <w:rPr>
+                <w:sz w:val="24"/>
+                <w:szCs w:val="24"/>
+                <w:lang w:val="en-US"/>
+              </w:rPr>
+            </w:pPr>
+            <w:proofErr w:type="spellStart"/>
+            <w:r>
+              <w:rPr>
+                <w:sz w:val="24"/>
+                <w:szCs w:val="24"/>
+                <w:lang w:val="en-US"/>
+              </w:rPr>
+              <w:t>MinMax</w:t>
+            </w:r>
+            <w:r>
+              <w:rPr>
+                <w:sz w:val="24"/>
+                <w:szCs w:val="24"/>
+                <w:lang w:val="en-US"/>
+              </w:rPr>
+              <w:t>Exception</w:t>
+            </w:r>
+            <w:proofErr w:type="spellEnd"/>
+          </w:p>
+        </w:tc>
+        <w:tc>
+          <w:tcPr>
+            <w:tcW w:w="1701" w:type="dxa"/>
+          </w:tcPr>
+          <w:p>
+            <w:pPr>
+              <w:spacing w:line="240" w:lineRule="auto"/>
+              <w:ind w:right="59" w:firstLine="0"/>
+              <w:jc w:val="center"/>
+              <w:rPr>
+                <w:sz w:val="24"/>
+                <w:szCs w:val="24"/>
+                <w:lang w:val="en-US"/>
+              </w:rPr>
+            </w:pPr>
+            <w:r>
+              <w:rPr>
+                <w:sz w:val="24"/>
+                <w:szCs w:val="24"/>
+              </w:rPr>
+              <w:t>−</w:t>
+            </w:r>
+          </w:p>
+        </w:tc>
+        <w:tc>
+          <w:tcPr>
+            <w:tcW w:w="1843" w:type="dxa"/>
+          </w:tcPr>
+          <w:p>
+            <w:pPr>
+              <w:spacing w:line="240" w:lineRule="auto"/>
+              <w:ind w:right="59" w:firstLine="0"/>
+              <w:jc w:val="center"/>
+              <w:rPr>
+                <w:sz w:val="24"/>
+                <w:szCs w:val="24"/>
+                <w:lang w:val="en-US"/>
+              </w:rPr>
+            </w:pPr>
+            <w:r>
+              <w:rPr>
+                <w:sz w:val="24"/>
+                <w:szCs w:val="24"/>
+              </w:rPr>
+              <w:t>−</w:t>
+            </w:r>
+          </w:p>
+        </w:tc>
+        <w:tc>
+          <w:tcPr>
+            <w:tcW w:w="3405" w:type="dxa"/>
+          </w:tcPr>
+          <w:p>
+            <w:pPr>
+              <w:spacing w:line="240" w:lineRule="auto"/>
+              <w:ind w:right="59" w:firstLine="0"/>
+              <w:jc w:val="center"/>
+              <w:rPr>
+                <w:sz w:val="24"/>
+                <w:szCs w:val="24"/>
+              </w:rPr>
+            </w:pPr>
+            <w:r>
+              <w:rPr>
+                <w:sz w:val="24"/>
+                <w:szCs w:val="24"/>
+              </w:rPr>
+              <w:t>Конструктор класса</w:t>
+            </w:r>
+          </w:p>
+        </w:tc>
+      </w:tr>
+    </w:tbl>
+    <w:p>
+      <w:pPr>
+        <w:spacing w:line="240" w:lineRule="auto"/>
+        <w:ind w:right="59" w:firstLine="708"/>
+        <w:rPr>
+          <w:szCs w:val="28"/>
+        </w:rPr>
+      </w:pPr>
+    </w:p>
+    <w:p>
+      <w:pPr>
+        <w:spacing w:line="240" w:lineRule="auto"/>
+        <w:ind w:right="59" w:firstLine="708"/>
+        <w:rPr>
+          <w:szCs w:val="28"/>
+          <w:lang w:val="en-US"/>
+        </w:rPr>
+      </w:pPr>
+      <w:r>
+        <w:rPr>
+          <w:szCs w:val="28"/>
+        </w:rPr>
+        <w:t>Таблица 7.</w:t>
+      </w:r>
+      <w:r>
+        <w:rPr>
+          <w:szCs w:val="28"/>
+          <w:lang w:val="en-US"/>
+        </w:rPr>
+        <w:t>11</w:t>
+      </w:r>
+      <w:r>
+        <w:rPr>
+          <w:szCs w:val="28"/>
+        </w:rPr>
+        <w:t xml:space="preserve"> − Методы класса </w:t>
+      </w:r>
+      <w:proofErr w:type="spellStart"/>
+      <w:r>
+        <w:rPr>
+          <w:szCs w:val="28"/>
+          <w:lang w:val="en-US"/>
+        </w:rPr>
+        <w:t>ValueException</w:t>
+      </w:r>
+      <w:proofErr w:type="spellEnd"/>
+    </w:p>
+    <w:tbl>
+      <w:tblPr>
+        <w:tblStyle w:val="af"/>
+        <w:tblW w:w="9363" w:type="dxa"/>
+        <w:tblInd w:w="133" w:type="dxa"/>
+        <w:tblBorders>
+          <w:top w:val="single" w:sz="4" w:space="0" w:color="auto"/>
+          <w:left w:val="single" w:sz="4" w:space="0" w:color="auto"/>
+          <w:bottom w:val="single" w:sz="4" w:space="0" w:color="auto"/>
+          <w:right w:val="single" w:sz="4" w:space="0" w:color="auto"/>
+          <w:insideH w:val="single" w:sz="4" w:space="0" w:color="auto"/>
+          <w:insideV w:val="single" w:sz="4" w:space="0" w:color="auto"/>
+        </w:tblBorders>
+        <w:tblLayout w:type="fixed"/>
+        <w:tblCellMar>
+          <w:left w:w="108" w:type="dxa"/>
+          <w:right w:w="108" w:type="dxa"/>
+        </w:tblCellMar>
+        <w:tblLook w:val="04A0" w:firstRow="1" w:lastRow="0" w:firstColumn="1" w:lastColumn="0" w:noHBand="0" w:noVBand="1"/>
+      </w:tblPr>
+      <w:tblGrid>
+        <w:gridCol w:w="2414"/>
+        <w:gridCol w:w="1701"/>
+        <w:gridCol w:w="1843"/>
+        <w:gridCol w:w="3405"/>
+      </w:tblGrid>
+      <w:tr>
+        <w:trPr>
+          <w:trHeight w:val="586"/>
+        </w:trPr>
+        <w:tc>
+          <w:tcPr>
+            <w:tcW w:w="2414" w:type="dxa"/>
+          </w:tcPr>
+          <w:p>
+            <w:pPr>
+              <w:spacing w:line="240" w:lineRule="auto"/>
+              <w:ind w:right="59" w:firstLine="0"/>
+              <w:jc w:val="center"/>
+              <w:rPr>
+                <w:sz w:val="24"/>
+                <w:szCs w:val="24"/>
+              </w:rPr>
+            </w:pPr>
+            <w:r>
+              <w:rPr>
+                <w:sz w:val="24"/>
+                <w:szCs w:val="24"/>
+              </w:rPr>
+              <w:t>Название</w:t>
+            </w:r>
+          </w:p>
+        </w:tc>
+        <w:tc>
+          <w:tcPr>
+            <w:tcW w:w="1701" w:type="dxa"/>
+          </w:tcPr>
+          <w:p>
+            <w:pPr>
+              <w:spacing w:line="240" w:lineRule="auto"/>
+              <w:ind w:right="59" w:firstLine="0"/>
+              <w:jc w:val="center"/>
+              <w:rPr>
+                <w:sz w:val="24"/>
+                <w:szCs w:val="24"/>
+              </w:rPr>
+            </w:pPr>
+            <w:r>
+              <w:rPr>
+                <w:sz w:val="24"/>
+                <w:szCs w:val="24"/>
+              </w:rPr>
+              <w:t>Входные параметры</w:t>
+            </w:r>
+          </w:p>
+        </w:tc>
+        <w:tc>
+          <w:tcPr>
+            <w:tcW w:w="1843" w:type="dxa"/>
+          </w:tcPr>
+          <w:p>
+            <w:pPr>
+              <w:spacing w:line="240" w:lineRule="auto"/>
+              <w:ind w:right="59" w:firstLine="0"/>
+              <w:jc w:val="center"/>
+              <w:rPr>
+                <w:sz w:val="24"/>
+                <w:szCs w:val="24"/>
+              </w:rPr>
+            </w:pPr>
+            <w:r>
+              <w:rPr>
+                <w:sz w:val="24"/>
+                <w:szCs w:val="24"/>
+              </w:rPr>
+              <w:t>Выходные параметры</w:t>
+            </w:r>
+          </w:p>
+        </w:tc>
+        <w:tc>
+          <w:tcPr>
+            <w:tcW w:w="3405" w:type="dxa"/>
+          </w:tcPr>
+          <w:p>
+            <w:pPr>
+              <w:spacing w:line="240" w:lineRule="auto"/>
+              <w:ind w:right="59" w:firstLine="0"/>
+              <w:jc w:val="center"/>
+              <w:rPr>
+                <w:sz w:val="24"/>
+                <w:szCs w:val="24"/>
+              </w:rPr>
+            </w:pPr>
+            <w:r>
+              <w:rPr>
+                <w:sz w:val="24"/>
+                <w:szCs w:val="24"/>
+              </w:rPr>
+              <w:t>Описание</w:t>
+            </w:r>
+          </w:p>
+        </w:tc>
+      </w:tr>
+      <w:tr>
+        <w:trPr>
+          <w:trHeight w:val="728"/>
+        </w:trPr>
+        <w:tc>
+          <w:tcPr>
+            <w:tcW w:w="2414" w:type="dxa"/>
+          </w:tcPr>
+          <w:p>
+            <w:pPr>
+              <w:spacing w:line="240" w:lineRule="auto"/>
+              <w:ind w:right="59" w:firstLine="0"/>
+              <w:jc w:val="center"/>
+              <w:rPr>
+                <w:sz w:val="24"/>
+                <w:szCs w:val="24"/>
+                <w:lang w:val="en-US"/>
+              </w:rPr>
+            </w:pPr>
+            <w:proofErr w:type="spellStart"/>
+            <w:r>
+              <w:rPr>
+                <w:sz w:val="24"/>
+                <w:szCs w:val="24"/>
+                <w:lang w:val="en-US"/>
+              </w:rPr>
+              <w:t>Value</w:t>
+            </w:r>
+            <w:r>
+              <w:rPr>
+                <w:sz w:val="24"/>
+                <w:szCs w:val="24"/>
+                <w:lang w:val="en-US"/>
+              </w:rPr>
+              <w:t>Exception</w:t>
+            </w:r>
+            <w:proofErr w:type="spellEnd"/>
+          </w:p>
+        </w:tc>
+        <w:tc>
+          <w:tcPr>
+            <w:tcW w:w="1701" w:type="dxa"/>
+          </w:tcPr>
+          <w:p>
+            <w:pPr>
+              <w:spacing w:line="240" w:lineRule="auto"/>
+              <w:ind w:right="59" w:firstLine="0"/>
+              <w:jc w:val="center"/>
+              <w:rPr>
+                <w:sz w:val="24"/>
+                <w:szCs w:val="24"/>
+                <w:lang w:val="en-US"/>
+              </w:rPr>
+            </w:pPr>
+            <w:r>
+              <w:rPr>
+                <w:sz w:val="24"/>
+                <w:szCs w:val="24"/>
+              </w:rPr>
+              <w:t>−</w:t>
+            </w:r>
+          </w:p>
+        </w:tc>
+        <w:tc>
+          <w:tcPr>
+            <w:tcW w:w="1843" w:type="dxa"/>
+          </w:tcPr>
+          <w:p>
+            <w:pPr>
+              <w:spacing w:line="240" w:lineRule="auto"/>
+              <w:ind w:right="59" w:firstLine="0"/>
+              <w:jc w:val="center"/>
+              <w:rPr>
+                <w:sz w:val="24"/>
+                <w:szCs w:val="24"/>
+                <w:lang w:val="en-US"/>
+              </w:rPr>
+            </w:pPr>
+            <w:r>
+              <w:rPr>
+                <w:sz w:val="24"/>
+                <w:szCs w:val="24"/>
+              </w:rPr>
+              <w:t>−</w:t>
+            </w:r>
+          </w:p>
+        </w:tc>
+        <w:tc>
+          <w:tcPr>
+            <w:tcW w:w="3405" w:type="dxa"/>
+          </w:tcPr>
+          <w:p>
+            <w:pPr>
+              <w:spacing w:line="240" w:lineRule="auto"/>
+              <w:ind w:right="59" w:firstLine="0"/>
+              <w:jc w:val="center"/>
+              <w:rPr>
+                <w:sz w:val="24"/>
+                <w:szCs w:val="24"/>
+              </w:rPr>
+            </w:pPr>
+            <w:r>
+              <w:rPr>
+                <w:sz w:val="24"/>
+                <w:szCs w:val="24"/>
+              </w:rPr>
+              <w:t>Конструктор класса</w:t>
+            </w:r>
+          </w:p>
+        </w:tc>
+      </w:tr>
+    </w:tbl>
+    <w:p>
+      <w:pPr>
+        <w:spacing w:line="240" w:lineRule="auto"/>
+        <w:ind w:right="59" w:firstLine="708"/>
+        <w:rPr>
+          <w:sz w:val="24"/>
+          <w:szCs w:val="24"/>
+        </w:rPr>
+      </w:pPr>
+    </w:p>
+    <w:p>
+      <w:pPr>
+        <w:spacing w:line="240" w:lineRule="auto"/>
+        <w:ind w:right="59" w:firstLine="708"/>
+        <w:rPr>
+          <w:szCs w:val="28"/>
+          <w:lang w:val="en-US"/>
+        </w:rPr>
+      </w:pPr>
+      <w:r>
+        <w:rPr>
+          <w:szCs w:val="28"/>
+        </w:rPr>
         <w:t xml:space="preserve">Таблица </w:t>
       </w:r>
       <w:r>
@@ -10238,7 +11866,7 @@
           <w:szCs w:val="28"/>
           <w:lang w:val="en-US"/>
         </w:rPr>
-        <w:t>9</w:t>
+        <w:t>12</w:t>
       </w:r>
       <w:r>
         <w:rPr>
@@ -10293,7 +11921,7 @@
       </w:tblGrid>
       <w:tr>
         <w:trPr>
-          <w:trHeight w:val="282"/>
+          <w:trHeight w:val="609"/>
         </w:trPr>
         <w:tc>
           <w:tcPr>
@@ -10393,8 +12021,18 @@
                 <w:szCs w:val="24"/>
                 <w:lang w:val="en-US"/>
               </w:rPr>
-              <w:t>_kompas</w:t>
-            </w:r>
+              <w:t>_</w:t>
+            </w:r>
+            <w:proofErr w:type="spellStart"/>
+            <w:r>
+              <w:rPr>
+                <w:sz w:val="24"/>
+                <w:szCs w:val="24"/>
+                <w:lang w:val="en-US"/>
+              </w:rPr>
+              <w:t>kompas</w:t>
+            </w:r>
+            <w:proofErr w:type="spellEnd"/>
           </w:p>
         </w:tc>
         <w:tc>
@@ -10412,6 +12050,7 @@
                 <w:lang w:val="en-US"/>
               </w:rPr>
             </w:pPr>
+            <w:proofErr w:type="spellStart"/>
             <w:r>
               <w:rPr>
                 <w:sz w:val="24"/>
@@ -10420,6 +12059,7 @@
               </w:rPr>
               <w:t>KompasObject</w:t>
             </w:r>
+            <w:proofErr w:type="spellEnd"/>
           </w:p>
         </w:tc>
         <w:tc>
@@ -10448,7 +12088,7 @@
       </w:tr>
       <w:tr>
         <w:trPr>
-          <w:trHeight w:val="501"/>
+          <w:trHeight w:val="307"/>
         </w:trPr>
         <w:tc>
           <w:tcPr>
@@ -10490,6 +12130,7 @@
                 <w:lang w:val="en-US"/>
               </w:rPr>
             </w:pPr>
+            <w:proofErr w:type="spellStart"/>
             <w:r>
               <w:rPr>
                 <w:sz w:val="24"/>
@@ -10498,6 +12139,7 @@
               </w:rPr>
               <w:t>ksPart</w:t>
             </w:r>
+            <w:proofErr w:type="spellEnd"/>
           </w:p>
         </w:tc>
         <w:tc>
@@ -10526,7 +12168,7 @@
       </w:tr>
       <w:tr>
         <w:trPr>
-          <w:trHeight w:val="315"/>
+          <w:trHeight w:val="785"/>
         </w:trPr>
         <w:tc>
           <w:tcPr>
@@ -10549,8 +12191,18 @@
                 <w:szCs w:val="24"/>
                 <w:lang w:val="en-US"/>
               </w:rPr>
-              <w:t>_sketchEntity</w:t>
-            </w:r>
+              <w:t>_</w:t>
+            </w:r>
+            <w:proofErr w:type="spellStart"/>
+            <w:r>
+              <w:rPr>
+                <w:sz w:val="24"/>
+                <w:szCs w:val="24"/>
+                <w:lang w:val="en-US"/>
+              </w:rPr>
+              <w:t>sketchEntity</w:t>
+            </w:r>
+            <w:proofErr w:type="spellEnd"/>
           </w:p>
         </w:tc>
         <w:tc>
@@ -10568,6 +12220,7 @@
                 <w:lang w:val="en-US"/>
               </w:rPr>
             </w:pPr>
+            <w:proofErr w:type="spellStart"/>
             <w:r>
               <w:rPr>
                 <w:sz w:val="24"/>
@@ -10576,6 +12229,7 @@
               </w:rPr>
               <w:t>ksEntity</w:t>
             </w:r>
+            <w:proofErr w:type="spellEnd"/>
           </w:p>
         </w:tc>
         <w:tc>
@@ -10604,7 +12258,7 @@
       </w:tr>
       <w:tr>
         <w:trPr>
-          <w:trHeight w:val="423"/>
+          <w:trHeight w:val="573"/>
         </w:trPr>
         <w:tc>
           <w:tcPr>
@@ -10646,6 +12300,7 @@
                 <w:lang w:val="en-US"/>
               </w:rPr>
             </w:pPr>
+            <w:proofErr w:type="spellStart"/>
             <w:r>
               <w:rPr>
                 <w:sz w:val="24"/>
@@ -10654,6 +12309,7 @@
               </w:rPr>
               <w:t>ksEntity</w:t>
             </w:r>
+            <w:proofErr w:type="spellEnd"/>
           </w:p>
         </w:tc>
         <w:tc>
@@ -10701,6 +12357,24 @@
     <w:p>
       <w:pPr>
         <w:spacing w:after="0" w:line="240" w:lineRule="auto"/>
+        <w:ind w:firstLine="0"/>
+        <w:jc w:val="left"/>
+        <w:rPr>
+          <w:sz w:val="24"/>
+          <w:szCs w:val="24"/>
+        </w:rPr>
+      </w:pPr>
+      <w:r>
+        <w:rPr>
+          <w:sz w:val="24"/>
+          <w:szCs w:val="24"/>
+        </w:rPr>
+        <w:br w:type="page"/>
+      </w:r>
+    </w:p>
+    <w:p>
+      <w:pPr>
+        <w:spacing w:after="0" w:line="240" w:lineRule="auto"/>
         <w:ind w:firstLine="708"/>
         <w:rPr>
           <w:szCs w:val="28"/>
@@ -10711,6 +12385,7 @@
         <w:rPr>
           <w:szCs w:val="28"/>
         </w:rPr>
+        <w:lastRenderedPageBreak/>
         <w:t xml:space="preserve">Таблица </w:t>
       </w:r>
       <w:r>
@@ -10731,7 +12406,21 @@
           <w:szCs w:val="28"/>
           <w:lang w:val="en-US"/>
         </w:rPr>
-        <w:t xml:space="preserve">10 </w:t>
+        <w:t>1</w:t>
+      </w:r>
+      <w:r>
+        <w:rPr>
+          <w:szCs w:val="28"/>
+          <w:lang w:val="en-US"/>
+        </w:rPr>
+        <w:t>3</w:t>
+      </w:r>
+      <w:r>
+        <w:rPr>
+          <w:szCs w:val="28"/>
+          <w:lang w:val="en-US"/>
+        </w:rPr>
+        <w:t xml:space="preserve"> </w:t>
       </w:r>
       <w:r>
         <w:rPr>
@@ -10888,6 +12577,7 @@
                 <w:lang w:val="en-US"/>
               </w:rPr>
             </w:pPr>
+            <w:proofErr w:type="spellStart"/>
             <w:r>
               <w:rPr>
                 <w:sz w:val="24"/>
@@ -10896,6 +12586,7 @@
               </w:rPr>
               <w:t>CreateOffsetPlane</w:t>
             </w:r>
+            <w:proofErr w:type="spellEnd"/>
           </w:p>
         </w:tc>
         <w:tc>
@@ -10975,6 +12666,7 @@
                 <w:lang w:val="en-US"/>
               </w:rPr>
             </w:pPr>
+            <w:proofErr w:type="spellStart"/>
             <w:r>
               <w:rPr>
                 <w:sz w:val="24"/>
@@ -10983,6 +12675,7 @@
               </w:rPr>
               <w:t>CreateLine</w:t>
             </w:r>
+            <w:proofErr w:type="spellEnd"/>
           </w:p>
         </w:tc>
         <w:tc>
@@ -11004,13 +12697,23 @@
                 <w:lang w:val="en-US"/>
               </w:rPr>
             </w:pPr>
-            <w:r>
-              <w:rPr>
-                <w:sz w:val="24"/>
-                <w:szCs w:val="24"/>
-                <w:lang w:val="en-US"/>
-              </w:rPr>
-              <w:t>double[,], int, int</w:t>
+            <w:proofErr w:type="gramStart"/>
+            <w:r>
+              <w:rPr>
+                <w:sz w:val="24"/>
+                <w:szCs w:val="24"/>
+                <w:lang w:val="en-US"/>
+              </w:rPr>
+              <w:t>double[</w:t>
+            </w:r>
+            <w:proofErr w:type="gramEnd"/>
+            <w:r>
+              <w:rPr>
+                <w:sz w:val="24"/>
+                <w:szCs w:val="24"/>
+                <w:lang w:val="en-US"/>
+              </w:rPr>
+              <w:t>,], int, int</w:t>
             </w:r>
           </w:p>
         </w:tc>
@@ -11039,6 +12742,7 @@
               </w:rPr>
               <w:t xml:space="preserve">Создание линии по двум точкам, </w:t>
             </w:r>
+            <w:proofErr w:type="gramStart"/>
             <w:r>
               <w:rPr>
                 <w:sz w:val="24"/>
@@ -11052,7 +12756,15 @@
                 <w:sz w:val="24"/>
                 <w:szCs w:val="24"/>
               </w:rPr>
-              <w:t xml:space="preserve">[,] массив точек по которым строятся линии, </w:t>
+              <w:t>[</w:t>
+            </w:r>
+            <w:proofErr w:type="gramEnd"/>
+            <w:r>
+              <w:rPr>
+                <w:sz w:val="24"/>
+                <w:szCs w:val="24"/>
+              </w:rPr>
+              <w:t xml:space="preserve">,] массив точек по которым строятся линии, </w:t>
             </w:r>
             <w:r>
               <w:rPr>
@@ -11107,6 +12819,7 @@
                 <w:lang w:val="en-US"/>
               </w:rPr>
             </w:pPr>
+            <w:proofErr w:type="spellStart"/>
             <w:r>
               <w:rPr>
                 <w:sz w:val="24"/>
@@ -11115,6 +12828,7 @@
               </w:rPr>
               <w:t>CreateSketch</w:t>
             </w:r>
+            <w:proofErr w:type="spellEnd"/>
           </w:p>
         </w:tc>
         <w:tc>
@@ -11326,6 +13040,7 @@
                 <w:lang w:val="en-US"/>
               </w:rPr>
             </w:pPr>
+            <w:proofErr w:type="spellStart"/>
             <w:r>
               <w:rPr>
                 <w:sz w:val="24"/>
@@ -11350,6 +13065,7 @@
               </w:rPr>
               <w:t>e</w:t>
             </w:r>
+            <w:proofErr w:type="spellEnd"/>
           </w:p>
         </w:tc>
         <w:tc>
@@ -11427,6 +13143,7 @@
                 <w:lang w:val="en-US"/>
               </w:rPr>
             </w:pPr>
+            <w:proofErr w:type="spellStart"/>
             <w:r>
               <w:rPr>
                 <w:sz w:val="24"/>
@@ -11435,6 +13152,7 @@
               </w:rPr>
               <w:t>OpenCAD</w:t>
             </w:r>
+            <w:proofErr w:type="spellEnd"/>
           </w:p>
         </w:tc>
         <w:tc>
@@ -11520,6 +13238,7 @@
                 <w:lang w:val="en-US"/>
               </w:rPr>
             </w:pPr>
+            <w:proofErr w:type="spellStart"/>
             <w:r>
               <w:rPr>
                 <w:sz w:val="24"/>
@@ -11536,6 +13255,7 @@
               </w:rPr>
               <w:t>AnglePlane</w:t>
             </w:r>
+            <w:proofErr w:type="spellEnd"/>
           </w:p>
         </w:tc>
         <w:tc>
@@ -11622,6 +13342,7 @@
                 <w:lang w:val="en-US"/>
               </w:rPr>
             </w:pPr>
+            <w:proofErr w:type="spellStart"/>
             <w:r>
               <w:rPr>
                 <w:sz w:val="24"/>
@@ -11630,6 +13351,7 @@
               </w:rPr>
               <w:t>BothBossExtrusion</w:t>
             </w:r>
+            <w:proofErr w:type="spellEnd"/>
           </w:p>
         </w:tc>
         <w:tc>
@@ -11709,6 +13431,7 @@
                 <w:lang w:val="en-US"/>
               </w:rPr>
             </w:pPr>
+            <w:proofErr w:type="spellStart"/>
             <w:r>
               <w:rPr>
                 <w:sz w:val="24"/>
@@ -11717,6 +13440,7 @@
               </w:rPr>
               <w:t>BossExtrusion</w:t>
             </w:r>
+            <w:proofErr w:type="spellEnd"/>
           </w:p>
         </w:tc>
         <w:tc>
@@ -11745,6 +13469,7 @@
               </w:rPr>
               <w:t>в</w:t>
             </w:r>
+            <w:proofErr w:type="spellStart"/>
             <w:r>
               <w:rPr>
                 <w:sz w:val="24"/>
@@ -11753,6 +13478,7 @@
               </w:rPr>
               <w:t>ouble</w:t>
             </w:r>
+            <w:proofErr w:type="spellEnd"/>
           </w:p>
         </w:tc>
         <w:tc>
@@ -11806,8 +13532,22 @@
           <w:szCs w:val="28"/>
         </w:rPr>
         <w:tab/>
-        <w:t xml:space="preserve">Таблица 7.11 − Методы класса </w:t>
-      </w:r>
+        <w:t>Таблица 7.1</w:t>
+      </w:r>
+      <w:r>
+        <w:rPr>
+          <w:szCs w:val="28"/>
+          <w:lang w:val="en-US"/>
+        </w:rPr>
+        <w:t>4</w:t>
+      </w:r>
+      <w:r>
+        <w:rPr>
+          <w:szCs w:val="28"/>
+        </w:rPr>
+        <w:t xml:space="preserve"> − Методы класса </w:t>
+      </w:r>
+      <w:proofErr w:type="spellStart"/>
       <w:r>
         <w:rPr>
           <w:szCs w:val="28"/>
@@ -11815,6 +13555,7 @@
         </w:rPr>
         <w:t>AboutForm</w:t>
       </w:r>
+      <w:proofErr w:type="spellEnd"/>
     </w:p>
     <w:tbl>
       <w:tblPr>
@@ -11904,6 +13645,7 @@
                 <w:lang w:val="en-US"/>
               </w:rPr>
             </w:pPr>
+            <w:proofErr w:type="spellStart"/>
             <w:r>
               <w:rPr>
                 <w:sz w:val="24"/>
@@ -11912,6 +13654,7 @@
               </w:rPr>
               <w:t>AboutForm</w:t>
             </w:r>
+            <w:proofErr w:type="spellEnd"/>
           </w:p>
         </w:tc>
         <w:tc>
@@ -11936,6 +13679,7 @@
               </w:rPr>
               <w:t xml:space="preserve">Конструктор </w:t>
             </w:r>
+            <w:proofErr w:type="spellStart"/>
             <w:r>
               <w:rPr>
                 <w:sz w:val="24"/>
@@ -11944,6 +13688,7 @@
               </w:rPr>
               <w:t>AboutForm</w:t>
             </w:r>
+            <w:proofErr w:type="spellEnd"/>
           </w:p>
         </w:tc>
       </w:tr>
@@ -11963,6 +13708,7 @@
                 <w:lang w:val="en-US"/>
               </w:rPr>
             </w:pPr>
+            <w:proofErr w:type="spellStart"/>
             <w:r>
               <w:rPr>
                 <w:sz w:val="24"/>
@@ -11971,6 +13717,7 @@
               </w:rPr>
               <w:t>EmailLink_LinkClicked</w:t>
             </w:r>
+            <w:proofErr w:type="spellEnd"/>
           </w:p>
         </w:tc>
         <w:tc>
@@ -12028,6 +13775,7 @@
                 <w:lang w:val="en-US"/>
               </w:rPr>
             </w:pPr>
+            <w:proofErr w:type="spellStart"/>
             <w:r>
               <w:rPr>
                 <w:sz w:val="24"/>
@@ -12036,6 +13784,7 @@
               </w:rPr>
               <w:t>GitLink_LinkClicked</w:t>
             </w:r>
+            <w:proofErr w:type="spellEnd"/>
           </w:p>
         </w:tc>
         <w:tc>
@@ -12063,16 +13812,6 @@
         </w:tc>
       </w:tr>
     </w:tbl>
-    <w:p>
-      <w:pPr>
-        <w:ind w:firstLine="0"/>
-        <w:jc w:val="center"/>
-        <w:rPr>
-          <w:szCs w:val="28"/>
-          <w:lang w:val="en-US"/>
-        </w:rPr>
-      </w:pPr>
-    </w:p>
     <w:p>
       <w:pPr>
         <w:spacing w:after="0" w:line="240" w:lineRule="auto"/>
@@ -12083,17 +13822,9 @@
           <w:lang w:val="en-US"/>
         </w:rPr>
       </w:pPr>
-      <w:r>
-        <w:rPr>
-          <w:szCs w:val="28"/>
-          <w:lang w:val="en-US"/>
-        </w:rPr>
-        <w:br w:type="page"/>
-      </w:r>
-    </w:p>
-    <w:p>
-      <w:r>
-        <w:lastRenderedPageBreak/>
+    </w:p>
+    <w:p>
+      <w:r>
         <w:t>В отличии от диаграммы классов проекта системы диаграмма классов после реализации плагина имеет следующие отличия</w:t>
       </w:r>
       <w:r>
@@ -12113,6 +13844,7 @@
           <w:szCs w:val="28"/>
         </w:rPr>
       </w:pPr>
+      <w:proofErr w:type="spellStart"/>
       <w:r>
         <w:rPr>
           <w:szCs w:val="28"/>
@@ -12120,6 +13852,7 @@
         </w:rPr>
         <w:t>AboutForm</w:t>
       </w:r>
+      <w:proofErr w:type="spellEnd"/>
       <w:r>
         <w:rPr>
           <w:szCs w:val="28"/>
@@ -12162,6 +13895,7 @@
         </w:rPr>
         <w:t xml:space="preserve"> </w:t>
       </w:r>
+      <w:proofErr w:type="spellStart"/>
       <w:r>
         <w:rPr>
           <w:szCs w:val="28"/>
@@ -12169,12 +13903,14 @@
         </w:rPr>
         <w:t>AboutForm</w:t>
       </w:r>
+      <w:proofErr w:type="spellEnd"/>
       <w:r>
         <w:rPr>
           <w:szCs w:val="28"/>
         </w:rPr>
         <w:t xml:space="preserve">, </w:t>
       </w:r>
+      <w:proofErr w:type="spellStart"/>
       <w:r>
         <w:rPr>
           <w:szCs w:val="28"/>
@@ -12182,12 +13918,14 @@
         </w:rPr>
         <w:t>EmailLink</w:t>
       </w:r>
+      <w:proofErr w:type="spellEnd"/>
       <w:r>
         <w:rPr>
           <w:szCs w:val="28"/>
         </w:rPr>
         <w:t>_</w:t>
       </w:r>
+      <w:proofErr w:type="spellStart"/>
       <w:r>
         <w:rPr>
           <w:szCs w:val="28"/>
@@ -12195,12 +13933,14 @@
         </w:rPr>
         <w:t>LinkClicked</w:t>
       </w:r>
+      <w:proofErr w:type="spellEnd"/>
       <w:r>
         <w:rPr>
           <w:szCs w:val="28"/>
         </w:rPr>
         <w:t xml:space="preserve">, </w:t>
       </w:r>
+      <w:proofErr w:type="spellStart"/>
       <w:r>
         <w:rPr>
           <w:szCs w:val="28"/>
@@ -12208,12 +13948,14 @@
         </w:rPr>
         <w:t>GitLink</w:t>
       </w:r>
+      <w:proofErr w:type="spellEnd"/>
       <w:r>
         <w:rPr>
           <w:szCs w:val="28"/>
         </w:rPr>
         <w:t>_</w:t>
       </w:r>
+      <w:proofErr w:type="spellStart"/>
       <w:r>
         <w:rPr>
           <w:szCs w:val="28"/>
@@ -12221,6 +13963,7 @@
         </w:rPr>
         <w:t>LinkClicked</w:t>
       </w:r>
+      <w:proofErr w:type="spellEnd"/>
       <w:r>
         <w:rPr>
           <w:szCs w:val="28"/>
@@ -12242,12 +13985,21 @@
           <w:lang w:val="en-US"/>
         </w:rPr>
       </w:pPr>
-      <w:r>
-        <w:rPr>
-          <w:szCs w:val="28"/>
-          <w:lang w:val="en-US"/>
-        </w:rPr>
-        <w:t>MainForm:</w:t>
+      <w:proofErr w:type="spellStart"/>
+      <w:r>
+        <w:rPr>
+          <w:szCs w:val="28"/>
+          <w:lang w:val="en-US"/>
+        </w:rPr>
+        <w:t>MainForm</w:t>
+      </w:r>
+      <w:proofErr w:type="spellEnd"/>
+      <w:r>
+        <w:rPr>
+          <w:szCs w:val="28"/>
+          <w:lang w:val="en-US"/>
+        </w:rPr>
+        <w:t>:</w:t>
       </w:r>
       <w:r>
         <w:rPr>
@@ -12267,7 +14019,55 @@
           <w:szCs w:val="28"/>
           <w:lang w:val="en-US"/>
         </w:rPr>
-        <w:t>: InitializeValidatedTextBox, ShowToolTip, ValidateTextBox.</w:t>
+        <w:t xml:space="preserve">: </w:t>
+      </w:r>
+      <w:proofErr w:type="spellStart"/>
+      <w:r>
+        <w:rPr>
+          <w:szCs w:val="28"/>
+          <w:lang w:val="en-US"/>
+        </w:rPr>
+        <w:t>InitializeValidatedTextBox</w:t>
+      </w:r>
+      <w:proofErr w:type="spellEnd"/>
+      <w:r>
+        <w:rPr>
+          <w:szCs w:val="28"/>
+          <w:lang w:val="en-US"/>
+        </w:rPr>
+        <w:t xml:space="preserve">, </w:t>
+      </w:r>
+      <w:proofErr w:type="spellStart"/>
+      <w:r>
+        <w:rPr>
+          <w:szCs w:val="28"/>
+          <w:lang w:val="en-US"/>
+        </w:rPr>
+        <w:t>ShowToolTip</w:t>
+      </w:r>
+      <w:proofErr w:type="spellEnd"/>
+      <w:r>
+        <w:rPr>
+          <w:szCs w:val="28"/>
+          <w:lang w:val="en-US"/>
+        </w:rPr>
+        <w:t xml:space="preserve">, </w:t>
+      </w:r>
+      <w:proofErr w:type="spellStart"/>
+      <w:r>
+        <w:rPr>
+          <w:szCs w:val="28"/>
+          <w:lang w:val="en-US"/>
+        </w:rPr>
+        <w:t>ValidateTextBox</w:t>
+      </w:r>
+      <w:proofErr w:type="spellEnd"/>
+      <w:r>
+        <w:rPr>
+          <w:szCs w:val="28"/>
+          <w:lang w:val="en-US"/>
+        </w:rPr>
+        <w:t>.</w:t>
       </w:r>
       <w:r>
         <w:rPr>
@@ -12287,7 +14087,23 @@
           <w:szCs w:val="28"/>
           <w:lang w:val="en-US"/>
         </w:rPr>
-        <w:t>: SetColors, Valida</w:t>
+        <w:t xml:space="preserve">: </w:t>
+      </w:r>
+      <w:proofErr w:type="spellStart"/>
+      <w:r>
+        <w:rPr>
+          <w:szCs w:val="28"/>
+          <w:lang w:val="en-US"/>
+        </w:rPr>
+        <w:t>SetColors</w:t>
+      </w:r>
+      <w:proofErr w:type="spellEnd"/>
+      <w:r>
+        <w:rPr>
+          <w:szCs w:val="28"/>
+          <w:lang w:val="en-US"/>
+        </w:rPr>
+        <w:t>, Valida</w:t>
       </w:r>
       <w:r>
         <w:rPr>
@@ -12301,7 +14117,23 @@
           <w:szCs w:val="28"/>
           <w:lang w:val="en-US"/>
         </w:rPr>
-        <w:t xml:space="preserve">, MainForm_Load, </w:t>
+        <w:t xml:space="preserve">, </w:t>
+      </w:r>
+      <w:proofErr w:type="spellStart"/>
+      <w:r>
+        <w:rPr>
+          <w:szCs w:val="28"/>
+          <w:lang w:val="en-US"/>
+        </w:rPr>
+        <w:t>MainForm_Load</w:t>
+      </w:r>
+      <w:proofErr w:type="spellEnd"/>
+      <w:r>
+        <w:rPr>
+          <w:szCs w:val="28"/>
+          <w:lang w:val="en-US"/>
+        </w:rPr>
+        <w:t xml:space="preserve">, </w:t>
       </w:r>
       <w:r>
         <w:rPr>
@@ -12314,7 +14146,55 @@
           <w:szCs w:val="28"/>
           <w:lang w:val="en-US"/>
         </w:rPr>
-        <w:t xml:space="preserve"> TextBoxTotalHeight_Leave, TextBoxOneChained_Leave, TextBoxStepsWidth_Leave, </w:t>
+        <w:t xml:space="preserve"> </w:t>
+      </w:r>
+      <w:proofErr w:type="spellStart"/>
+      <w:r>
+        <w:rPr>
+          <w:szCs w:val="28"/>
+          <w:lang w:val="en-US"/>
+        </w:rPr>
+        <w:t>TextBoxTotalHeight_Leave</w:t>
+      </w:r>
+      <w:proofErr w:type="spellEnd"/>
+      <w:r>
+        <w:rPr>
+          <w:szCs w:val="28"/>
+          <w:lang w:val="en-US"/>
+        </w:rPr>
+        <w:t xml:space="preserve">, </w:t>
+      </w:r>
+      <w:proofErr w:type="spellStart"/>
+      <w:r>
+        <w:rPr>
+          <w:szCs w:val="28"/>
+          <w:lang w:val="en-US"/>
+        </w:rPr>
+        <w:t>TextBoxOneChained_Leave</w:t>
+      </w:r>
+      <w:proofErr w:type="spellEnd"/>
+      <w:r>
+        <w:rPr>
+          <w:szCs w:val="28"/>
+          <w:lang w:val="en-US"/>
+        </w:rPr>
+        <w:t xml:space="preserve">, </w:t>
+      </w:r>
+      <w:proofErr w:type="spellStart"/>
+      <w:r>
+        <w:rPr>
+          <w:szCs w:val="28"/>
+          <w:lang w:val="en-US"/>
+        </w:rPr>
+        <w:t>TextBoxStepsWidth_Leave</w:t>
+      </w:r>
+      <w:proofErr w:type="spellEnd"/>
+      <w:r>
+        <w:rPr>
+          <w:szCs w:val="28"/>
+          <w:lang w:val="en-US"/>
+        </w:rPr>
+        <w:t xml:space="preserve">, </w:t>
       </w:r>
       <w:r>
         <w:rPr>
@@ -12327,7 +14207,23 @@
           <w:szCs w:val="28"/>
           <w:lang w:val="en-US"/>
         </w:rPr>
-        <w:t xml:space="preserve"> AboutForm.</w:t>
+        <w:t xml:space="preserve"> </w:t>
+      </w:r>
+      <w:proofErr w:type="spellStart"/>
+      <w:r>
+        <w:rPr>
+          <w:szCs w:val="28"/>
+          <w:lang w:val="en-US"/>
+        </w:rPr>
+        <w:t>AboutForm</w:t>
+      </w:r>
+      <w:proofErr w:type="spellEnd"/>
+      <w:r>
+        <w:rPr>
+          <w:szCs w:val="28"/>
+          <w:lang w:val="en-US"/>
+        </w:rPr>
+        <w:t>.</w:t>
       </w:r>
     </w:p>
     <w:p>
@@ -12377,12 +14273,60 @@
         </w:rPr>
         <w:t xml:space="preserve"> _</w:t>
       </w:r>
-      <w:r>
-        <w:rPr>
-          <w:szCs w:val="28"/>
-          <w:lang w:val="en-US"/>
-        </w:rPr>
-        <w:t>maxValue, _minValue, _value.</w:t>
+      <w:proofErr w:type="spellStart"/>
+      <w:r>
+        <w:rPr>
+          <w:szCs w:val="28"/>
+          <w:lang w:val="en-US"/>
+        </w:rPr>
+        <w:t>maxValue</w:t>
+      </w:r>
+      <w:proofErr w:type="spellEnd"/>
+      <w:r>
+        <w:rPr>
+          <w:szCs w:val="28"/>
+          <w:lang w:val="en-US"/>
+        </w:rPr>
+        <w:t>, _</w:t>
+      </w:r>
+      <w:proofErr w:type="spellStart"/>
+      <w:r>
+        <w:rPr>
+          <w:szCs w:val="28"/>
+          <w:lang w:val="en-US"/>
+        </w:rPr>
+        <w:t>minValue</w:t>
+      </w:r>
+      <w:proofErr w:type="spellEnd"/>
+      <w:r>
+        <w:rPr>
+          <w:szCs w:val="28"/>
+          <w:lang w:val="en-US"/>
+        </w:rPr>
+        <w:t>, _value</w:t>
+      </w:r>
+      <w:r>
+        <w:rPr>
+          <w:szCs w:val="28"/>
+          <w:lang w:val="en-US"/>
+        </w:rPr>
+        <w:t>, _</w:t>
+      </w:r>
+      <w:proofErr w:type="spellStart"/>
+      <w:r>
+        <w:rPr>
+          <w:szCs w:val="28"/>
+          <w:lang w:val="en-US"/>
+        </w:rPr>
+        <w:t>typeOfParameter</w:t>
+      </w:r>
+      <w:proofErr w:type="spellEnd"/>
+      <w:r>
+        <w:rPr>
+          <w:szCs w:val="28"/>
+          <w:lang w:val="en-US"/>
+        </w:rPr>
+        <w:t>.</w:t>
       </w:r>
     </w:p>
     <w:p>
@@ -12396,20 +14340,24 @@
         <w:ind w:left="0" w:firstLine="709"/>
         <w:rPr>
           <w:szCs w:val="28"/>
-          <w:lang w:val="en-US"/>
-        </w:rPr>
-      </w:pPr>
-      <w:r>
-        <w:rPr>
-          <w:szCs w:val="28"/>
-          <w:lang w:val="en-US"/>
-        </w:rPr>
-        <w:t>Parameters:</w:t>
-      </w:r>
-      <w:r>
-        <w:rPr>
-          <w:szCs w:val="28"/>
-          <w:lang w:val="en-US"/>
+        </w:rPr>
+      </w:pPr>
+      <w:r>
+        <w:rPr>
+          <w:szCs w:val="28"/>
+          <w:lang w:val="en-US"/>
+        </w:rPr>
+        <w:t>Parameters</w:t>
+      </w:r>
+      <w:r>
+        <w:rPr>
+          <w:szCs w:val="28"/>
+        </w:rPr>
+        <w:t>:</w:t>
+      </w:r>
+      <w:r>
+        <w:rPr>
+          <w:szCs w:val="28"/>
         </w:rPr>
         <w:t xml:space="preserve"> </w:t>
       </w:r>
@@ -12417,40 +14365,13 @@
         <w:rPr>
           <w:szCs w:val="28"/>
         </w:rPr>
-        <w:t>Поле</w:t>
-      </w:r>
-      <w:r>
-        <w:rPr>
-          <w:szCs w:val="28"/>
-          <w:lang w:val="en-US"/>
-        </w:rPr>
-        <w:t xml:space="preserve"> _parameters </w:t>
-      </w:r>
-      <w:r>
-        <w:rPr>
-          <w:szCs w:val="28"/>
-        </w:rPr>
-        <w:t>изменено</w:t>
-      </w:r>
-      <w:r>
-        <w:rPr>
-          <w:szCs w:val="28"/>
-          <w:lang w:val="en-US"/>
-        </w:rPr>
-        <w:t xml:space="preserve"> </w:t>
-      </w:r>
-      <w:r>
-        <w:rPr>
-          <w:szCs w:val="28"/>
-        </w:rPr>
-        <w:t>на</w:t>
-      </w:r>
-      <w:r>
-        <w:rPr>
-          <w:szCs w:val="28"/>
-          <w:lang w:val="en-US"/>
-        </w:rPr>
-        <w:t xml:space="preserve"> AllParameters.</w:t>
+        <w:t>Добавлены различные константы, используемые в коде</w:t>
+      </w:r>
+      <w:r>
+        <w:rPr>
+          <w:szCs w:val="28"/>
+        </w:rPr>
+        <w:t>.</w:t>
       </w:r>
     </w:p>
     <w:p>
@@ -12563,6 +14484,25 @@
         <w:rPr>
           <w:szCs w:val="28"/>
         </w:rPr>
+        <w:t xml:space="preserve">и </w:t>
+      </w:r>
+      <w:r>
+        <w:rPr>
+          <w:szCs w:val="28"/>
+          <w:lang w:val="en-US"/>
+        </w:rPr>
+        <w:t>int</w:t>
+      </w:r>
+      <w:r>
+        <w:rPr>
+          <w:szCs w:val="28"/>
+        </w:rPr>
+        <w:t xml:space="preserve"> </w:t>
+      </w:r>
+      <w:r>
+        <w:rPr>
+          <w:szCs w:val="28"/>
+        </w:rPr>
         <w:t>в</w:t>
       </w:r>
       <w:r>
@@ -12600,6 +14540,56 @@
           <w:szCs w:val="28"/>
         </w:rPr>
         <w:t>данных</w:t>
+      </w:r>
+      <w:r>
+        <w:rPr>
+          <w:szCs w:val="28"/>
+        </w:rPr>
+        <w:t xml:space="preserve">, добавлены методы </w:t>
+      </w:r>
+      <w:proofErr w:type="spellStart"/>
+      <w:proofErr w:type="gramStart"/>
+      <w:r>
+        <w:rPr>
+          <w:szCs w:val="28"/>
+          <w:lang w:val="en-US"/>
+        </w:rPr>
+        <w:t>BuildLadder</w:t>
+      </w:r>
+      <w:proofErr w:type="spellEnd"/>
+      <w:r>
+        <w:rPr>
+          <w:szCs w:val="28"/>
+        </w:rPr>
+        <w:t>(</w:t>
+      </w:r>
+      <w:proofErr w:type="gramEnd"/>
+      <w:r>
+        <w:rPr>
+          <w:szCs w:val="28"/>
+        </w:rPr>
+        <w:t xml:space="preserve">) </w:t>
+      </w:r>
+      <w:r>
+        <w:rPr>
+          <w:szCs w:val="28"/>
+        </w:rPr>
+        <w:t xml:space="preserve">и </w:t>
+      </w:r>
+      <w:proofErr w:type="spellStart"/>
+      <w:r>
+        <w:rPr>
+          <w:szCs w:val="28"/>
+          <w:lang w:val="en-US"/>
+        </w:rPr>
+        <w:t>BuildStepLadder</w:t>
+      </w:r>
+      <w:proofErr w:type="spellEnd"/>
+      <w:r>
+        <w:rPr>
+          <w:szCs w:val="28"/>
+        </w:rPr>
+        <w:t>()</w:t>
       </w:r>
       <w:r>
         <w:rPr>
@@ -12647,7 +14637,23 @@
           <w:szCs w:val="28"/>
           <w:lang w:val="en-US"/>
         </w:rPr>
-        <w:t xml:space="preserve"> _part, _sketchEntity, _plane.</w:t>
+        <w:t xml:space="preserve"> _part, _</w:t>
+      </w:r>
+      <w:proofErr w:type="spellStart"/>
+      <w:r>
+        <w:rPr>
+          <w:szCs w:val="28"/>
+          <w:lang w:val="en-US"/>
+        </w:rPr>
+        <w:t>sketchEntity</w:t>
+      </w:r>
+      <w:proofErr w:type="spellEnd"/>
+      <w:r>
+        <w:rPr>
+          <w:szCs w:val="28"/>
+          <w:lang w:val="en-US"/>
+        </w:rPr>
+        <w:t>, _plane.</w:t>
       </w:r>
     </w:p>
     <w:p>
@@ -12682,7 +14688,7 @@
           <w:bCs/>
         </w:rPr>
       </w:pPr>
-      <w:bookmarkStart w:id="7" w:name="_Toc3958"/>
+      <w:bookmarkStart w:id="8" w:name="_Toc3958"/>
       <w:r>
         <w:rPr>
           <w:b/>
@@ -12691,7 +14697,7 @@
         <w:lastRenderedPageBreak/>
         <w:t>8 ОПИСАНИЕ ПРОГРАММЫ ДЛЯ ПОЛЬЗОВАТЕЛЕЙ</w:t>
       </w:r>
-      <w:bookmarkEnd w:id="7"/>
+      <w:bookmarkEnd w:id="8"/>
     </w:p>
     <w:p/>
     <w:p>
@@ -12714,6 +14720,244 @@
             <wp:extent cx="3455218" cy="3913632"/>
             <wp:effectExtent l="0" t="0" r="0" b="0"/>
             <wp:docPr id="1" name="Рисунок 1"/>
+            <wp:cNvGraphicFramePr>
+              <a:graphicFrameLocks xmlns:a="http://schemas.openxmlformats.org/drawingml/2006/main" noChangeAspect="1"/>
+            </wp:cNvGraphicFramePr>
+            <a:graphic xmlns:a="http://schemas.openxmlformats.org/drawingml/2006/main">
+              <a:graphicData uri="http://schemas.openxmlformats.org/drawingml/2006/picture">
+                <pic:pic xmlns:pic="http://schemas.openxmlformats.org/drawingml/2006/picture">
+                  <pic:nvPicPr>
+                    <pic:cNvPr id="1" name=""/>
+                    <pic:cNvPicPr/>
+                  </pic:nvPicPr>
+                  <pic:blipFill>
+                    <a:blip r:embed="rId21"/>
+                    <a:stretch>
+                      <a:fillRect/>
+                    </a:stretch>
+                  </pic:blipFill>
+                  <pic:spPr>
+                    <a:xfrm>
+                      <a:off x="0" y="0"/>
+                      <a:ext cx="3488206" cy="3950996"/>
+                    </a:xfrm>
+                    <a:prstGeom prst="rect">
+                      <a:avLst/>
+                    </a:prstGeom>
+                  </pic:spPr>
+                </pic:pic>
+              </a:graphicData>
+            </a:graphic>
+          </wp:inline>
+        </w:drawing>
+      </w:r>
+      <w:r>
+        <w:rPr>
+          <w:noProof/>
+        </w:rPr>
+        <w:t xml:space="preserve"> </w:t>
+      </w:r>
+    </w:p>
+    <w:p>
+      <w:pPr>
+        <w:ind w:firstLine="0"/>
+        <w:jc w:val="center"/>
+        <w:rPr>
+          <w:rFonts w:eastAsia="SimSun"/>
+          <w:szCs w:val="28"/>
+        </w:rPr>
+      </w:pPr>
+      <w:r>
+        <w:t xml:space="preserve">Рисунок 8.1 </w:t>
+      </w:r>
+      <w:r>
+        <w:rPr>
+          <w:rFonts w:eastAsia="SimSun"/>
+          <w:szCs w:val="28"/>
+        </w:rPr>
+        <w:t>– Начальная форма в момент запуска приложения</w:t>
+      </w:r>
+    </w:p>
+    <w:p>
+      <w:pPr>
+        <w:ind w:firstLine="0"/>
+        <w:rPr>
+          <w:rFonts w:eastAsia="SimSun"/>
+          <w:szCs w:val="28"/>
+        </w:rPr>
+      </w:pPr>
+    </w:p>
+    <w:p>
+      <w:pPr>
+        <w:ind w:firstLine="0"/>
+        <w:rPr>
+          <w:rFonts w:eastAsia="SimSun"/>
+          <w:szCs w:val="28"/>
+        </w:rPr>
+      </w:pPr>
+      <w:r>
+        <w:rPr>
+          <w:rFonts w:eastAsia="SimSun"/>
+          <w:szCs w:val="28"/>
+        </w:rPr>
+        <w:tab/>
+        <w:t>При нажатии на кнопку с незаполненными или неверно заполненными полями не будет происходить ничего, при правильном же заполнении откроется КОМПАС-</w:t>
+      </w:r>
+      <w:r>
+        <w:rPr>
+          <w:rFonts w:eastAsia="SimSun"/>
+          <w:szCs w:val="28"/>
+        </w:rPr>
+        <w:t>3</w:t>
+      </w:r>
+      <w:r>
+        <w:rPr>
+          <w:rFonts w:eastAsia="SimSun"/>
+          <w:szCs w:val="28"/>
+          <w:lang w:val="en-US"/>
+        </w:rPr>
+        <w:t>D</w:t>
+      </w:r>
+      <w:r>
+        <w:rPr>
+          <w:rFonts w:eastAsia="SimSun"/>
+          <w:szCs w:val="28"/>
+        </w:rPr>
+        <w:t xml:space="preserve"> </w:t>
+      </w:r>
+      <w:r>
+        <w:rPr>
+          <w:rFonts w:eastAsia="SimSun"/>
+          <w:szCs w:val="28"/>
+        </w:rPr>
+        <w:t>и начнётся построение модели по заданным параметрам.</w:t>
+      </w:r>
+    </w:p>
+    <w:p>
+      <w:pPr>
+        <w:ind w:firstLine="0"/>
+        <w:rPr>
+          <w:rFonts w:eastAsia="SimSun"/>
+          <w:szCs w:val="28"/>
+        </w:rPr>
+      </w:pPr>
+      <w:r>
+        <w:rPr>
+          <w:rFonts w:eastAsia="SimSun"/>
+          <w:szCs w:val="28"/>
+        </w:rPr>
+        <w:tab/>
+        <w:t xml:space="preserve">Также </w:t>
+      </w:r>
+      <w:r>
+        <w:rPr>
+          <w:rFonts w:eastAsia="SimSun"/>
+          <w:szCs w:val="28"/>
+        </w:rPr>
+        <w:t>видно,</w:t>
+      </w:r>
+      <w:r>
+        <w:rPr>
+          <w:rFonts w:eastAsia="SimSun"/>
+          <w:szCs w:val="28"/>
+        </w:rPr>
+        <w:t xml:space="preserve"> что </w:t>
+      </w:r>
+      <w:r>
+        <w:rPr>
+          <w:rFonts w:eastAsia="SimSun"/>
+          <w:szCs w:val="28"/>
+          <w:lang w:val="en-US"/>
+        </w:rPr>
+        <w:t>textbox</w:t>
+      </w:r>
+      <w:r>
+        <w:rPr>
+          <w:rFonts w:eastAsia="SimSun"/>
+          <w:szCs w:val="28"/>
+        </w:rPr>
+        <w:t>’</w:t>
+      </w:r>
+      <w:r>
+        <w:rPr>
+          <w:rFonts w:eastAsia="SimSun"/>
+          <w:szCs w:val="28"/>
+        </w:rPr>
+        <w:t>ы</w:t>
+      </w:r>
+      <w:r>
+        <w:rPr>
+          <w:rFonts w:eastAsia="SimSun"/>
+          <w:szCs w:val="28"/>
+        </w:rPr>
+        <w:t xml:space="preserve"> содерж</w:t>
+      </w:r>
+      <w:r>
+        <w:rPr>
+          <w:rFonts w:eastAsia="SimSun"/>
+          <w:szCs w:val="28"/>
+        </w:rPr>
+        <w:t>а</w:t>
+      </w:r>
+      <w:r>
+        <w:rPr>
+          <w:rFonts w:eastAsia="SimSun"/>
+          <w:szCs w:val="28"/>
+        </w:rPr>
+        <w:t xml:space="preserve">т в себе </w:t>
+      </w:r>
+      <w:r>
+        <w:rPr>
+          <w:rFonts w:eastAsia="SimSun"/>
+          <w:szCs w:val="28"/>
+          <w:lang w:val="en-US"/>
+        </w:rPr>
+        <w:t>toolbox</w:t>
+      </w:r>
+      <w:r>
+        <w:rPr>
+          <w:rFonts w:eastAsia="SimSun"/>
+          <w:szCs w:val="28"/>
+        </w:rPr>
+        <w:t>-</w:t>
+      </w:r>
+      <w:r>
+        <w:rPr>
+          <w:rFonts w:eastAsia="SimSun"/>
+          <w:szCs w:val="28"/>
+        </w:rPr>
+        <w:t>подсказку для заполнения возможными значениями</w:t>
+      </w:r>
+      <w:r>
+        <w:rPr>
+          <w:rFonts w:eastAsia="SimSun"/>
+          <w:szCs w:val="28"/>
+        </w:rPr>
+        <w:t xml:space="preserve"> </w:t>
+      </w:r>
+      <w:r>
+        <w:rPr>
+          <w:rFonts w:eastAsia="SimSun"/>
+          <w:szCs w:val="28"/>
+        </w:rPr>
+        <w:t>(рисунок 8.2).</w:t>
+      </w:r>
+    </w:p>
+    <w:p>
+      <w:pPr>
+        <w:ind w:firstLine="0"/>
+        <w:jc w:val="center"/>
+      </w:pPr>
+      <w:r>
+        <w:rPr>
+          <w:noProof/>
+        </w:rPr>
+        <w:lastRenderedPageBreak/>
+        <w:drawing>
+          <wp:inline distT="0" distB="0" distL="0" distR="0" wp14:anchorId="371FBA5E" wp14:editId="2EAA0DF5">
+            <wp:extent cx="3094330" cy="3504865"/>
+            <wp:effectExtent l="0" t="0" r="0" b="635"/>
+            <wp:docPr id="29" name="Рисунок 29"/>
             <wp:cNvGraphicFramePr>
               <a:graphicFrameLocks xmlns:a="http://schemas.openxmlformats.org/drawingml/2006/main" noChangeAspect="1"/>
             </wp:cNvGraphicFramePr>
@@ -12733,7 +14977,7 @@
                   <pic:spPr>
                     <a:xfrm>
                       <a:off x="0" y="0"/>
-                      <a:ext cx="3488206" cy="3950996"/>
+                      <a:ext cx="3115933" cy="3529334"/>
                     </a:xfrm>
                     <a:prstGeom prst="rect">
                       <a:avLst/>
@@ -12762,196 +15006,78 @@
         </w:rPr>
       </w:pPr>
       <w:r>
-        <w:t xml:space="preserve">Рисунок 8.1 </w:t>
-      </w:r>
-      <w:r>
-        <w:rPr>
-          <w:rFonts w:eastAsia="SimSun"/>
-          <w:szCs w:val="28"/>
-        </w:rPr>
-        <w:t>– Начальная форма в момент запуска приложения</w:t>
-      </w:r>
-    </w:p>
-    <w:p>
-      <w:pPr>
-        <w:ind w:firstLine="0"/>
-        <w:rPr>
-          <w:rFonts w:eastAsia="SimSun"/>
-          <w:szCs w:val="28"/>
-        </w:rPr>
-      </w:pPr>
-    </w:p>
-    <w:p>
-      <w:pPr>
-        <w:ind w:firstLine="0"/>
-        <w:rPr>
-          <w:rFonts w:eastAsia="SimSun"/>
-          <w:szCs w:val="28"/>
-        </w:rPr>
-      </w:pPr>
-      <w:r>
-        <w:rPr>
-          <w:rFonts w:eastAsia="SimSun"/>
-          <w:szCs w:val="28"/>
-        </w:rPr>
-        <w:tab/>
-        <w:t>При нажатии на кнопку с незаполненными или неверно заполненными полями не будет происходить ничего, при правильном же заполнении откроется КОМПАС-</w:t>
-      </w:r>
-      <w:r>
-        <w:rPr>
-          <w:rFonts w:eastAsia="SimSun"/>
-          <w:szCs w:val="28"/>
-        </w:rPr>
-        <w:t>3</w:t>
-      </w:r>
-      <w:r>
-        <w:rPr>
-          <w:rFonts w:eastAsia="SimSun"/>
-          <w:szCs w:val="28"/>
-          <w:lang w:val="en-US"/>
-        </w:rPr>
-        <w:t>D</w:t>
-      </w:r>
-      <w:r>
-        <w:rPr>
-          <w:rFonts w:eastAsia="SimSun"/>
-          <w:szCs w:val="28"/>
-        </w:rPr>
-        <w:t xml:space="preserve"> </w:t>
-      </w:r>
-      <w:r>
-        <w:rPr>
-          <w:rFonts w:eastAsia="SimSun"/>
-          <w:szCs w:val="28"/>
-        </w:rPr>
-        <w:t>и начнётся построение модели по заданным параметрам.</w:t>
-      </w:r>
-    </w:p>
-    <w:p>
-      <w:pPr>
-        <w:ind w:firstLine="0"/>
-        <w:rPr>
-          <w:rFonts w:eastAsia="SimSun"/>
-          <w:szCs w:val="28"/>
-        </w:rPr>
-      </w:pPr>
-      <w:r>
-        <w:rPr>
-          <w:rFonts w:eastAsia="SimSun"/>
-          <w:szCs w:val="28"/>
-        </w:rPr>
-        <w:tab/>
-        <w:t xml:space="preserve">Также </w:t>
-      </w:r>
-      <w:r>
-        <w:rPr>
-          <w:rFonts w:eastAsia="SimSun"/>
-          <w:szCs w:val="28"/>
-        </w:rPr>
-        <w:t>видно,</w:t>
-      </w:r>
-      <w:r>
-        <w:rPr>
-          <w:rFonts w:eastAsia="SimSun"/>
-          <w:szCs w:val="28"/>
-        </w:rPr>
-        <w:t xml:space="preserve"> что </w:t>
-      </w:r>
-      <w:r>
-        <w:rPr>
-          <w:rFonts w:eastAsia="SimSun"/>
-          <w:szCs w:val="28"/>
-          <w:lang w:val="en-US"/>
-        </w:rPr>
-        <w:t>textbox</w:t>
-      </w:r>
-      <w:r>
-        <w:rPr>
-          <w:rFonts w:eastAsia="SimSun"/>
-          <w:szCs w:val="28"/>
-        </w:rPr>
-        <w:t>’</w:t>
-      </w:r>
-      <w:r>
-        <w:rPr>
-          <w:rFonts w:eastAsia="SimSun"/>
-          <w:szCs w:val="28"/>
-        </w:rPr>
-        <w:t>ы</w:t>
-      </w:r>
-      <w:r>
-        <w:rPr>
-          <w:rFonts w:eastAsia="SimSun"/>
-          <w:szCs w:val="28"/>
-        </w:rPr>
-        <w:t xml:space="preserve"> содерж</w:t>
-      </w:r>
-      <w:r>
-        <w:rPr>
-          <w:rFonts w:eastAsia="SimSun"/>
-          <w:szCs w:val="28"/>
-        </w:rPr>
-        <w:t>а</w:t>
-      </w:r>
-      <w:r>
-        <w:rPr>
-          <w:rFonts w:eastAsia="SimSun"/>
-          <w:szCs w:val="28"/>
-        </w:rPr>
-        <w:t xml:space="preserve">т в себе </w:t>
-      </w:r>
-      <w:r>
-        <w:rPr>
-          <w:rFonts w:eastAsia="SimSun"/>
-          <w:szCs w:val="28"/>
-          <w:lang w:val="en-US"/>
-        </w:rPr>
-        <w:t>toolbox</w:t>
-      </w:r>
-      <w:r>
-        <w:rPr>
-          <w:rFonts w:eastAsia="SimSun"/>
-          <w:szCs w:val="28"/>
-        </w:rPr>
-        <w:t>-</w:t>
-      </w:r>
-      <w:r>
-        <w:rPr>
-          <w:rFonts w:eastAsia="SimSun"/>
-          <w:szCs w:val="28"/>
-        </w:rPr>
-        <w:t>подсказку для заполнения возможными значениями</w:t>
-      </w:r>
-      <w:r>
-        <w:rPr>
-          <w:rFonts w:eastAsia="SimSun"/>
-          <w:szCs w:val="28"/>
-        </w:rPr>
-        <w:t xml:space="preserve"> </w:t>
-      </w:r>
-      <w:r>
-        <w:rPr>
-          <w:rFonts w:eastAsia="SimSun"/>
-          <w:szCs w:val="28"/>
-        </w:rPr>
-        <w:t>(рисунок 8.2).</w:t>
-      </w:r>
+        <w:t xml:space="preserve">Рисунок 8.2 </w:t>
+      </w:r>
+      <w:r>
+        <w:rPr>
+          <w:rFonts w:eastAsia="SimSun"/>
+          <w:szCs w:val="28"/>
+        </w:rPr>
+        <w:t xml:space="preserve">– Реакция системы на вхождение в </w:t>
+      </w:r>
+      <w:proofErr w:type="spellStart"/>
+      <w:r>
+        <w:rPr>
+          <w:rFonts w:eastAsia="SimSun"/>
+          <w:szCs w:val="28"/>
+        </w:rPr>
+        <w:t>текстбокс</w:t>
+      </w:r>
+      <w:proofErr w:type="spellEnd"/>
     </w:p>
     <w:p>
       <w:pPr>
         <w:ind w:firstLine="0"/>
         <w:jc w:val="center"/>
       </w:pPr>
+    </w:p>
+    <w:p>
+      <w:pPr>
+        <w:rPr>
+          <w:rFonts w:eastAsia="SimSun"/>
+          <w:szCs w:val="28"/>
+        </w:rPr>
+      </w:pPr>
+      <w:r>
+        <w:rPr>
+          <w:rFonts w:eastAsia="SimSun"/>
+          <w:szCs w:val="28"/>
+        </w:rPr>
+        <w:t xml:space="preserve">При заполнении корректным значением цвет поля изменяется на </w:t>
+      </w:r>
+      <w:r>
+        <w:rPr>
+          <w:rFonts w:eastAsia="SimSun"/>
+          <w:szCs w:val="28"/>
+        </w:rPr>
+        <w:t>зеленый</w:t>
+      </w:r>
+      <w:r>
+        <w:rPr>
+          <w:rFonts w:eastAsia="SimSun"/>
+          <w:szCs w:val="28"/>
+        </w:rPr>
+        <w:t xml:space="preserve"> (рисунок 8.3).</w:t>
+      </w:r>
+    </w:p>
+    <w:p>
+      <w:pPr>
+        <w:ind w:firstLine="0"/>
+        <w:jc w:val="center"/>
+        <w:rPr>
+          <w:rFonts w:eastAsia="SimSun"/>
+          <w:szCs w:val="28"/>
+        </w:rPr>
+      </w:pPr>
       <w:r>
         <w:rPr>
           <w:noProof/>
         </w:rPr>
-        <w:lastRenderedPageBreak/>
         <w:drawing>
-          <wp:inline distT="0" distB="0" distL="0" distR="0" wp14:anchorId="371FBA5E" wp14:editId="2EAA0DF5">
-            <wp:extent cx="3094330" cy="3504865"/>
-            <wp:effectExtent l="0" t="0" r="0" b="635"/>
-            <wp:docPr id="29" name="Рисунок 29"/>
+          <wp:inline distT="0" distB="0" distL="0" distR="0" wp14:anchorId="3B8A8007" wp14:editId="7DAA83C2">
+            <wp:extent cx="3218688" cy="3645722"/>
+            <wp:effectExtent l="0" t="0" r="1270" b="0"/>
+            <wp:docPr id="30" name="Рисунок 30"/>
             <wp:cNvGraphicFramePr>
               <a:graphicFrameLocks xmlns:a="http://schemas.openxmlformats.org/drawingml/2006/main" noChangeAspect="1"/>
             </wp:cNvGraphicFramePr>
@@ -12971,7 +15097,7 @@
                   <pic:spPr>
                     <a:xfrm>
                       <a:off x="0" y="0"/>
-                      <a:ext cx="3115933" cy="3529334"/>
+                      <a:ext cx="3229155" cy="3657577"/>
                     </a:xfrm>
                     <a:prstGeom prst="rect">
                       <a:avLst/>
@@ -13000,14 +15126,89 @@
         </w:rPr>
       </w:pPr>
       <w:r>
-        <w:t xml:space="preserve">Рисунок 8.2 </w:t>
-      </w:r>
-      <w:r>
-        <w:rPr>
-          <w:rFonts w:eastAsia="SimSun"/>
-          <w:szCs w:val="28"/>
-        </w:rPr>
-        <w:t>– Реакция системы на вхождение в текстбокс</w:t>
+        <w:rPr>
+          <w:rFonts w:eastAsia="SimSun"/>
+          <w:szCs w:val="28"/>
+        </w:rPr>
+        <w:t>Рисунок 8.3 – Реакция системы на корректный ввод</w:t>
+      </w:r>
+    </w:p>
+    <w:p>
+      <w:pPr>
+        <w:ind w:firstLine="0"/>
+        <w:rPr>
+          <w:rFonts w:eastAsia="SimSun"/>
+          <w:szCs w:val="28"/>
+        </w:rPr>
+      </w:pPr>
+      <w:r>
+        <w:rPr>
+          <w:rFonts w:eastAsia="SimSun"/>
+          <w:szCs w:val="28"/>
+        </w:rPr>
+        <w:lastRenderedPageBreak/>
+        <w:tab/>
+        <w:t xml:space="preserve">При неверном заполнении поля (выходе за допустимые пределы) </w:t>
+      </w:r>
+      <w:proofErr w:type="spellStart"/>
+      <w:r>
+        <w:rPr>
+          <w:rFonts w:eastAsia="SimSun"/>
+          <w:szCs w:val="28"/>
+        </w:rPr>
+        <w:t>текстбокс</w:t>
+      </w:r>
+      <w:proofErr w:type="spellEnd"/>
+      <w:r>
+        <w:rPr>
+          <w:rFonts w:eastAsia="SimSun"/>
+          <w:szCs w:val="28"/>
+        </w:rPr>
+        <w:t xml:space="preserve"> будет подсвечен красным, а также </w:t>
+      </w:r>
+      <w:r>
+        <w:rPr>
+          <w:rFonts w:eastAsia="SimSun"/>
+          <w:szCs w:val="28"/>
+        </w:rPr>
+        <w:t xml:space="preserve">при наведении на </w:t>
+      </w:r>
+      <w:r>
+        <w:rPr>
+          <w:rFonts w:eastAsia="SimSun"/>
+          <w:szCs w:val="28"/>
+          <w:lang w:val="en-US"/>
+        </w:rPr>
+        <w:t>textbox</w:t>
+      </w:r>
+      <w:r>
+        <w:rPr>
+          <w:rFonts w:eastAsia="SimSun"/>
+          <w:szCs w:val="28"/>
+        </w:rPr>
+        <w:t xml:space="preserve"> </w:t>
+      </w:r>
+      <w:r>
+        <w:rPr>
+          <w:rFonts w:eastAsia="SimSun"/>
+          <w:szCs w:val="28"/>
+        </w:rPr>
+        <w:t xml:space="preserve">появится </w:t>
+      </w:r>
+      <w:r>
+        <w:rPr>
+          <w:rFonts w:eastAsia="SimSun"/>
+          <w:szCs w:val="28"/>
+          <w:lang w:val="en-US"/>
+        </w:rPr>
+        <w:t>toolbox</w:t>
+      </w:r>
+      <w:r>
+        <w:rPr>
+          <w:rFonts w:eastAsia="SimSun"/>
+          <w:szCs w:val="28"/>
+        </w:rPr>
+        <w:t xml:space="preserve"> с подсказкой по корректировке параметров (рисунок 8.4).</w:t>
       </w:r>
     </w:p>
     <w:p>
@@ -13015,54 +15216,15 @@
         <w:ind w:firstLine="0"/>
         <w:jc w:val="center"/>
       </w:pPr>
-    </w:p>
-    <w:p>
-      <w:pPr>
-        <w:rPr>
-          <w:rFonts w:eastAsia="SimSun"/>
-          <w:szCs w:val="28"/>
-        </w:rPr>
-      </w:pPr>
-      <w:r>
-        <w:rPr>
-          <w:rFonts w:eastAsia="SimSun"/>
-          <w:szCs w:val="28"/>
-        </w:rPr>
-        <w:t xml:space="preserve">При заполнении корректным значением цвет поля изменяется на </w:t>
-      </w:r>
-      <w:r>
-        <w:rPr>
-          <w:rFonts w:eastAsia="SimSun"/>
-          <w:szCs w:val="28"/>
-        </w:rPr>
-        <w:t>зеленый</w:t>
-      </w:r>
-      <w:r>
-        <w:rPr>
-          <w:rFonts w:eastAsia="SimSun"/>
-          <w:szCs w:val="28"/>
-        </w:rPr>
-        <w:t xml:space="preserve"> (рисунок 8.3).</w:t>
-      </w:r>
-    </w:p>
-    <w:p>
-      <w:pPr>
-        <w:ind w:firstLine="0"/>
-        <w:jc w:val="center"/>
-        <w:rPr>
-          <w:rFonts w:eastAsia="SimSun"/>
-          <w:szCs w:val="28"/>
-        </w:rPr>
-      </w:pPr>
       <w:r>
         <w:rPr>
           <w:noProof/>
         </w:rPr>
         <w:drawing>
-          <wp:inline distT="0" distB="0" distL="0" distR="0" wp14:anchorId="3B8A8007" wp14:editId="7DAA83C2">
-            <wp:extent cx="3218688" cy="3645722"/>
-            <wp:effectExtent l="0" t="0" r="1270" b="0"/>
-            <wp:docPr id="30" name="Рисунок 30"/>
+          <wp:inline distT="0" distB="0" distL="0" distR="0" wp14:anchorId="188923D7" wp14:editId="36FEDCA4">
+            <wp:extent cx="3242091" cy="3672230"/>
+            <wp:effectExtent l="0" t="0" r="0" b="4445"/>
+            <wp:docPr id="31" name="Рисунок 31"/>
             <wp:cNvGraphicFramePr>
               <a:graphicFrameLocks xmlns:a="http://schemas.openxmlformats.org/drawingml/2006/main" noChangeAspect="1"/>
             </wp:cNvGraphicFramePr>
@@ -13082,7 +15244,7 @@
                   <pic:spPr>
                     <a:xfrm>
                       <a:off x="0" y="0"/>
-                      <a:ext cx="3229155" cy="3657577"/>
+                      <a:ext cx="3275048" cy="3709560"/>
                     </a:xfrm>
                     <a:prstGeom prst="rect">
                       <a:avLst/>
@@ -13111,89 +15273,72 @@
         </w:rPr>
       </w:pPr>
       <w:r>
-        <w:rPr>
-          <w:rFonts w:eastAsia="SimSun"/>
-          <w:szCs w:val="28"/>
-        </w:rPr>
-        <w:t>Рисунок 8.3 – Реакция системы на корректный ввод</w:t>
-      </w:r>
-    </w:p>
-    <w:p>
-      <w:pPr>
-        <w:ind w:firstLine="0"/>
-        <w:rPr>
-          <w:rFonts w:eastAsia="SimSun"/>
-          <w:szCs w:val="28"/>
-        </w:rPr>
-      </w:pPr>
-      <w:r>
-        <w:rPr>
-          <w:rFonts w:eastAsia="SimSun"/>
-          <w:szCs w:val="28"/>
-        </w:rPr>
-        <w:lastRenderedPageBreak/>
-        <w:tab/>
-        <w:t xml:space="preserve">При неверном заполнении поля (выходе за допустимые пределы) текстбокс будет подсвечен красным, а также </w:t>
-      </w:r>
-      <w:r>
-        <w:rPr>
-          <w:rFonts w:eastAsia="SimSun"/>
-          <w:szCs w:val="28"/>
-        </w:rPr>
-        <w:t xml:space="preserve">при наведении на </w:t>
-      </w:r>
-      <w:r>
-        <w:rPr>
-          <w:rFonts w:eastAsia="SimSun"/>
-          <w:szCs w:val="28"/>
-          <w:lang w:val="en-US"/>
-        </w:rPr>
-        <w:t>textbox</w:t>
-      </w:r>
-      <w:r>
-        <w:rPr>
-          <w:rFonts w:eastAsia="SimSun"/>
-          <w:szCs w:val="28"/>
-        </w:rPr>
-        <w:t xml:space="preserve"> </w:t>
-      </w:r>
-      <w:r>
-        <w:rPr>
-          <w:rFonts w:eastAsia="SimSun"/>
-          <w:szCs w:val="28"/>
-        </w:rPr>
-        <w:t xml:space="preserve">появится </w:t>
-      </w:r>
-      <w:r>
-        <w:rPr>
-          <w:rFonts w:eastAsia="SimSun"/>
-          <w:szCs w:val="28"/>
-          <w:lang w:val="en-US"/>
-        </w:rPr>
-        <w:t>toolbox</w:t>
-      </w:r>
-      <w:r>
-        <w:rPr>
-          <w:rFonts w:eastAsia="SimSun"/>
-          <w:szCs w:val="28"/>
-        </w:rPr>
-        <w:t xml:space="preserve"> с подсказкой по корректировке параметров (рисунок 8.4).</w:t>
+        <w:t xml:space="preserve">Рисунок 8.4 </w:t>
+      </w:r>
+      <w:r>
+        <w:rPr>
+          <w:rFonts w:eastAsia="SimSun"/>
+          <w:szCs w:val="28"/>
+        </w:rPr>
+        <w:t xml:space="preserve">– </w:t>
+      </w:r>
+      <w:r>
+        <w:rPr>
+          <w:rFonts w:eastAsia="SimSun"/>
+          <w:szCs w:val="28"/>
+        </w:rPr>
+        <w:t>Параметр</w:t>
+      </w:r>
+      <w:r>
+        <w:rPr>
+          <w:rFonts w:eastAsia="SimSun"/>
+          <w:szCs w:val="28"/>
+        </w:rPr>
+        <w:t xml:space="preserve"> выходит за минимальные пределы</w:t>
       </w:r>
     </w:p>
     <w:p>
       <w:pPr>
         <w:ind w:firstLine="0"/>
         <w:jc w:val="center"/>
+        <w:rPr>
+          <w:rFonts w:eastAsia="SimSun"/>
+          <w:szCs w:val="28"/>
+        </w:rPr>
+      </w:pPr>
+    </w:p>
+    <w:p>
+      <w:pPr>
+        <w:ind w:firstLine="0"/>
+        <w:rPr>
+          <w:rFonts w:eastAsia="SimSun"/>
+          <w:szCs w:val="28"/>
+        </w:rPr>
+      </w:pPr>
+      <w:r>
+        <w:rPr>
+          <w:rFonts w:eastAsia="SimSun"/>
+          <w:szCs w:val="28"/>
+        </w:rPr>
+        <w:tab/>
+        <w:t>При этом, некорректно заполненные (непрошедшие собственную валидацию) или незаполненные поля не будут мешать возможно корректному заполнению зависимых от них полей (рисунок 8.5).</w:t>
+      </w:r>
+    </w:p>
+    <w:p>
+      <w:pPr>
+        <w:ind w:firstLine="0"/>
+        <w:jc w:val="center"/>
       </w:pPr>
       <w:r>
         <w:rPr>
           <w:noProof/>
         </w:rPr>
+        <w:lastRenderedPageBreak/>
         <w:drawing>
-          <wp:inline distT="0" distB="0" distL="0" distR="0" wp14:anchorId="188923D7" wp14:editId="36FEDCA4">
-            <wp:extent cx="3242091" cy="3672230"/>
-            <wp:effectExtent l="0" t="0" r="0" b="4445"/>
-            <wp:docPr id="31" name="Рисунок 31"/>
+          <wp:inline distT="0" distB="0" distL="0" distR="0" wp14:anchorId="0E3114C6" wp14:editId="445C841D">
+            <wp:extent cx="2611526" cy="2958005"/>
+            <wp:effectExtent l="0" t="0" r="0" b="0"/>
+            <wp:docPr id="32" name="Рисунок 32"/>
             <wp:cNvGraphicFramePr>
               <a:graphicFrameLocks xmlns:a="http://schemas.openxmlformats.org/drawingml/2006/main" noChangeAspect="1"/>
             </wp:cNvGraphicFramePr>
@@ -13213,7 +15358,7 @@
                   <pic:spPr>
                     <a:xfrm>
                       <a:off x="0" y="0"/>
-                      <a:ext cx="3275048" cy="3709560"/>
+                      <a:ext cx="2639531" cy="2989726"/>
                     </a:xfrm>
                     <a:prstGeom prst="rect">
                       <a:avLst/>
@@ -13242,28 +15387,21 @@
         </w:rPr>
       </w:pPr>
       <w:r>
-        <w:t xml:space="preserve">Рисунок 8.4 </w:t>
-      </w:r>
-      <w:r>
-        <w:rPr>
-          <w:rFonts w:eastAsia="SimSun"/>
-          <w:szCs w:val="28"/>
-        </w:rPr>
-        <w:t xml:space="preserve">– </w:t>
-      </w:r>
-      <w:r>
-        <w:rPr>
-          <w:rFonts w:eastAsia="SimSun"/>
-          <w:szCs w:val="28"/>
-        </w:rPr>
-        <w:t>Параметр</w:t>
-      </w:r>
-      <w:r>
-        <w:rPr>
-          <w:rFonts w:eastAsia="SimSun"/>
-          <w:szCs w:val="28"/>
-        </w:rPr>
-        <w:t xml:space="preserve"> выходит за минимальные пределы</w:t>
+        <w:t xml:space="preserve">Рисунок 8.5 </w:t>
+      </w:r>
+      <w:r>
+        <w:rPr>
+          <w:rFonts w:eastAsia="SimSun"/>
+          <w:szCs w:val="28"/>
+        </w:rPr>
+        <w:t xml:space="preserve">– Ошибка в собственной валидации </w:t>
+      </w:r>
+      <w:r>
+        <w:rPr>
+          <w:rFonts w:eastAsia="SimSun"/>
+          <w:szCs w:val="28"/>
+        </w:rPr>
+        <w:t>одного параметра не влияет на валидацию другого</w:t>
       </w:r>
     </w:p>
     <w:p>
@@ -13278,36 +15416,98 @@
     </w:p>
     <w:p>
       <w:pPr>
-        <w:ind w:firstLine="0"/>
-        <w:rPr>
-          <w:rFonts w:eastAsia="SimSun"/>
-          <w:szCs w:val="28"/>
-        </w:rPr>
-      </w:pPr>
-      <w:r>
-        <w:rPr>
-          <w:rFonts w:eastAsia="SimSun"/>
-          <w:szCs w:val="28"/>
-        </w:rPr>
-        <w:tab/>
-        <w:t>При этом, некорректно заполненные (непрошедшие собственную валидацию) или незаполненные поля не будут мешать возможно корректному заполнению зависимых от них полей (рисунок 8.5).</w:t>
+        <w:ind w:firstLine="708"/>
+        <w:rPr>
+          <w:rFonts w:eastAsia="SimSun"/>
+          <w:szCs w:val="28"/>
+        </w:rPr>
+      </w:pPr>
+      <w:r>
+        <w:rPr>
+          <w:rFonts w:eastAsia="SimSun"/>
+          <w:szCs w:val="28"/>
+        </w:rPr>
+        <w:t xml:space="preserve">Помимо собственной ошибки также может быть вызвана ошибка в зависимых параметрах. Для решения каждой из таких ошибок текст подсказки меняет своё значение и выдаёт рекомендуемые к заполнению параметры для пользователя. Пользователь может изменить значение для любого из зависимых параметров для получения корректных результатов. </w:t>
+      </w:r>
+      <w:r>
+        <w:rPr>
+          <w:rFonts w:eastAsia="SimSun"/>
+          <w:szCs w:val="28"/>
+        </w:rPr>
+        <w:t>Помимо этого,</w:t>
+      </w:r>
+      <w:r>
+        <w:rPr>
+          <w:rFonts w:eastAsia="SimSun"/>
+          <w:szCs w:val="28"/>
+        </w:rPr>
+        <w:t xml:space="preserve"> при появлении в </w:t>
+      </w:r>
+      <w:proofErr w:type="spellStart"/>
+      <w:r>
+        <w:rPr>
+          <w:rFonts w:eastAsia="SimSun"/>
+          <w:szCs w:val="28"/>
+        </w:rPr>
+        <w:t>текстбоксе</w:t>
+      </w:r>
+      <w:proofErr w:type="spellEnd"/>
+      <w:r>
+        <w:rPr>
+          <w:rFonts w:eastAsia="SimSun"/>
+          <w:szCs w:val="28"/>
+        </w:rPr>
+        <w:t xml:space="preserve"> некорректных символов (буквы, символы) – </w:t>
+      </w:r>
+      <w:proofErr w:type="spellStart"/>
+      <w:r>
+        <w:rPr>
+          <w:rFonts w:eastAsia="SimSun"/>
+          <w:szCs w:val="28"/>
+        </w:rPr>
+        <w:t>текстбокс</w:t>
+      </w:r>
+      <w:proofErr w:type="spellEnd"/>
+      <w:r>
+        <w:rPr>
+          <w:rFonts w:eastAsia="SimSun"/>
+          <w:szCs w:val="28"/>
+        </w:rPr>
+        <w:t xml:space="preserve"> очищается и приобретает стандартный цвет.</w:t>
+      </w:r>
+      <w:r>
+        <w:rPr>
+          <w:rFonts w:eastAsia="SimSun"/>
+          <w:szCs w:val="28"/>
+        </w:rPr>
+        <w:t xml:space="preserve"> </w:t>
+      </w:r>
+      <w:r>
+        <w:rPr>
+          <w:rFonts w:eastAsia="SimSun"/>
+          <w:szCs w:val="28"/>
+        </w:rPr>
+        <w:t>Также при нажатии на кнопку «Справка» вызывается новая форма с информацией о программе и разработчике (рисунок 8.6).</w:t>
       </w:r>
     </w:p>
     <w:p>
       <w:pPr>
         <w:ind w:firstLine="0"/>
         <w:jc w:val="center"/>
+        <w:rPr>
+          <w:rFonts w:eastAsia="SimSun"/>
+          <w:szCs w:val="28"/>
+        </w:rPr>
       </w:pPr>
       <w:r>
         <w:rPr>
           <w:noProof/>
         </w:rPr>
-        <w:lastRenderedPageBreak/>
         <w:drawing>
-          <wp:inline distT="0" distB="0" distL="0" distR="0" wp14:anchorId="0E3114C6" wp14:editId="445C841D">
-            <wp:extent cx="2611526" cy="2958005"/>
-            <wp:effectExtent l="0" t="0" r="0" b="0"/>
-            <wp:docPr id="32" name="Рисунок 32"/>
+          <wp:inline distT="0" distB="0" distL="0" distR="0" wp14:anchorId="74A6F185" wp14:editId="42B6D869">
+            <wp:extent cx="2516429" cy="1633471"/>
+            <wp:effectExtent l="0" t="0" r="0" b="5080"/>
+            <wp:docPr id="33" name="Рисунок 33"/>
             <wp:cNvGraphicFramePr>
               <a:graphicFrameLocks xmlns:a="http://schemas.openxmlformats.org/drawingml/2006/main" noChangeAspect="1"/>
             </wp:cNvGraphicFramePr>
@@ -13327,7 +15527,7 @@
                   <pic:spPr>
                     <a:xfrm>
                       <a:off x="0" y="0"/>
-                      <a:ext cx="2639531" cy="2989726"/>
+                      <a:ext cx="2551010" cy="1655918"/>
                     </a:xfrm>
                     <a:prstGeom prst="rect">
                       <a:avLst/>
@@ -13356,95 +15556,130 @@
         </w:rPr>
       </w:pPr>
       <w:r>
-        <w:t xml:space="preserve">Рисунок 8.5 </w:t>
-      </w:r>
-      <w:r>
-        <w:rPr>
-          <w:rFonts w:eastAsia="SimSun"/>
-          <w:szCs w:val="28"/>
-        </w:rPr>
-        <w:t xml:space="preserve">– Ошибка в собственной валидации </w:t>
-      </w:r>
-      <w:r>
-        <w:rPr>
-          <w:rFonts w:eastAsia="SimSun"/>
-          <w:szCs w:val="28"/>
-        </w:rPr>
-        <w:t>одного параметра не влияет на валидацию другого</w:t>
-      </w:r>
-    </w:p>
-    <w:p>
-      <w:pPr>
+        <w:rPr>
+          <w:rFonts w:eastAsia="SimSun"/>
+          <w:szCs w:val="28"/>
+        </w:rPr>
+        <w:t>Рисунок 8.6 – Нажатие на кнопку «Справка»</w:t>
+      </w:r>
+    </w:p>
+    <w:p>
+      <w:pPr>
+        <w:spacing w:after="0" w:line="360" w:lineRule="auto"/>
+        <w:ind w:right="59" w:firstLine="0"/>
+        <w:jc w:val="center"/>
+        <w:outlineLvl w:val="0"/>
+        <w:rPr>
+          <w:b/>
+          <w:bCs/>
+        </w:rPr>
+      </w:pPr>
+      <w:bookmarkStart w:id="9" w:name="_Toc1320"/>
+      <w:r>
+        <w:rPr>
+          <w:b/>
+          <w:bCs/>
+        </w:rPr>
+        <w:lastRenderedPageBreak/>
+        <w:t>9 ТЕСТИРОВАНИЕ ПЛАГИНА</w:t>
+      </w:r>
+      <w:bookmarkEnd w:id="9"/>
+    </w:p>
+    <w:p>
+      <w:pPr>
+        <w:spacing w:after="0" w:line="360" w:lineRule="auto"/>
+      </w:pPr>
+    </w:p>
+    <w:p>
+      <w:pPr>
+        <w:pStyle w:val="2"/>
+        <w:spacing w:before="0" w:after="0" w:line="360" w:lineRule="auto"/>
         <w:ind w:firstLine="0"/>
         <w:jc w:val="center"/>
         <w:rPr>
-          <w:rFonts w:eastAsia="SimSun"/>
-          <w:szCs w:val="28"/>
-        </w:rPr>
-      </w:pPr>
-    </w:p>
-    <w:p>
-      <w:pPr>
-        <w:ind w:firstLine="708"/>
-        <w:rPr>
-          <w:rFonts w:eastAsia="SimSun"/>
-          <w:szCs w:val="28"/>
-        </w:rPr>
-      </w:pPr>
-      <w:r>
-        <w:rPr>
-          <w:rFonts w:eastAsia="SimSun"/>
-          <w:szCs w:val="28"/>
-        </w:rPr>
-        <w:t xml:space="preserve">Помимо собственной ошибки также может быть вызвана ошибка в зависимых параметрах. Для решения каждой из таких ошибок текст подсказки меняет своё значение и выдаёт рекомендуемые к заполнению параметры для пользователя. Пользователь может изменить значение для любого из зависимых параметров для получения корректных результатов. </w:t>
-      </w:r>
-      <w:r>
-        <w:rPr>
-          <w:rFonts w:eastAsia="SimSun"/>
-          <w:szCs w:val="28"/>
-        </w:rPr>
-        <w:t>Помимо этого,</w:t>
-      </w:r>
-      <w:r>
-        <w:rPr>
-          <w:rFonts w:eastAsia="SimSun"/>
-          <w:szCs w:val="28"/>
-        </w:rPr>
-        <w:t xml:space="preserve"> при появлении в текстбоксе некорректных символов (буквы, символы) – текстбокс очищается и приобретает стандартный цвет.</w:t>
-      </w:r>
-      <w:r>
-        <w:rPr>
-          <w:rFonts w:eastAsia="SimSun"/>
-          <w:szCs w:val="28"/>
-        </w:rPr>
+          <w:rFonts w:ascii="Times New Roman" w:hAnsi="Times New Roman" w:cs="Times New Roman"/>
+          <w:b w:val="0"/>
+          <w:bCs w:val="0"/>
+          <w:i w:val="0"/>
+          <w:iCs w:val="0"/>
+        </w:rPr>
+      </w:pPr>
+      <w:bookmarkStart w:id="10" w:name="_Toc1284"/>
+      <w:r>
+        <w:rPr>
+          <w:rFonts w:ascii="Times New Roman" w:hAnsi="Times New Roman" w:cs="Times New Roman"/>
+          <w:b w:val="0"/>
+          <w:bCs w:val="0"/>
+          <w:i w:val="0"/>
+          <w:iCs w:val="0"/>
+        </w:rPr>
+        <w:t>9.1 Функциональное тестирование</w:t>
+      </w:r>
+      <w:bookmarkEnd w:id="10"/>
+    </w:p>
+    <w:p>
+      <w:pPr>
+        <w:spacing w:after="0" w:line="360" w:lineRule="auto"/>
+        <w:ind w:firstLine="0"/>
+      </w:pPr>
+    </w:p>
+    <w:p>
+      <w:pPr>
+        <w:spacing w:after="0" w:line="360" w:lineRule="auto"/>
+        <w:ind w:firstLine="0"/>
+      </w:pPr>
+      <w:r>
+        <w:tab/>
+        <w:t>Во время использования плагина, плагин обрабатывает ошибки следующим образом</w:t>
+      </w:r>
+      <w:r>
+        <w:t>.</w:t>
+      </w:r>
+    </w:p>
+    <w:p>
+      <w:pPr>
+        <w:spacing w:after="0" w:line="360" w:lineRule="auto"/>
+        <w:ind w:firstLine="0"/>
+      </w:pPr>
+      <w:r>
+        <w:tab/>
+      </w:r>
+      <w:r>
+        <w:t>П</w:t>
+      </w:r>
+      <w:r>
+        <w:t>редставлен результат обработки ошибки системой для зависимых параметров</w:t>
+      </w:r>
+      <w:r>
+        <w:t>:</w:t>
+      </w:r>
+      <w:r>
         <w:t xml:space="preserve"> </w:t>
       </w:r>
       <w:r>
-        <w:rPr>
-          <w:rFonts w:eastAsia="SimSun"/>
-          <w:szCs w:val="28"/>
-        </w:rPr>
-        <w:t>Также при нажатии на кнопку «Справка» вызывается новая форма с информацией о программе и разработчике (рисунок 8.6).</w:t>
+        <w:t xml:space="preserve">высота лестницы, количество ступеней, толщина профиля, расстояния между ступенями </w:t>
+      </w:r>
+      <w:r>
+        <w:t>(рисунок 9.1)</w:t>
+      </w:r>
+      <w:r>
+        <w:t>.</w:t>
       </w:r>
     </w:p>
     <w:p>
       <w:pPr>
         <w:ind w:firstLine="0"/>
         <w:jc w:val="center"/>
-        <w:rPr>
-          <w:rFonts w:eastAsia="SimSun"/>
-          <w:szCs w:val="28"/>
-        </w:rPr>
       </w:pPr>
       <w:r>
         <w:rPr>
           <w:noProof/>
         </w:rPr>
         <w:drawing>
-          <wp:inline distT="0" distB="0" distL="0" distR="0" wp14:anchorId="74A6F185" wp14:editId="42B6D869">
-            <wp:extent cx="2516429" cy="1633471"/>
-            <wp:effectExtent l="0" t="0" r="0" b="5080"/>
-            <wp:docPr id="33" name="Рисунок 33"/>
+          <wp:inline distT="0" distB="0" distL="0" distR="0" wp14:anchorId="319C8107" wp14:editId="4E83473E">
+            <wp:extent cx="5288889" cy="5270683"/>
+            <wp:effectExtent l="0" t="0" r="7620" b="6350"/>
+            <wp:docPr id="35" name="Рисунок 35"/>
             <wp:cNvGraphicFramePr>
               <a:graphicFrameLocks xmlns:a="http://schemas.openxmlformats.org/drawingml/2006/main" noChangeAspect="1"/>
             </wp:cNvGraphicFramePr>
@@ -13464,7 +15699,7 @@
                   <pic:spPr>
                     <a:xfrm>
                       <a:off x="0" y="0"/>
-                      <a:ext cx="2551010" cy="1655918"/>
+                      <a:ext cx="5296690" cy="5278457"/>
                     </a:xfrm>
                     <a:prstGeom prst="rect">
                       <a:avLst/>
@@ -13480,7 +15715,7 @@
         <w:rPr>
           <w:noProof/>
         </w:rPr>
-        <w:t xml:space="preserve"> </w:t>
+        <w:t xml:space="preserve">  </w:t>
       </w:r>
     </w:p>
     <w:p>
@@ -13493,114 +15728,83 @@
         </w:rPr>
       </w:pPr>
       <w:r>
-        <w:rPr>
-          <w:rFonts w:eastAsia="SimSun"/>
-          <w:szCs w:val="28"/>
-        </w:rPr>
-        <w:t>Рисунок 8.6 – Нажатие на кнопку «Справка»</w:t>
-      </w:r>
-    </w:p>
-    <w:p>
-      <w:pPr>
-        <w:spacing w:after="0" w:line="360" w:lineRule="auto"/>
-        <w:ind w:right="59" w:firstLine="0"/>
-        <w:jc w:val="center"/>
-        <w:outlineLvl w:val="0"/>
-        <w:rPr>
-          <w:b/>
-          <w:bCs/>
-        </w:rPr>
-      </w:pPr>
-      <w:bookmarkStart w:id="8" w:name="_Toc1320"/>
-      <w:r>
-        <w:rPr>
-          <w:b/>
-          <w:bCs/>
-        </w:rPr>
-        <w:lastRenderedPageBreak/>
-        <w:t>9 ТЕСТИРОВАНИЕ ПЛАГИНА</w:t>
-      </w:r>
-      <w:bookmarkEnd w:id="8"/>
-    </w:p>
-    <w:p>
-      <w:pPr>
-        <w:spacing w:after="0" w:line="360" w:lineRule="auto"/>
-      </w:pPr>
-    </w:p>
-    <w:p>
-      <w:pPr>
-        <w:pStyle w:val="2"/>
-        <w:spacing w:before="0" w:after="0" w:line="360" w:lineRule="auto"/>
+        <w:t xml:space="preserve">Рисунок 9.1 </w:t>
+      </w:r>
+      <w:r>
+        <w:rPr>
+          <w:rFonts w:eastAsia="SimSun"/>
+          <w:szCs w:val="28"/>
+        </w:rPr>
+        <w:t>– Ошибка валидации зависимых параметров</w:t>
+      </w:r>
+    </w:p>
+    <w:p>
+      <w:pPr>
         <w:ind w:firstLine="0"/>
         <w:jc w:val="center"/>
         <w:rPr>
-          <w:rFonts w:ascii="Times New Roman" w:hAnsi="Times New Roman" w:cs="Times New Roman"/>
-          <w:b w:val="0"/>
-          <w:bCs w:val="0"/>
-          <w:i w:val="0"/>
-          <w:iCs w:val="0"/>
-        </w:rPr>
-      </w:pPr>
-      <w:bookmarkStart w:id="9" w:name="_Toc1284"/>
-      <w:r>
-        <w:rPr>
-          <w:rFonts w:ascii="Times New Roman" w:hAnsi="Times New Roman" w:cs="Times New Roman"/>
-          <w:b w:val="0"/>
-          <w:bCs w:val="0"/>
-          <w:i w:val="0"/>
-          <w:iCs w:val="0"/>
-        </w:rPr>
-        <w:t>9.1 Функциональное тестирование</w:t>
-      </w:r>
-      <w:bookmarkEnd w:id="9"/>
-    </w:p>
-    <w:p>
-      <w:pPr>
-        <w:spacing w:after="0" w:line="360" w:lineRule="auto"/>
+          <w:rFonts w:eastAsia="SimSun"/>
+          <w:szCs w:val="28"/>
+        </w:rPr>
+      </w:pPr>
+    </w:p>
+    <w:p>
+      <w:pPr>
         <w:ind w:firstLine="0"/>
-      </w:pPr>
-    </w:p>
-    <w:p>
-      <w:pPr>
-        <w:spacing w:after="0" w:line="360" w:lineRule="auto"/>
-        <w:ind w:firstLine="0"/>
-      </w:pPr>
-      <w:r>
+        <w:rPr>
+          <w:rFonts w:eastAsia="SimSun"/>
+          <w:szCs w:val="28"/>
+        </w:rPr>
+      </w:pPr>
+      <w:r>
+        <w:rPr>
+          <w:rFonts w:eastAsia="SimSun"/>
+          <w:szCs w:val="28"/>
+        </w:rPr>
+        <w:lastRenderedPageBreak/>
         <w:tab/>
-        <w:t>Во время использования плагина, плагин обрабатывает ошибки следующим образом</w:t>
-      </w:r>
-      <w:r>
-        <w:t>.</w:t>
-      </w:r>
-    </w:p>
-    <w:p>
-      <w:pPr>
-        <w:spacing w:after="0" w:line="360" w:lineRule="auto"/>
-        <w:ind w:firstLine="0"/>
-      </w:pPr>
-      <w:r>
-        <w:tab/>
-      </w:r>
-      <w:r>
-        <w:t>П</w:t>
-      </w:r>
-      <w:r>
-        <w:t>редставлен результат обработки ошибки системой для зависимых параметров</w:t>
-      </w:r>
-      <w:r>
-        <w:t>:</w:t>
-      </w:r>
-      <w:r>
-        <w:t xml:space="preserve"> </w:t>
-      </w:r>
-      <w:r>
-        <w:t xml:space="preserve">высота лестницы, количество ступеней, толщина профиля, расстояния между ступенями </w:t>
-      </w:r>
-      <w:r>
-        <w:t>(рисунок 9.1)</w:t>
-      </w:r>
-      <w:r>
-        <w:t>.</w:t>
+      </w:r>
+      <w:r>
+        <w:rPr>
+          <w:rFonts w:eastAsia="SimSun"/>
+          <w:szCs w:val="28"/>
+        </w:rPr>
+        <w:t>При ошибке</w:t>
+      </w:r>
+      <w:r>
+        <w:rPr>
+          <w:rFonts w:eastAsia="SimSun"/>
+          <w:szCs w:val="28"/>
+        </w:rPr>
+        <w:t xml:space="preserve"> в валидации зависимых параметр</w:t>
+      </w:r>
+      <w:r>
+        <w:rPr>
+          <w:rFonts w:eastAsia="SimSun"/>
+          <w:szCs w:val="28"/>
+        </w:rPr>
+        <w:t>ов</w:t>
+      </w:r>
+      <w:r>
+        <w:rPr>
+          <w:rFonts w:eastAsia="SimSun"/>
+          <w:szCs w:val="28"/>
+        </w:rPr>
+        <w:t xml:space="preserve"> оба параметра приобретают красный цвет и стандартные подсказки в них изменяются на подсказки для получения корректных значений. </w:t>
+      </w:r>
+      <w:r>
+        <w:rPr>
+          <w:rFonts w:eastAsia="SimSun"/>
+          <w:szCs w:val="28"/>
+        </w:rPr>
+        <w:t>Доказательства</w:t>
+      </w:r>
+      <w:r>
+        <w:rPr>
+          <w:rFonts w:eastAsia="SimSun"/>
+          <w:szCs w:val="28"/>
+        </w:rPr>
+        <w:t xml:space="preserve"> правильности выведенных подсказок представлены на рисунках 9.2 и 9.3.</w:t>
       </w:r>
     </w:p>
     <w:p>
@@ -13613,10 +15817,10 @@
           <w:noProof/>
         </w:rPr>
         <w:drawing>
-          <wp:inline distT="0" distB="0" distL="0" distR="0" wp14:anchorId="319C8107" wp14:editId="4E83473E">
-            <wp:extent cx="5288889" cy="5270683"/>
-            <wp:effectExtent l="0" t="0" r="7620" b="6350"/>
-            <wp:docPr id="35" name="Рисунок 35"/>
+          <wp:inline distT="0" distB="0" distL="0" distR="0" wp14:anchorId="76147C46" wp14:editId="2BABAF17">
+            <wp:extent cx="4718304" cy="5344296"/>
+            <wp:effectExtent l="0" t="0" r="6350" b="8890"/>
+            <wp:docPr id="36" name="Рисунок 36"/>
             <wp:cNvGraphicFramePr>
               <a:graphicFrameLocks xmlns:a="http://schemas.openxmlformats.org/drawingml/2006/main" noChangeAspect="1"/>
             </wp:cNvGraphicFramePr>
@@ -13636,7 +15840,7 @@
                   <pic:spPr>
                     <a:xfrm>
                       <a:off x="0" y="0"/>
-                      <a:ext cx="5296690" cy="5278457"/>
+                      <a:ext cx="4752595" cy="5383136"/>
                     </a:xfrm>
                     <a:prstGeom prst="rect">
                       <a:avLst/>
@@ -13652,7 +15856,7 @@
         <w:rPr>
           <w:noProof/>
         </w:rPr>
-        <w:t xml:space="preserve">  </w:t>
+        <w:t xml:space="preserve"> </w:t>
       </w:r>
     </w:p>
     <w:p>
@@ -13665,14 +15869,57 @@
         </w:rPr>
       </w:pPr>
       <w:r>
-        <w:t xml:space="preserve">Рисунок 9.1 </w:t>
-      </w:r>
-      <w:r>
-        <w:rPr>
-          <w:rFonts w:eastAsia="SimSun"/>
-          <w:szCs w:val="28"/>
-        </w:rPr>
-        <w:t>– Ошибка валидации зависимых параметров</w:t>
+        <w:t xml:space="preserve">Рисунок 9.2 </w:t>
+      </w:r>
+      <w:r>
+        <w:rPr>
+          <w:rFonts w:eastAsia="SimSun"/>
+          <w:szCs w:val="28"/>
+        </w:rPr>
+        <w:t xml:space="preserve">– Увеличение </w:t>
+      </w:r>
+      <w:r>
+        <w:rPr>
+          <w:rFonts w:eastAsia="SimSun"/>
+          <w:szCs w:val="28"/>
+        </w:rPr>
+        <w:t>параметра</w:t>
+      </w:r>
+      <w:r>
+        <w:rPr>
+          <w:rFonts w:eastAsia="SimSun"/>
+          <w:szCs w:val="28"/>
+        </w:rPr>
+        <w:t xml:space="preserve"> </w:t>
+      </w:r>
+      <w:r>
+        <w:rPr>
+          <w:rFonts w:eastAsia="SimSun"/>
+          <w:szCs w:val="28"/>
+          <w:lang w:val="en-US"/>
+        </w:rPr>
+        <w:t>H</w:t>
+      </w:r>
+      <w:r>
+        <w:rPr>
+          <w:rFonts w:eastAsia="SimSun"/>
+          <w:szCs w:val="28"/>
+        </w:rPr>
+        <w:t xml:space="preserve"> </w:t>
+      </w:r>
+      <w:r>
+        <w:rPr>
+          <w:rFonts w:eastAsia="SimSun"/>
+          <w:szCs w:val="28"/>
+        </w:rPr>
+        <w:t xml:space="preserve">до рекомендованных </w:t>
+      </w:r>
+      <w:r>
+        <w:rPr>
+          <w:rFonts w:eastAsia="SimSun"/>
+          <w:szCs w:val="28"/>
+        </w:rPr>
+        <w:t>значений</w:t>
       </w:r>
     </w:p>
     <w:p>
@@ -13688,60 +15935,57 @@
     <w:p>
       <w:pPr>
         <w:ind w:firstLine="0"/>
-        <w:rPr>
-          <w:rFonts w:eastAsia="SimSun"/>
-          <w:szCs w:val="28"/>
-        </w:rPr>
-      </w:pPr>
-      <w:r>
-        <w:rPr>
-          <w:rFonts w:eastAsia="SimSun"/>
-          <w:szCs w:val="28"/>
-        </w:rPr>
+        <w:jc w:val="center"/>
+        <w:rPr>
+          <w:rFonts w:eastAsia="SimSun"/>
+          <w:szCs w:val="28"/>
+        </w:rPr>
+      </w:pPr>
+    </w:p>
+    <w:p>
+      <w:pPr>
+        <w:ind w:firstLine="0"/>
+        <w:jc w:val="center"/>
+        <w:rPr>
+          <w:rFonts w:eastAsia="SimSun"/>
+          <w:szCs w:val="28"/>
+        </w:rPr>
+      </w:pPr>
+    </w:p>
+    <w:p>
+      <w:pPr>
+        <w:ind w:firstLine="0"/>
+        <w:jc w:val="center"/>
+        <w:rPr>
+          <w:rFonts w:eastAsia="SimSun"/>
+          <w:szCs w:val="28"/>
+        </w:rPr>
+      </w:pPr>
+    </w:p>
+    <w:p>
+      <w:pPr>
+        <w:ind w:firstLine="0"/>
+        <w:jc w:val="center"/>
+        <w:rPr>
+          <w:rFonts w:eastAsia="SimSun"/>
+          <w:szCs w:val="28"/>
+        </w:rPr>
+      </w:pPr>
+    </w:p>
+    <w:p>
+      <w:pPr>
+        <w:ind w:firstLine="0"/>
+      </w:pPr>
+      <w:r>
         <w:lastRenderedPageBreak/>
         <w:tab/>
-      </w:r>
-      <w:r>
-        <w:rPr>
-          <w:rFonts w:eastAsia="SimSun"/>
-          <w:szCs w:val="28"/>
-        </w:rPr>
-        <w:t>При ошибке</w:t>
-      </w:r>
-      <w:r>
-        <w:rPr>
-          <w:rFonts w:eastAsia="SimSun"/>
-          <w:szCs w:val="28"/>
-        </w:rPr>
-        <w:t xml:space="preserve"> в валидации зависимых параметр</w:t>
-      </w:r>
-      <w:r>
-        <w:rPr>
-          <w:rFonts w:eastAsia="SimSun"/>
-          <w:szCs w:val="28"/>
-        </w:rPr>
-        <w:t>ов</w:t>
-      </w:r>
-      <w:r>
-        <w:rPr>
-          <w:rFonts w:eastAsia="SimSun"/>
-          <w:szCs w:val="28"/>
-        </w:rPr>
-        <w:t xml:space="preserve"> оба параметра приобретают красный цвет и стандартные подсказки в них изменяются на подсказки для получения корректных значений. </w:t>
-      </w:r>
-      <w:r>
-        <w:rPr>
-          <w:rFonts w:eastAsia="SimSun"/>
-          <w:szCs w:val="28"/>
-        </w:rPr>
-        <w:t>Доказательства</w:t>
-      </w:r>
-      <w:r>
-        <w:rPr>
-          <w:rFonts w:eastAsia="SimSun"/>
-          <w:szCs w:val="28"/>
-        </w:rPr>
-        <w:t xml:space="preserve"> правильности выведенных подсказок представлены на рисунках 9.2 и 9.3.</w:t>
+        <w:t>На рисунке 9.</w:t>
+      </w:r>
+      <w:r>
+        <w:t>3</w:t>
+      </w:r>
+      <w:r>
+        <w:t xml:space="preserve"> представлено заполнение формы минимальными параметрами.</w:t>
       </w:r>
     </w:p>
     <w:p>
@@ -13754,10 +15998,10 @@
           <w:noProof/>
         </w:rPr>
         <w:drawing>
-          <wp:inline distT="0" distB="0" distL="0" distR="0" wp14:anchorId="76147C46" wp14:editId="2BABAF17">
-            <wp:extent cx="4718304" cy="5344296"/>
-            <wp:effectExtent l="0" t="0" r="6350" b="8890"/>
-            <wp:docPr id="36" name="Рисунок 36"/>
+          <wp:inline distT="0" distB="0" distL="0" distR="0" wp14:anchorId="52312D15" wp14:editId="1CE431E5">
+            <wp:extent cx="3694176" cy="4184294"/>
+            <wp:effectExtent l="0" t="0" r="1905" b="6985"/>
+            <wp:docPr id="37" name="Рисунок 37"/>
             <wp:cNvGraphicFramePr>
               <a:graphicFrameLocks xmlns:a="http://schemas.openxmlformats.org/drawingml/2006/main" noChangeAspect="1"/>
             </wp:cNvGraphicFramePr>
@@ -13777,7 +16021,7 @@
                   <pic:spPr>
                     <a:xfrm>
                       <a:off x="0" y="0"/>
-                      <a:ext cx="4752595" cy="5383136"/>
+                      <a:ext cx="3704267" cy="4195724"/>
                     </a:xfrm>
                     <a:prstGeom prst="rect">
                       <a:avLst/>
@@ -13806,57 +16050,20 @@
         </w:rPr>
       </w:pPr>
       <w:r>
-        <w:t xml:space="preserve">Рисунок 9.2 </w:t>
-      </w:r>
-      <w:r>
-        <w:rPr>
-          <w:rFonts w:eastAsia="SimSun"/>
-          <w:szCs w:val="28"/>
-        </w:rPr>
-        <w:t xml:space="preserve">– Увеличение </w:t>
-      </w:r>
-      <w:r>
-        <w:rPr>
-          <w:rFonts w:eastAsia="SimSun"/>
-          <w:szCs w:val="28"/>
-        </w:rPr>
-        <w:t>параметра</w:t>
-      </w:r>
-      <w:r>
-        <w:rPr>
-          <w:rFonts w:eastAsia="SimSun"/>
-          <w:szCs w:val="28"/>
-        </w:rPr>
+        <w:t>Рисунок 9.</w:t>
+      </w:r>
+      <w:r>
+        <w:t>3</w:t>
+      </w:r>
+      <w:r>
         <w:t xml:space="preserve"> </w:t>
       </w:r>
       <w:r>
         <w:rPr>
           <w:rFonts w:eastAsia="SimSun"/>
           <w:szCs w:val="28"/>
-          <w:lang w:val="en-US"/>
-        </w:rPr>
-        <w:t>H</w:t>
-      </w:r>
-      <w:r>
-        <w:rPr>
-          <w:rFonts w:eastAsia="SimSun"/>
-          <w:szCs w:val="28"/>
-        </w:rPr>
-        <w:t xml:space="preserve"> </w:t>
-      </w:r>
-      <w:r>
-        <w:rPr>
-          <w:rFonts w:eastAsia="SimSun"/>
-          <w:szCs w:val="28"/>
-        </w:rPr>
-        <w:t xml:space="preserve">до рекомендованных </w:t>
-      </w:r>
-      <w:r>
-        <w:rPr>
-          <w:rFonts w:eastAsia="SimSun"/>
-          <w:szCs w:val="28"/>
-        </w:rPr>
-        <w:t>значений</w:t>
+        </w:rPr>
+        <w:t>– Минимальные параметры</w:t>
       </w:r>
     </w:p>
     <w:p>
@@ -13872,73 +16079,62 @@
     <w:p>
       <w:pPr>
         <w:ind w:firstLine="0"/>
-        <w:jc w:val="center"/>
-        <w:rPr>
-          <w:rFonts w:eastAsia="SimSun"/>
-          <w:szCs w:val="28"/>
-        </w:rPr>
-      </w:pPr>
+        <w:rPr>
+          <w:rFonts w:eastAsia="SimSun"/>
+          <w:szCs w:val="28"/>
+        </w:rPr>
+      </w:pPr>
+      <w:r>
+        <w:rPr>
+          <w:rFonts w:eastAsia="SimSun"/>
+          <w:szCs w:val="28"/>
+        </w:rPr>
+        <w:tab/>
+        <w:t xml:space="preserve">На рисунке </w:t>
+      </w:r>
+      <w:r>
+        <w:rPr>
+          <w:rFonts w:eastAsia="SimSun"/>
+          <w:szCs w:val="28"/>
+        </w:rPr>
+        <w:t>9</w:t>
+      </w:r>
+      <w:r>
+        <w:rPr>
+          <w:rFonts w:eastAsia="SimSun"/>
+          <w:szCs w:val="28"/>
+        </w:rPr>
+        <w:t>.</w:t>
+      </w:r>
+      <w:r>
+        <w:rPr>
+          <w:rFonts w:eastAsia="SimSun"/>
+          <w:szCs w:val="28"/>
+        </w:rPr>
+        <w:t>4</w:t>
+      </w:r>
+      <w:r>
+        <w:rPr>
+          <w:rFonts w:eastAsia="SimSun"/>
+          <w:szCs w:val="28"/>
+        </w:rPr>
+        <w:t xml:space="preserve"> представлен результат построения модели с минимальными параметрами.</w:t>
+      </w:r>
     </w:p>
     <w:p>
       <w:pPr>
         <w:ind w:firstLine="0"/>
         <w:jc w:val="center"/>
-        <w:rPr>
-          <w:rFonts w:eastAsia="SimSun"/>
-          <w:szCs w:val="28"/>
-        </w:rPr>
-      </w:pPr>
-    </w:p>
-    <w:p>
-      <w:pPr>
-        <w:ind w:firstLine="0"/>
-        <w:jc w:val="center"/>
-        <w:rPr>
-          <w:rFonts w:eastAsia="SimSun"/>
-          <w:szCs w:val="28"/>
-        </w:rPr>
-      </w:pPr>
-    </w:p>
-    <w:p>
-      <w:pPr>
-        <w:ind w:firstLine="0"/>
-        <w:jc w:val="center"/>
-        <w:rPr>
-          <w:rFonts w:eastAsia="SimSun"/>
-          <w:szCs w:val="28"/>
-        </w:rPr>
-      </w:pPr>
-    </w:p>
-    <w:p>
-      <w:pPr>
-        <w:ind w:firstLine="0"/>
-      </w:pPr>
-      <w:r>
-        <w:lastRenderedPageBreak/>
-        <w:tab/>
-        <w:t>На рисунке 9.</w:t>
-      </w:r>
-      <w:r>
-        <w:t>3</w:t>
-      </w:r>
-      <w:r>
-        <w:t xml:space="preserve"> представлено заполнение формы минимальными параметрами.</w:t>
-      </w:r>
-    </w:p>
-    <w:p>
-      <w:pPr>
-        <w:ind w:firstLine="0"/>
-        <w:jc w:val="center"/>
       </w:pPr>
       <w:r>
         <w:rPr>
           <w:noProof/>
         </w:rPr>
         <w:drawing>
-          <wp:inline distT="0" distB="0" distL="0" distR="0" wp14:anchorId="52312D15" wp14:editId="1CE431E5">
-            <wp:extent cx="3694176" cy="4184294"/>
-            <wp:effectExtent l="0" t="0" r="1905" b="6985"/>
-            <wp:docPr id="37" name="Рисунок 37"/>
+          <wp:inline distT="0" distB="0" distL="0" distR="0" wp14:anchorId="52431B10" wp14:editId="6BDE2628">
+            <wp:extent cx="3343046" cy="1917351"/>
+            <wp:effectExtent l="0" t="0" r="0" b="6985"/>
+            <wp:docPr id="39" name="Рисунок 39"/>
             <wp:cNvGraphicFramePr>
               <a:graphicFrameLocks xmlns:a="http://schemas.openxmlformats.org/drawingml/2006/main" noChangeAspect="1"/>
             </wp:cNvGraphicFramePr>
@@ -13958,7 +16154,7 @@
                   <pic:spPr>
                     <a:xfrm>
                       <a:off x="0" y="0"/>
-                      <a:ext cx="3704267" cy="4195724"/>
+                      <a:ext cx="3375359" cy="1935884"/>
                     </a:xfrm>
                     <a:prstGeom prst="rect">
                       <a:avLst/>
@@ -13974,7 +16170,7 @@
         <w:rPr>
           <w:noProof/>
         </w:rPr>
-        <w:t xml:space="preserve"> </w:t>
+        <w:t xml:space="preserve">  </w:t>
       </w:r>
     </w:p>
     <w:p>
@@ -13990,7 +16186,7 @@
         <w:t>Рисунок 9.</w:t>
       </w:r>
       <w:r>
-        <w:t>3</w:t>
+        <w:t>4</w:t>
       </w:r>
       <w:r>
         <w:t xml:space="preserve"> </w:t>
@@ -14000,7 +16196,7 @@
           <w:rFonts w:eastAsia="SimSun"/>
           <w:szCs w:val="28"/>
         </w:rPr>
-        <w:t>– Минимальные параметры</w:t>
+        <w:t>– Модель по минимальным параметрам</w:t>
       </w:r>
     </w:p>
     <w:p>
@@ -14016,46 +16212,32 @@
     <w:p>
       <w:pPr>
         <w:ind w:firstLine="0"/>
-        <w:rPr>
-          <w:rFonts w:eastAsia="SimSun"/>
-          <w:szCs w:val="28"/>
-        </w:rPr>
-      </w:pPr>
-      <w:r>
-        <w:rPr>
-          <w:rFonts w:eastAsia="SimSun"/>
-          <w:szCs w:val="28"/>
-        </w:rPr>
+      </w:pPr>
+      <w:r>
+        <w:rPr>
+          <w:rFonts w:eastAsia="SimSun"/>
+          <w:szCs w:val="28"/>
+        </w:rPr>
+        <w:lastRenderedPageBreak/>
         <w:tab/>
-        <w:t xml:space="preserve">На рисунке </w:t>
-      </w:r>
-      <w:r>
-        <w:rPr>
-          <w:rFonts w:eastAsia="SimSun"/>
-          <w:szCs w:val="28"/>
-        </w:rPr>
-        <w:t>9</w:t>
-      </w:r>
-      <w:r>
-        <w:rPr>
-          <w:rFonts w:eastAsia="SimSun"/>
-          <w:szCs w:val="28"/>
-        </w:rPr>
-        <w:t>.</w:t>
-      </w:r>
-      <w:r>
-        <w:rPr>
-          <w:rFonts w:eastAsia="SimSun"/>
-          <w:szCs w:val="28"/>
-        </w:rPr>
-        <w:t>4</w:t>
-      </w:r>
-      <w:r>
-        <w:rPr>
-          <w:rFonts w:eastAsia="SimSun"/>
-          <w:szCs w:val="28"/>
-        </w:rPr>
-        <w:t xml:space="preserve"> представлен результат построения модели с минимальными параметрами.</w:t>
+        <w:t>На рисунке 9.</w:t>
+      </w:r>
+      <w:r>
+        <w:rPr>
+          <w:rFonts w:eastAsia="SimSun"/>
+          <w:szCs w:val="28"/>
+        </w:rPr>
+        <w:t>5</w:t>
+      </w:r>
+      <w:r>
+        <w:rPr>
+          <w:rFonts w:eastAsia="SimSun"/>
+          <w:szCs w:val="28"/>
+        </w:rPr>
+        <w:t xml:space="preserve"> </w:t>
+      </w:r>
+      <w:r>
+        <w:t>представлено заполнение формы максимальными параметрами.</w:t>
       </w:r>
     </w:p>
     <w:p>
@@ -14068,10 +16250,10 @@
           <w:noProof/>
         </w:rPr>
         <w:drawing>
-          <wp:inline distT="0" distB="0" distL="0" distR="0" wp14:anchorId="52431B10" wp14:editId="6BDE2628">
-            <wp:extent cx="3343046" cy="1917351"/>
-            <wp:effectExtent l="0" t="0" r="0" b="6985"/>
-            <wp:docPr id="39" name="Рисунок 39"/>
+          <wp:inline distT="0" distB="0" distL="0" distR="0" wp14:anchorId="1D245A1B" wp14:editId="5FB87571">
+            <wp:extent cx="4423970" cy="5010912"/>
+            <wp:effectExtent l="0" t="0" r="0" b="0"/>
+            <wp:docPr id="41" name="Рисунок 41"/>
             <wp:cNvGraphicFramePr>
               <a:graphicFrameLocks xmlns:a="http://schemas.openxmlformats.org/drawingml/2006/main" noChangeAspect="1"/>
             </wp:cNvGraphicFramePr>
@@ -14091,7 +16273,7 @@
                   <pic:spPr>
                     <a:xfrm>
                       <a:off x="0" y="0"/>
-                      <a:ext cx="3375359" cy="1935884"/>
+                      <a:ext cx="4429782" cy="5017495"/>
                     </a:xfrm>
                     <a:prstGeom prst="rect">
                       <a:avLst/>
@@ -14107,7 +16289,7 @@
         <w:rPr>
           <w:noProof/>
         </w:rPr>
-        <w:t xml:space="preserve">  </w:t>
+        <w:t xml:space="preserve"> </w:t>
       </w:r>
     </w:p>
     <w:p>
@@ -14123,7 +16305,7 @@
         <w:t>Рисунок 9.</w:t>
       </w:r>
       <w:r>
-        <w:t>4</w:t>
+        <w:t>5</w:t>
       </w:r>
       <w:r>
         <w:t xml:space="preserve"> </w:t>
@@ -14133,30 +16315,31 @@
           <w:rFonts w:eastAsia="SimSun"/>
           <w:szCs w:val="28"/>
         </w:rPr>
-        <w:t>– Модель по минимальным параметрам</w:t>
+        <w:t>– Максимальные параметры</w:t>
       </w:r>
     </w:p>
     <w:p>
       <w:pPr>
         <w:ind w:firstLine="0"/>
         <w:jc w:val="center"/>
-        <w:rPr>
-          <w:rFonts w:eastAsia="SimSun"/>
-          <w:szCs w:val="28"/>
-        </w:rPr>
       </w:pPr>
     </w:p>
     <w:p>
       <w:pPr>
         <w:ind w:firstLine="0"/>
-      </w:pPr>
-      <w:r>
-        <w:rPr>
-          <w:rFonts w:eastAsia="SimSun"/>
-          <w:szCs w:val="28"/>
-        </w:rPr>
-        <w:lastRenderedPageBreak/>
+        <w:rPr>
+          <w:rFonts w:eastAsia="SimSun"/>
+          <w:szCs w:val="28"/>
+        </w:rPr>
+      </w:pPr>
+      <w:r>
         <w:tab/>
+      </w:r>
+      <w:r>
+        <w:rPr>
+          <w:rFonts w:eastAsia="SimSun"/>
+          <w:szCs w:val="28"/>
+        </w:rPr>
         <w:t>На рисунке 9.</w:t>
       </w:r>
       <w:r>
@@ -14164,17 +16347,14 @@
           <w:rFonts w:eastAsia="SimSun"/>
           <w:szCs w:val="28"/>
         </w:rPr>
-        <w:t>5</w:t>
-      </w:r>
-      <w:r>
-        <w:rPr>
-          <w:rFonts w:eastAsia="SimSun"/>
-          <w:szCs w:val="28"/>
-        </w:rPr>
-        <w:t xml:space="preserve"> </w:t>
-      </w:r>
-      <w:r>
-        <w:t>представлено заполнение формы максимальными параметрами.</w:t>
+        <w:t>6</w:t>
+      </w:r>
+      <w:r>
+        <w:rPr>
+          <w:rFonts w:eastAsia="SimSun"/>
+          <w:szCs w:val="28"/>
+        </w:rPr>
+        <w:t xml:space="preserve"> представлен результат построения модели с максимальными параметрами.</w:t>
       </w:r>
     </w:p>
     <w:p>
@@ -14187,10 +16367,10 @@
           <w:noProof/>
         </w:rPr>
         <w:drawing>
-          <wp:inline distT="0" distB="0" distL="0" distR="0" wp14:anchorId="1D245A1B" wp14:editId="5FB87571">
-            <wp:extent cx="4423970" cy="5010912"/>
+          <wp:inline distT="0" distB="0" distL="0" distR="0" wp14:anchorId="5C5ABFDF" wp14:editId="207FB065">
+            <wp:extent cx="5988685" cy="1010285"/>
             <wp:effectExtent l="0" t="0" r="0" b="0"/>
-            <wp:docPr id="41" name="Рисунок 41"/>
+            <wp:docPr id="40" name="Рисунок 40"/>
             <wp:cNvGraphicFramePr>
               <a:graphicFrameLocks xmlns:a="http://schemas.openxmlformats.org/drawingml/2006/main" noChangeAspect="1"/>
             </wp:cNvGraphicFramePr>
@@ -14210,7 +16390,7 @@
                   <pic:spPr>
                     <a:xfrm>
                       <a:off x="0" y="0"/>
-                      <a:ext cx="4429782" cy="5017495"/>
+                      <a:ext cx="5988685" cy="1010285"/>
                     </a:xfrm>
                     <a:prstGeom prst="rect">
                       <a:avLst/>
@@ -14242,7 +16422,7 @@
         <w:t>Рисунок 9.</w:t>
       </w:r>
       <w:r>
-        <w:t>5</w:t>
+        <w:t>6</w:t>
       </w:r>
       <w:r>
         <w:t xml:space="preserve"> </w:t>
@@ -14252,31 +16432,30 @@
           <w:rFonts w:eastAsia="SimSun"/>
           <w:szCs w:val="28"/>
         </w:rPr>
-        <w:t>– Максимальные параметры</w:t>
+        <w:t>– Модель по максимальным параметрам</w:t>
       </w:r>
     </w:p>
     <w:p>
       <w:pPr>
         <w:ind w:firstLine="0"/>
         <w:jc w:val="center"/>
+        <w:rPr>
+          <w:rFonts w:eastAsia="SimSun"/>
+          <w:szCs w:val="28"/>
+        </w:rPr>
       </w:pPr>
     </w:p>
     <w:p>
       <w:pPr>
         <w:ind w:firstLine="0"/>
-        <w:rPr>
-          <w:rFonts w:eastAsia="SimSun"/>
-          <w:szCs w:val="28"/>
-        </w:rPr>
-      </w:pPr>
-      <w:r>
+      </w:pPr>
+      <w:r>
+        <w:rPr>
+          <w:rFonts w:eastAsia="SimSun"/>
+          <w:szCs w:val="28"/>
+        </w:rPr>
+        <w:lastRenderedPageBreak/>
         <w:tab/>
-      </w:r>
-      <w:r>
-        <w:rPr>
-          <w:rFonts w:eastAsia="SimSun"/>
-          <w:szCs w:val="28"/>
-        </w:rPr>
         <w:t>На рисунке 9.</w:t>
       </w:r>
       <w:r>
@@ -14284,14 +16463,17 @@
           <w:rFonts w:eastAsia="SimSun"/>
           <w:szCs w:val="28"/>
         </w:rPr>
-        <w:t>6</w:t>
-      </w:r>
-      <w:r>
-        <w:rPr>
-          <w:rFonts w:eastAsia="SimSun"/>
-          <w:szCs w:val="28"/>
-        </w:rPr>
-        <w:t xml:space="preserve"> представлен результат построения модели с максимальными параметрами.</w:t>
+        <w:t>7</w:t>
+      </w:r>
+      <w:r>
+        <w:rPr>
+          <w:rFonts w:eastAsia="SimSun"/>
+          <w:szCs w:val="28"/>
+        </w:rPr>
+        <w:t xml:space="preserve"> </w:t>
+      </w:r>
+      <w:r>
+        <w:t>представлено заполнение формы стандартными параметрами.</w:t>
       </w:r>
     </w:p>
     <w:p>
@@ -14304,10 +16486,10 @@
           <w:noProof/>
         </w:rPr>
         <w:drawing>
-          <wp:inline distT="0" distB="0" distL="0" distR="0" wp14:anchorId="5C5ABFDF" wp14:editId="207FB065">
-            <wp:extent cx="5988685" cy="1010285"/>
-            <wp:effectExtent l="0" t="0" r="0" b="0"/>
-            <wp:docPr id="40" name="Рисунок 40"/>
+          <wp:inline distT="0" distB="0" distL="0" distR="0" wp14:anchorId="62BE36AD" wp14:editId="7A198FB3">
+            <wp:extent cx="3125842" cy="3540557"/>
+            <wp:effectExtent l="0" t="0" r="0" b="3175"/>
+            <wp:docPr id="43" name="Рисунок 43"/>
             <wp:cNvGraphicFramePr>
               <a:graphicFrameLocks xmlns:a="http://schemas.openxmlformats.org/drawingml/2006/main" noChangeAspect="1"/>
             </wp:cNvGraphicFramePr>
@@ -14327,7 +16509,7 @@
                   <pic:spPr>
                     <a:xfrm>
                       <a:off x="0" y="0"/>
-                      <a:ext cx="5988685" cy="1010285"/>
+                      <a:ext cx="3159618" cy="3578815"/>
                     </a:xfrm>
                     <a:prstGeom prst="rect">
                       <a:avLst/>
@@ -14359,7 +16541,7 @@
         <w:t>Рисунок 9.</w:t>
       </w:r>
       <w:r>
-        <w:t>6</w:t>
+        <w:t>7</w:t>
       </w:r>
       <w:r>
         <w:t xml:space="preserve"> </w:t>
@@ -14369,30 +16551,24 @@
           <w:rFonts w:eastAsia="SimSun"/>
           <w:szCs w:val="28"/>
         </w:rPr>
-        <w:t>– Модель по максимальным параметрам</w:t>
+        <w:t>– Стандартные параметры</w:t>
       </w:r>
     </w:p>
     <w:p>
       <w:pPr>
         <w:ind w:firstLine="0"/>
         <w:jc w:val="center"/>
-        <w:rPr>
-          <w:rFonts w:eastAsia="SimSun"/>
-          <w:szCs w:val="28"/>
-        </w:rPr>
-      </w:pPr>
-    </w:p>
-    <w:p>
-      <w:pPr>
-        <w:ind w:firstLine="0"/>
-      </w:pPr>
-      <w:r>
-        <w:rPr>
-          <w:rFonts w:eastAsia="SimSun"/>
-          <w:szCs w:val="28"/>
-        </w:rPr>
-        <w:lastRenderedPageBreak/>
-        <w:tab/>
+      </w:pPr>
+    </w:p>
+    <w:p>
+      <w:pPr>
+        <w:ind w:firstLine="708"/>
+      </w:pPr>
+      <w:r>
+        <w:rPr>
+          <w:rFonts w:eastAsia="SimSun"/>
+          <w:szCs w:val="28"/>
+        </w:rPr>
         <w:t>На рисунке 9.</w:t>
       </w:r>
       <w:r>
@@ -14400,17 +16576,28 @@
           <w:rFonts w:eastAsia="SimSun"/>
           <w:szCs w:val="28"/>
         </w:rPr>
-        <w:t>7</w:t>
-      </w:r>
-      <w:r>
-        <w:rPr>
-          <w:rFonts w:eastAsia="SimSun"/>
-          <w:szCs w:val="28"/>
-        </w:rPr>
-        <w:t xml:space="preserve"> </w:t>
-      </w:r>
-      <w:r>
-        <w:t>представлено заполнение формы стандартными параметрами.</w:t>
+        <w:t>8</w:t>
+      </w:r>
+      <w:r>
+        <w:rPr>
+          <w:rFonts w:eastAsia="SimSun"/>
+          <w:szCs w:val="28"/>
+        </w:rPr>
+        <w:t xml:space="preserve"> представлен результат построения модели с</w:t>
+      </w:r>
+      <w:r>
+        <w:rPr>
+          <w:rFonts w:eastAsia="SimSun"/>
+          <w:szCs w:val="28"/>
+        </w:rPr>
+        <w:t>о</w:t>
+      </w:r>
+      <w:r>
+        <w:rPr>
+          <w:rFonts w:eastAsia="SimSun"/>
+          <w:szCs w:val="28"/>
+        </w:rPr>
+        <w:t xml:space="preserve"> стандартными параметрами.</w:t>
       </w:r>
     </w:p>
     <w:p>
@@ -14423,10 +16610,10 @@
           <w:noProof/>
         </w:rPr>
         <w:drawing>
-          <wp:inline distT="0" distB="0" distL="0" distR="0" wp14:anchorId="62BE36AD" wp14:editId="7A198FB3">
-            <wp:extent cx="3125842" cy="3540557"/>
-            <wp:effectExtent l="0" t="0" r="0" b="3175"/>
-            <wp:docPr id="43" name="Рисунок 43"/>
+          <wp:inline distT="0" distB="0" distL="0" distR="0" wp14:anchorId="1E4D4A6B" wp14:editId="58A7F26F">
+            <wp:extent cx="4952390" cy="2436549"/>
+            <wp:effectExtent l="0" t="0" r="635" b="1905"/>
+            <wp:docPr id="42" name="Рисунок 42"/>
             <wp:cNvGraphicFramePr>
               <a:graphicFrameLocks xmlns:a="http://schemas.openxmlformats.org/drawingml/2006/main" noChangeAspect="1"/>
             </wp:cNvGraphicFramePr>
@@ -14446,130 +16633,6 @@
                   <pic:spPr>
                     <a:xfrm>
                       <a:off x="0" y="0"/>
-                      <a:ext cx="3159618" cy="3578815"/>
-                    </a:xfrm>
-                    <a:prstGeom prst="rect">
-                      <a:avLst/>
-                    </a:prstGeom>
-                  </pic:spPr>
-                </pic:pic>
-              </a:graphicData>
-            </a:graphic>
-          </wp:inline>
-        </w:drawing>
-      </w:r>
-      <w:r>
-        <w:rPr>
-          <w:noProof/>
-        </w:rPr>
-        <w:t xml:space="preserve"> </w:t>
-      </w:r>
-    </w:p>
-    <w:p>
-      <w:pPr>
-        <w:ind w:firstLine="0"/>
-        <w:jc w:val="center"/>
-        <w:rPr>
-          <w:rFonts w:eastAsia="SimSun"/>
-          <w:szCs w:val="28"/>
-        </w:rPr>
-      </w:pPr>
-      <w:r>
-        <w:t>Рисунок 9.</w:t>
-      </w:r>
-      <w:r>
-        <w:t>7</w:t>
-      </w:r>
-      <w:r>
-        <w:t xml:space="preserve"> </w:t>
-      </w:r>
-      <w:r>
-        <w:rPr>
-          <w:rFonts w:eastAsia="SimSun"/>
-          <w:szCs w:val="28"/>
-        </w:rPr>
-        <w:t>– Стандартные параметры</w:t>
-      </w:r>
-    </w:p>
-    <w:p>
-      <w:pPr>
-        <w:ind w:firstLine="0"/>
-        <w:jc w:val="center"/>
-      </w:pPr>
-    </w:p>
-    <w:p>
-      <w:pPr>
-        <w:ind w:firstLine="708"/>
-      </w:pPr>
-      <w:r>
-        <w:rPr>
-          <w:rFonts w:eastAsia="SimSun"/>
-          <w:szCs w:val="28"/>
-        </w:rPr>
-        <w:t>На рисунке 9.</w:t>
-      </w:r>
-      <w:r>
-        <w:rPr>
-          <w:rFonts w:eastAsia="SimSun"/>
-          <w:szCs w:val="28"/>
-        </w:rPr>
-        <w:t>8</w:t>
-      </w:r>
-      <w:r>
-        <w:rPr>
-          <w:rFonts w:eastAsia="SimSun"/>
-          <w:szCs w:val="28"/>
-        </w:rPr>
-        <w:t xml:space="preserve"> представлен результат построения модели с</w:t>
-      </w:r>
-      <w:r>
-        <w:rPr>
-          <w:rFonts w:eastAsia="SimSun"/>
-          <w:szCs w:val="28"/>
-        </w:rPr>
-        <w:t>о</w:t>
-      </w:r>
-      <w:r>
-        <w:rPr>
-          <w:rFonts w:eastAsia="SimSun"/>
-          <w:szCs w:val="28"/>
-        </w:rPr>
-        <w:t xml:space="preserve"> стандартными параметрами.</w:t>
-      </w:r>
-    </w:p>
-    <w:p>
-      <w:pPr>
-        <w:ind w:firstLine="0"/>
-        <w:jc w:val="center"/>
-      </w:pPr>
-      <w:r>
-        <w:rPr>
-          <w:noProof/>
-        </w:rPr>
-        <w:drawing>
-          <wp:inline distT="0" distB="0" distL="0" distR="0" wp14:anchorId="1E4D4A6B" wp14:editId="58A7F26F">
-            <wp:extent cx="4952390" cy="2436549"/>
-            <wp:effectExtent l="0" t="0" r="635" b="1905"/>
-            <wp:docPr id="42" name="Рисунок 42"/>
-            <wp:cNvGraphicFramePr>
-              <a:graphicFrameLocks xmlns:a="http://schemas.openxmlformats.org/drawingml/2006/main" noChangeAspect="1"/>
-            </wp:cNvGraphicFramePr>
-            <a:graphic xmlns:a="http://schemas.openxmlformats.org/drawingml/2006/main">
-              <a:graphicData uri="http://schemas.openxmlformats.org/drawingml/2006/picture">
-                <pic:pic xmlns:pic="http://schemas.openxmlformats.org/drawingml/2006/picture">
-                  <pic:nvPicPr>
-                    <pic:cNvPr id="1" name=""/>
-                    <pic:cNvPicPr/>
-                  </pic:nvPicPr>
-                  <pic:blipFill>
-                    <a:blip r:embed="rId35"/>
-                    <a:stretch>
-                      <a:fillRect/>
-                    </a:stretch>
-                  </pic:blipFill>
-                  <pic:spPr>
-                    <a:xfrm>
-                      <a:off x="0" y="0"/>
                       <a:ext cx="4968175" cy="2444315"/>
                     </a:xfrm>
                     <a:prstGeom prst="rect">
@@ -14639,7 +16702,7 @@
           <w:iCs w:val="0"/>
         </w:rPr>
       </w:pPr>
-      <w:bookmarkStart w:id="10" w:name="_Toc19593"/>
+      <w:bookmarkStart w:id="11" w:name="_Toc19593"/>
       <w:r>
         <w:rPr>
           <w:rFonts w:ascii="Times New Roman" w:hAnsi="Times New Roman" w:cs="Times New Roman"/>
@@ -14651,7 +16714,7 @@
         <w:lastRenderedPageBreak/>
         <w:t>9.2 Модульное тестирование</w:t>
       </w:r>
-      <w:bookmarkEnd w:id="10"/>
+      <w:bookmarkEnd w:id="11"/>
     </w:p>
     <w:p>
       <w:pPr>
@@ -14718,7 +16781,7 @@
                     <pic:cNvPicPr/>
                   </pic:nvPicPr>
                   <pic:blipFill rotWithShape="1">
-                    <a:blip r:embed="rId36"/>
+                    <a:blip r:embed="rId35"/>
                     <a:srcRect r="16696" b="35285"/>
                     <a:stretch/>
                   </pic:blipFill>
@@ -15082,6 +17145,7 @@
               </w:rPr>
               <w:t xml:space="preserve">еттера </w:t>
             </w:r>
+            <w:proofErr w:type="spellStart"/>
             <w:r>
               <w:rPr>
                 <w:rFonts w:eastAsia="SimSun"/>
@@ -15091,6 +17155,7 @@
               </w:rPr>
               <w:t>MaxValue</w:t>
             </w:r>
+            <w:proofErr w:type="spellEnd"/>
           </w:p>
         </w:tc>
         <w:tc>
@@ -15141,6 +17206,7 @@
               </w:rPr>
               <w:t xml:space="preserve">у </w:t>
             </w:r>
+            <w:proofErr w:type="spellStart"/>
             <w:r>
               <w:rPr>
                 <w:rFonts w:eastAsia="SimSun"/>
@@ -15150,6 +17216,7 @@
               </w:rPr>
               <w:t>MaxValue</w:t>
             </w:r>
+            <w:proofErr w:type="spellEnd"/>
           </w:p>
         </w:tc>
       </w:tr>
@@ -15193,6 +17260,7 @@
               </w:rPr>
               <w:t xml:space="preserve">еттера </w:t>
             </w:r>
+            <w:proofErr w:type="spellStart"/>
             <w:r>
               <w:rPr>
                 <w:rFonts w:eastAsia="SimSun"/>
@@ -15202,6 +17270,7 @@
               </w:rPr>
               <w:t>MaxValue</w:t>
             </w:r>
+            <w:proofErr w:type="spellEnd"/>
           </w:p>
         </w:tc>
         <w:tc>
@@ -15252,6 +17321,7 @@
               </w:rPr>
               <w:t xml:space="preserve">у </w:t>
             </w:r>
+            <w:proofErr w:type="spellStart"/>
             <w:r>
               <w:rPr>
                 <w:rFonts w:eastAsia="SimSun"/>
@@ -15261,6 +17331,7 @@
               </w:rPr>
               <w:t>MaxValue</w:t>
             </w:r>
+            <w:proofErr w:type="spellEnd"/>
             <w:r>
               <w:rPr>
                 <w:rFonts w:eastAsia="SimSun"/>
@@ -15312,6 +17383,7 @@
               </w:rPr>
               <w:t xml:space="preserve">еттера </w:t>
             </w:r>
+            <w:proofErr w:type="spellStart"/>
             <w:r>
               <w:rPr>
                 <w:rFonts w:eastAsia="SimSun"/>
@@ -15321,6 +17393,7 @@
               </w:rPr>
               <w:t>MinValue</w:t>
             </w:r>
+            <w:proofErr w:type="spellEnd"/>
           </w:p>
         </w:tc>
         <w:tc>
@@ -15371,6 +17444,7 @@
               </w:rPr>
               <w:t xml:space="preserve">у </w:t>
             </w:r>
+            <w:proofErr w:type="spellStart"/>
             <w:r>
               <w:rPr>
                 <w:rFonts w:eastAsia="SimSun"/>
@@ -15380,6 +17454,7 @@
               </w:rPr>
               <w:t>MinValue</w:t>
             </w:r>
+            <w:proofErr w:type="spellEnd"/>
           </w:p>
         </w:tc>
       </w:tr>
@@ -15423,6 +17498,7 @@
               </w:rPr>
               <w:t xml:space="preserve">еттера </w:t>
             </w:r>
+            <w:proofErr w:type="spellStart"/>
             <w:r>
               <w:rPr>
                 <w:rFonts w:eastAsia="SimSun"/>
@@ -15432,6 +17508,7 @@
               </w:rPr>
               <w:t>MinValue</w:t>
             </w:r>
+            <w:proofErr w:type="spellEnd"/>
           </w:p>
         </w:tc>
         <w:tc>
@@ -15482,6 +17559,7 @@
               </w:rPr>
               <w:t xml:space="preserve">у </w:t>
             </w:r>
+            <w:proofErr w:type="spellStart"/>
             <w:r>
               <w:rPr>
                 <w:rFonts w:eastAsia="SimSun"/>
@@ -15491,6 +17569,7 @@
               </w:rPr>
               <w:t>MinValue</w:t>
             </w:r>
+            <w:proofErr w:type="spellEnd"/>
             <w:r>
               <w:rPr>
                 <w:rFonts w:eastAsia="SimSun"/>
@@ -15791,6 +17870,7 @@
               </w:rPr>
               <w:t xml:space="preserve">Проверяет вызов исключения при </w:t>
             </w:r>
+            <w:proofErr w:type="gramStart"/>
             <w:r>
               <w:rPr>
                 <w:rFonts w:eastAsia="SimSun"/>
@@ -15808,6 +17888,8 @@
               </w:rPr>
               <w:t>&lt;</w:t>
             </w:r>
+            <w:proofErr w:type="spellStart"/>
+            <w:proofErr w:type="gramEnd"/>
             <w:r>
               <w:rPr>
                 <w:rFonts w:eastAsia="SimSun"/>
@@ -15817,6 +17899,7 @@
               </w:rPr>
               <w:t>MinValue</w:t>
             </w:r>
+            <w:proofErr w:type="spellEnd"/>
           </w:p>
         </w:tc>
       </w:tr>
@@ -15862,6 +17945,7 @@
               </w:rPr>
               <w:t xml:space="preserve">Проверяет вызов исключения при </w:t>
             </w:r>
+            <w:proofErr w:type="gramStart"/>
             <w:r>
               <w:rPr>
                 <w:rFonts w:eastAsia="SimSun"/>
@@ -15879,6 +17963,7 @@
               </w:rPr>
               <w:t>&gt;</w:t>
             </w:r>
+            <w:proofErr w:type="spellStart"/>
             <w:r>
               <w:rPr>
                 <w:rFonts w:eastAsia="SimSun"/>
@@ -15888,6 +17973,8 @@
               </w:rPr>
               <w:t>MaxValue</w:t>
             </w:r>
+            <w:proofErr w:type="spellEnd"/>
+            <w:proofErr w:type="gramEnd"/>
           </w:p>
         </w:tc>
       </w:tr>
@@ -15939,6 +18026,7 @@
               </w:rPr>
               <w:t xml:space="preserve"> </w:t>
             </w:r>
+            <w:proofErr w:type="spellStart"/>
             <w:r>
               <w:rPr>
                 <w:rFonts w:eastAsia="SimSun"/>
@@ -15948,6 +18036,7 @@
               </w:rPr>
               <w:t>AllParameters</w:t>
             </w:r>
+            <w:proofErr w:type="spellEnd"/>
           </w:p>
         </w:tc>
         <w:tc>
@@ -15998,6 +18087,7 @@
               </w:rPr>
               <w:t xml:space="preserve">у </w:t>
             </w:r>
+            <w:proofErr w:type="spellStart"/>
             <w:r>
               <w:rPr>
                 <w:rFonts w:eastAsia="SimSun"/>
@@ -16007,6 +18097,7 @@
               </w:rPr>
               <w:t>AllParameters</w:t>
             </w:r>
+            <w:proofErr w:type="spellEnd"/>
           </w:p>
         </w:tc>
       </w:tr>
@@ -16053,6 +18144,7 @@
               </w:rPr>
               <w:t xml:space="preserve">еттера </w:t>
             </w:r>
+            <w:proofErr w:type="spellStart"/>
             <w:r>
               <w:rPr>
                 <w:rFonts w:eastAsia="SimSun"/>
@@ -16062,6 +18154,7 @@
               </w:rPr>
               <w:t>AllParameters</w:t>
             </w:r>
+            <w:proofErr w:type="spellEnd"/>
           </w:p>
         </w:tc>
         <w:tc>
@@ -16112,6 +18205,7 @@
               </w:rPr>
               <w:t xml:space="preserve">у </w:t>
             </w:r>
+            <w:proofErr w:type="spellStart"/>
             <w:r>
               <w:rPr>
                 <w:rFonts w:eastAsia="SimSun"/>
@@ -16121,6 +18215,7 @@
               </w:rPr>
               <w:t>AllParameters</w:t>
             </w:r>
+            <w:proofErr w:type="spellEnd"/>
           </w:p>
         </w:tc>
       </w:tr>
@@ -16148,6 +18243,7 @@
               </w:rPr>
               <w:t xml:space="preserve">Позитивный тест метода </w:t>
             </w:r>
+            <w:proofErr w:type="spellStart"/>
             <w:r>
               <w:rPr>
                 <w:rFonts w:eastAsia="SimSun"/>
@@ -16157,6 +18253,7 @@
               </w:rPr>
               <w:t>SetParameter</w:t>
             </w:r>
+            <w:proofErr w:type="spellEnd"/>
           </w:p>
         </w:tc>
         <w:tc>
@@ -16252,6 +18349,7 @@
               </w:rPr>
               <w:t xml:space="preserve">Негативный тест </w:t>
             </w:r>
+            <w:proofErr w:type="spellStart"/>
             <w:r>
               <w:rPr>
                 <w:rFonts w:eastAsia="SimSun"/>
@@ -16261,6 +18359,7 @@
               </w:rPr>
               <w:t>ValidateParameters</w:t>
             </w:r>
+            <w:proofErr w:type="spellEnd"/>
           </w:p>
         </w:tc>
         <w:tc>
@@ -16307,7 +18406,25 @@
                 <w:sz w:val="24"/>
                 <w:szCs w:val="24"/>
               </w:rPr>
-              <w:t>, если TotalHeight меньше результат</w:t>
+              <w:t xml:space="preserve">, если </w:t>
+            </w:r>
+            <w:proofErr w:type="spellStart"/>
+            <w:r>
+              <w:rPr>
+                <w:rFonts w:eastAsia="SimSun"/>
+                <w:sz w:val="24"/>
+                <w:szCs w:val="24"/>
+              </w:rPr>
+              <w:t>TotalHeight</w:t>
+            </w:r>
+            <w:proofErr w:type="spellEnd"/>
+            <w:r>
+              <w:rPr>
+                <w:rFonts w:eastAsia="SimSun"/>
+                <w:sz w:val="24"/>
+                <w:szCs w:val="24"/>
+              </w:rPr>
+              <w:t xml:space="preserve"> меньше результат</w:t>
             </w:r>
             <w:r>
               <w:rPr>
@@ -16391,23 +18508,51 @@
                 <w:sz w:val="24"/>
                 <w:szCs w:val="24"/>
               </w:rPr>
-              <w:t>, если уравнение всех параметров больше TotalHeight (</w:t>
-            </w:r>
+              <w:t xml:space="preserve">, если уравнение всех параметров больше </w:t>
+            </w:r>
+            <w:proofErr w:type="spellStart"/>
             <w:r>
               <w:rPr>
                 <w:rFonts w:eastAsia="SimSun"/>
                 <w:sz w:val="24"/>
                 <w:szCs w:val="24"/>
               </w:rPr>
+              <w:t>TotalHeight</w:t>
+            </w:r>
+            <w:proofErr w:type="spellEnd"/>
+            <w:r>
+              <w:rPr>
+                <w:rFonts w:eastAsia="SimSun"/>
+                <w:sz w:val="24"/>
+                <w:szCs w:val="24"/>
+              </w:rPr>
+              <w:t xml:space="preserve"> (</w:t>
+            </w:r>
+            <w:r>
+              <w:rPr>
+                <w:rFonts w:eastAsia="SimSun"/>
+                <w:sz w:val="24"/>
+                <w:szCs w:val="24"/>
+              </w:rPr>
               <w:t xml:space="preserve">из-за </w:t>
             </w:r>
+            <w:proofErr w:type="spellStart"/>
             <w:r>
               <w:rPr>
                 <w:rFonts w:eastAsia="SimSun"/>
                 <w:sz w:val="24"/>
                 <w:szCs w:val="24"/>
               </w:rPr>
-              <w:t>MaterialThickness)</w:t>
+              <w:t>MaterialThickness</w:t>
+            </w:r>
+            <w:proofErr w:type="spellEnd"/>
+            <w:r>
+              <w:rPr>
+                <w:rFonts w:eastAsia="SimSun"/>
+                <w:sz w:val="24"/>
+                <w:szCs w:val="24"/>
+              </w:rPr>
+              <w:t>)</w:t>
             </w:r>
           </w:p>
         </w:tc>
@@ -16475,16 +18620,35 @@
                 <w:sz w:val="24"/>
                 <w:szCs w:val="24"/>
               </w:rPr>
-              <w:t>, если уравнение всех параметров больше TotalHeight (</w:t>
-            </w:r>
+              <w:t xml:space="preserve">, если уравнение всех параметров больше </w:t>
+            </w:r>
+            <w:proofErr w:type="spellStart"/>
             <w:r>
               <w:rPr>
                 <w:rFonts w:eastAsia="SimSun"/>
                 <w:sz w:val="24"/>
                 <w:szCs w:val="24"/>
               </w:rPr>
+              <w:t>TotalHeight</w:t>
+            </w:r>
+            <w:proofErr w:type="spellEnd"/>
+            <w:r>
+              <w:rPr>
+                <w:rFonts w:eastAsia="SimSun"/>
+                <w:sz w:val="24"/>
+                <w:szCs w:val="24"/>
+              </w:rPr>
+              <w:t xml:space="preserve"> (</w:t>
+            </w:r>
+            <w:r>
+              <w:rPr>
+                <w:rFonts w:eastAsia="SimSun"/>
+                <w:sz w:val="24"/>
+                <w:szCs w:val="24"/>
+              </w:rPr>
               <w:t xml:space="preserve">из-за </w:t>
             </w:r>
+            <w:proofErr w:type="spellStart"/>
             <w:r>
               <w:rPr>
                 <w:rFonts w:eastAsia="SimSun"/>
@@ -16494,6 +18658,7 @@
               </w:rPr>
               <w:t>StepsAmount</w:t>
             </w:r>
+            <w:proofErr w:type="spellEnd"/>
             <w:r>
               <w:rPr>
                 <w:rFonts w:eastAsia="SimSun"/>
@@ -16574,16 +18739,27 @@
                 <w:sz w:val="24"/>
                 <w:szCs w:val="24"/>
               </w:rPr>
-              <w:t>, если уравнение всех параметров больше TotalHeight</w:t>
-            </w:r>
+              <w:t xml:space="preserve">, если уравнение всех параметров больше </w:t>
+            </w:r>
+            <w:proofErr w:type="spellStart"/>
             <w:r>
               <w:rPr>
                 <w:rFonts w:eastAsia="SimSun"/>
                 <w:sz w:val="24"/>
                 <w:szCs w:val="24"/>
               </w:rPr>
+              <w:t>TotalHeight</w:t>
+            </w:r>
+            <w:proofErr w:type="spellEnd"/>
+            <w:r>
+              <w:rPr>
+                <w:rFonts w:eastAsia="SimSun"/>
+                <w:sz w:val="24"/>
+                <w:szCs w:val="24"/>
+              </w:rPr>
               <w:t xml:space="preserve"> (из-за </w:t>
             </w:r>
+            <w:proofErr w:type="spellStart"/>
             <w:r>
               <w:rPr>
                 <w:rFonts w:eastAsia="SimSun"/>
@@ -16593,6 +18769,7 @@
               </w:rPr>
               <w:t>StepsSpacing</w:t>
             </w:r>
+            <w:proofErr w:type="spellEnd"/>
             <w:r>
               <w:rPr>
                 <w:rFonts w:eastAsia="SimSun"/>
@@ -16698,7 +18875,7 @@
                     <pic:cNvPicPr/>
                   </pic:nvPicPr>
                   <pic:blipFill>
-                    <a:blip r:embed="rId37"/>
+                    <a:blip r:embed="rId36"/>
                     <a:stretch>
                       <a:fillRect/>
                     </a:stretch>
@@ -16774,7 +18951,7 @@
           <w:iCs w:val="0"/>
         </w:rPr>
       </w:pPr>
-      <w:bookmarkStart w:id="11" w:name="_Toc8922"/>
+      <w:bookmarkStart w:id="12" w:name="_Toc8922"/>
       <w:r>
         <w:rPr>
           <w:rFonts w:ascii="Times New Roman" w:hAnsi="Times New Roman" w:cs="Times New Roman"/>
@@ -16785,7 +18962,7 @@
         </w:rPr>
         <w:t>9.3 Нагрузочное тестирование</w:t>
       </w:r>
-      <w:bookmarkEnd w:id="11"/>
+      <w:bookmarkEnd w:id="12"/>
     </w:p>
     <w:p/>
     <w:p>
@@ -16838,7 +19015,7 @@
                     </pic:cNvPicPr>
                   </pic:nvPicPr>
                   <pic:blipFill>
-                    <a:blip r:embed="rId38">
+                    <a:blip r:embed="rId37">
                       <a:extLst>
                         <a:ext uri="{28A0092B-C50C-407E-A947-70E740481C1C}">
                           <a14:useLocalDpi xmlns:a14="http://schemas.microsoft.com/office/drawing/2010/main" val="0"/>
@@ -17038,7 +19215,7 @@
                     </pic:cNvPicPr>
                   </pic:nvPicPr>
                   <pic:blipFill>
-                    <a:blip r:embed="rId39">
+                    <a:blip r:embed="rId38">
                       <a:extLst>
                         <a:ext uri="{28A0092B-C50C-407E-A947-70E740481C1C}">
                           <a14:useLocalDpi xmlns:a14="http://schemas.microsoft.com/office/drawing/2010/main" val="0"/>
@@ -17160,7 +19337,7 @@
           <w:bCs/>
         </w:rPr>
       </w:pPr>
-      <w:bookmarkStart w:id="12" w:name="_Toc21178"/>
+      <w:bookmarkStart w:id="13" w:name="_Toc21178"/>
       <w:r>
         <w:rPr>
           <w:b/>
@@ -17195,7 +19372,7 @@
         </w:rPr>
         <w:t>ЗАКЛЮЧЕНИЕ</w:t>
       </w:r>
-      <w:bookmarkEnd w:id="12"/>
+      <w:bookmarkEnd w:id="13"/>
     </w:p>
     <w:p/>
     <w:p>
@@ -17239,12 +19416,14 @@
       <w:r>
         <w:t xml:space="preserve">, а также взаимодействие с формой пользователя. Также немалое удивление произвело использование различных средств для стандартизации кода, например </w:t>
       </w:r>
+      <w:proofErr w:type="spellStart"/>
       <w:r>
         <w:rPr>
           <w:lang w:val="en-US"/>
         </w:rPr>
         <w:t>StyleCops</w:t>
       </w:r>
+      <w:proofErr w:type="spellEnd"/>
       <w:r>
         <w:t xml:space="preserve">. </w:t>
       </w:r>
@@ -17268,7 +19447,7 @@
           <w:bCs/>
         </w:rPr>
       </w:pPr>
-      <w:bookmarkStart w:id="13" w:name="_Toc15957"/>
+      <w:bookmarkStart w:id="14" w:name="_Toc15957"/>
       <w:r>
         <w:rPr>
           <w:b/>
@@ -17277,7 +19456,7 @@
         <w:lastRenderedPageBreak/>
         <w:t>11 СПИСОК ИСПОЛЬЗОВАННЫХ ИСТОЧНИКОВ</w:t>
       </w:r>
-      <w:bookmarkEnd w:id="13"/>
+      <w:bookmarkEnd w:id="14"/>
     </w:p>
     <w:p>
       <w:pPr>
@@ -17347,7 +19526,7 @@
         </w:rPr>
         <w:t xml:space="preserve"> Режим доступа </w:t>
       </w:r>
-      <w:hyperlink r:id="rId40" w:history="1">
+      <w:hyperlink r:id="rId39" w:history="1">
         <w:r>
           <w:rPr>
             <w:rStyle w:val="a5"/>
@@ -17402,7 +19581,7 @@
         </w:rPr>
         <w:t xml:space="preserve"> Режим доступа </w:t>
       </w:r>
-      <w:hyperlink r:id="rId41" w:history="1">
+      <w:hyperlink r:id="rId40" w:history="1">
         <w:r>
           <w:rPr>
             <w:rStyle w:val="a5"/>
@@ -17420,6 +19599,7 @@
           </w:rPr>
           <w:t>://</w:t>
         </w:r>
+        <w:proofErr w:type="spellStart"/>
         <w:r>
           <w:rPr>
             <w:rStyle w:val="a5"/>
@@ -17429,6 +19609,7 @@
           </w:rPr>
           <w:t>habr</w:t>
         </w:r>
+        <w:proofErr w:type="spellEnd"/>
         <w:r>
           <w:rPr>
             <w:rStyle w:val="a5"/>
@@ -17454,6 +19635,7 @@
           </w:rPr>
           <w:t>/</w:t>
         </w:r>
+        <w:proofErr w:type="spellStart"/>
         <w:r>
           <w:rPr>
             <w:rStyle w:val="a5"/>
@@ -17463,6 +19645,7 @@
           </w:rPr>
           <w:t>ru</w:t>
         </w:r>
+        <w:proofErr w:type="spellEnd"/>
         <w:r>
           <w:rPr>
             <w:rStyle w:val="a5"/>
@@ -17674,7 +19857,7 @@
         </w:rPr>
         <w:t xml:space="preserve">. [Электронный ресурс]. – Режим доступа </w:t>
       </w:r>
-      <w:hyperlink r:id="rId42" w:history="1">
+      <w:hyperlink r:id="rId41" w:history="1">
         <w:r>
           <w:rPr>
             <w:rStyle w:val="a5"/>
@@ -17709,6 +19892,7 @@
           </w:rPr>
           <w:t>.</w:t>
         </w:r>
+        <w:proofErr w:type="spellStart"/>
         <w:r>
           <w:rPr>
             <w:rStyle w:val="a5"/>
@@ -17718,6 +19902,7 @@
           </w:rPr>
           <w:t>uml</w:t>
         </w:r>
+        <w:proofErr w:type="spellEnd"/>
         <w:r>
           <w:rPr>
             <w:rStyle w:val="a5"/>
@@ -17882,12 +20067,14 @@
       <w:r>
         <w:t>.</w:t>
       </w:r>
+      <w:proofErr w:type="spellStart"/>
       <w:r>
         <w:rPr>
           <w:lang w:val="en-US"/>
         </w:rPr>
         <w:t>microsoft</w:t>
       </w:r>
+      <w:proofErr w:type="spellEnd"/>
       <w:r>
         <w:t>.</w:t>
       </w:r>
@@ -17900,21 +20087,25 @@
       <w:r>
         <w:t>/</w:t>
       </w:r>
+      <w:proofErr w:type="spellStart"/>
       <w:r>
         <w:rPr>
           <w:lang w:val="en-US"/>
         </w:rPr>
         <w:t>ru</w:t>
       </w:r>
+      <w:proofErr w:type="spellEnd"/>
       <w:r>
         <w:t>-</w:t>
       </w:r>
+      <w:proofErr w:type="spellStart"/>
       <w:r>
         <w:rPr>
           <w:lang w:val="en-US"/>
         </w:rPr>
         <w:t>ru</w:t>
       </w:r>
+      <w:proofErr w:type="spellEnd"/>
       <w:r>
         <w:t>/</w:t>
       </w:r>
@@ -17936,12 +20127,14 @@
       <w:r>
         <w:t>/</w:t>
       </w:r>
+      <w:proofErr w:type="spellStart"/>
       <w:r>
         <w:rPr>
           <w:lang w:val="en-US"/>
         </w:rPr>
         <w:t>winforms</w:t>
       </w:r>
+      <w:proofErr w:type="spellEnd"/>
       <w:r>
         <w:t>/</w:t>
       </w:r>
@@ -17963,12 +20156,14 @@
       <w:r>
         <w:t>=</w:t>
       </w:r>
+      <w:proofErr w:type="spellStart"/>
       <w:r>
         <w:rPr>
           <w:lang w:val="en-US"/>
         </w:rPr>
         <w:t>netdesktop</w:t>
       </w:r>
+      <w:proofErr w:type="spellEnd"/>
       <w:r>
         <w:t>-9.0 (дата обращения 13.12.2024)</w:t>
       </w:r>
@@ -17982,12 +20177,14 @@
         <w:spacing w:after="0" w:line="360" w:lineRule="auto"/>
         <w:ind w:left="0" w:firstLine="709"/>
       </w:pPr>
+      <w:proofErr w:type="spellStart"/>
       <w:r>
         <w:rPr>
           <w:lang w:val="en-US"/>
         </w:rPr>
         <w:t>Github</w:t>
       </w:r>
+      <w:proofErr w:type="spellEnd"/>
       <w:r>
         <w:t xml:space="preserve"> [Электронный ресурс]. </w:t>
       </w:r>
@@ -18051,6 +20248,7 @@
         </w:rPr>
         <w:t>.</w:t>
       </w:r>
+      <w:proofErr w:type="spellStart"/>
       <w:r>
         <w:rPr>
           <w:szCs w:val="28"/>
@@ -18058,6 +20256,7 @@
         </w:rPr>
         <w:t>jetbrains</w:t>
       </w:r>
+      <w:proofErr w:type="spellEnd"/>
       <w:r>
         <w:rPr>
           <w:szCs w:val="28"/>
@@ -18077,6 +20276,7 @@
         </w:rPr>
         <w:t>/</w:t>
       </w:r>
+      <w:proofErr w:type="spellStart"/>
       <w:r>
         <w:rPr>
           <w:szCs w:val="28"/>
@@ -18084,12 +20284,14 @@
         </w:rPr>
         <w:t>ru</w:t>
       </w:r>
+      <w:proofErr w:type="spellEnd"/>
       <w:r>
         <w:rPr>
           <w:szCs w:val="28"/>
         </w:rPr>
         <w:t>-</w:t>
       </w:r>
+      <w:proofErr w:type="spellStart"/>
       <w:r>
         <w:rPr>
           <w:szCs w:val="28"/>
@@ -18097,12 +20299,14 @@
         </w:rPr>
         <w:t>ru</w:t>
       </w:r>
+      <w:proofErr w:type="spellEnd"/>
       <w:r>
         <w:rPr>
           <w:szCs w:val="28"/>
         </w:rPr>
         <w:t>/</w:t>
       </w:r>
+      <w:proofErr w:type="spellStart"/>
       <w:r>
         <w:rPr>
           <w:szCs w:val="28"/>
@@ -18110,6 +20314,7 @@
         </w:rPr>
         <w:t>resharper</w:t>
       </w:r>
+      <w:proofErr w:type="spellEnd"/>
       <w:r>
         <w:rPr>
           <w:szCs w:val="28"/>
@@ -18188,6 +20393,7 @@
         </w:rPr>
         <w:t>.</w:t>
       </w:r>
+      <w:proofErr w:type="spellStart"/>
       <w:r>
         <w:rPr>
           <w:szCs w:val="28"/>
@@ -18195,6 +20401,7 @@
         </w:rPr>
         <w:t>visualstudio</w:t>
       </w:r>
+      <w:proofErr w:type="spellEnd"/>
       <w:r>
         <w:rPr>
           <w:szCs w:val="28"/>
@@ -18227,6 +20434,7 @@
         </w:rPr>
         <w:t>?</w:t>
       </w:r>
+      <w:proofErr w:type="spellStart"/>
       <w:r>
         <w:rPr>
           <w:szCs w:val="28"/>
@@ -18234,12 +20442,14 @@
         </w:rPr>
         <w:t>itemName</w:t>
       </w:r>
+      <w:proofErr w:type="spellEnd"/>
       <w:r>
         <w:rPr>
           <w:szCs w:val="28"/>
         </w:rPr>
         <w:t>=</w:t>
       </w:r>
+      <w:proofErr w:type="spellStart"/>
       <w:r>
         <w:rPr>
           <w:szCs w:val="28"/>
@@ -18247,12 +20457,14 @@
         </w:rPr>
         <w:t>FortuneNgwenya</w:t>
       </w:r>
+      <w:proofErr w:type="spellEnd"/>
       <w:r>
         <w:rPr>
           <w:szCs w:val="28"/>
         </w:rPr>
         <w:t>.</w:t>
       </w:r>
+      <w:proofErr w:type="spellStart"/>
       <w:r>
         <w:rPr>
           <w:szCs w:val="28"/>
@@ -18260,6 +20472,7 @@
         </w:rPr>
         <w:t>FineCodeCoverage</w:t>
       </w:r>
+      <w:proofErr w:type="spellEnd"/>
       <w:r>
         <w:rPr>
           <w:szCs w:val="28"/>
@@ -18279,6 +20492,7 @@
         <w:spacing w:after="0" w:line="360" w:lineRule="auto"/>
         <w:ind w:left="0" w:firstLine="709"/>
       </w:pPr>
+      <w:proofErr w:type="spellStart"/>
       <w:r>
         <w:rPr>
           <w:lang w:val="en-US"/>
@@ -18286,6 +20500,7 @@
         <w:lastRenderedPageBreak/>
         <w:t>StyleCop</w:t>
       </w:r>
+      <w:proofErr w:type="spellEnd"/>
       <w:r>
         <w:t xml:space="preserve"> [Электронный ресурс]. </w:t>
       </w:r>
@@ -18308,6 +20523,7 @@
         </w:rPr>
         <w:t>://</w:t>
       </w:r>
+      <w:proofErr w:type="spellStart"/>
       <w:r>
         <w:rPr>
           <w:szCs w:val="28"/>
@@ -18315,12 +20531,14 @@
         </w:rPr>
         <w:t>andrey</w:t>
       </w:r>
+      <w:proofErr w:type="spellEnd"/>
       <w:r>
         <w:rPr>
           <w:szCs w:val="28"/>
         </w:rPr>
         <w:t>.</w:t>
       </w:r>
+      <w:proofErr w:type="spellStart"/>
       <w:r>
         <w:rPr>
           <w:szCs w:val="28"/>
@@ -18328,12 +20546,14 @@
         </w:rPr>
         <w:t>moveax</w:t>
       </w:r>
+      <w:proofErr w:type="spellEnd"/>
       <w:r>
         <w:rPr>
           <w:szCs w:val="28"/>
         </w:rPr>
         <w:t>.</w:t>
       </w:r>
+      <w:proofErr w:type="spellStart"/>
       <w:r>
         <w:rPr>
           <w:szCs w:val="28"/>
@@ -18341,6 +20561,7 @@
         </w:rPr>
         <w:t>ru</w:t>
       </w:r>
+      <w:proofErr w:type="spellEnd"/>
       <w:r>
         <w:rPr>
           <w:szCs w:val="28"/>
@@ -18438,12 +20659,14 @@
         <w:spacing w:after="0" w:line="360" w:lineRule="auto"/>
         <w:ind w:left="0" w:firstLine="709"/>
       </w:pPr>
+      <w:proofErr w:type="spellStart"/>
       <w:r>
         <w:rPr>
           <w:lang w:val="en-US"/>
         </w:rPr>
         <w:t>NUnit</w:t>
       </w:r>
+      <w:proofErr w:type="spellEnd"/>
       <w:r>
         <w:t xml:space="preserve"> [Электронный ресурс]. </w:t>
       </w:r>
@@ -18466,6 +20689,7 @@
         </w:rPr>
         <w:t>://</w:t>
       </w:r>
+      <w:proofErr w:type="spellStart"/>
       <w:r>
         <w:rPr>
           <w:szCs w:val="28"/>
@@ -18473,6 +20697,7 @@
         </w:rPr>
         <w:t>nunit</w:t>
       </w:r>
+      <w:proofErr w:type="spellEnd"/>
       <w:r>
         <w:rPr>
           <w:szCs w:val="28"/>
@@ -18497,7 +20722,7 @@
       </w:r>
     </w:p>
     <w:sectPr>
-      <w:footerReference w:type="default" r:id="rId43"/>
+      <w:footerReference w:type="default" r:id="rId42"/>
       <w:pgSz w:w="11906" w:h="16838"/>
       <w:pgMar w:top="1134" w:right="773" w:bottom="1183" w:left="1702" w:header="720" w:footer="720" w:gutter="0"/>
       <w:cols w:space="720"/>
@@ -18576,7 +20801,6 @@
         <w:docPartUnique/>
       </w:docPartObj>
     </w:sdtPr>
-    <w:sdtEndPr/>
     <w:sdtContent>
       <w:p>
         <w:pPr>
@@ -19223,6 +21447,7 @@
   <w:style w:type="paragraph" w:default="1" w:styleId="a">
     <w:name w:val="Normal"/>
     <w:qFormat/>
+    <w:rsid w:val="00944A61"/>
     <w:pPr>
       <w:spacing w:after="10" w:line="387" w:lineRule="auto"/>
       <w:ind w:firstLine="698"/>
@@ -19839,10 +22064,6 @@
 </file>
 
 <file path=customXml/item1.xml><?xml version="1.0" encoding="utf-8"?>
-<b:Sources xmlns:b="http://schemas.openxmlformats.org/officeDocument/2006/bibliography" xmlns="http://schemas.openxmlformats.org/officeDocument/2006/bibliography" SelectedStyle="\APASixthEditionOfficeOnline.xsl" StyleName="APA" Version="6"/>
-</file>
-
-<file path=customXml/item2.xml><?xml version="1.0" encoding="utf-8"?>
 <s:customData xmlns="http://www.wps.cn/officeDocument/2013/wpsCustomData" xmlns:s="http://www.wps.cn/officeDocument/2013/wpsCustomData">
   <customSectProps>
     <customSectPr/>
@@ -19853,18 +22074,22 @@
 </s:customData>
 </file>
 
+<file path=customXml/item2.xml><?xml version="1.0" encoding="utf-8"?>
+<b:Sources xmlns:b="http://schemas.openxmlformats.org/officeDocument/2006/bibliography" xmlns="http://schemas.openxmlformats.org/officeDocument/2006/bibliography" SelectedStyle="\APASixthEditionOfficeOnline.xsl" StyleName="APA" Version="6"/>
+</file>
+
 <file path=customXml/itemProps1.xml><?xml version="1.0" encoding="utf-8"?>
+<ds:datastoreItem xmlns:ds="http://schemas.openxmlformats.org/officeDocument/2006/customXml" ds:itemID="{B1977F7D-205B-4081-913C-38D41E755F92}">
+  <ds:schemaRefs>
+    <ds:schemaRef ds:uri="http://www.wps.cn/officeDocument/2013/wpsCustomData"/>
+  </ds:schemaRefs>
+</ds:datastoreItem>
+</file>
+
+<file path=customXml/itemProps2.xml><?xml version="1.0" encoding="utf-8"?>
 <ds:datastoreItem xmlns:ds="http://schemas.openxmlformats.org/officeDocument/2006/customXml" ds:itemID="{80B1443F-0B37-4E24-AD86-2D4DFF6EB7C7}">
   <ds:schemaRefs>
     <ds:schemaRef ds:uri="http://schemas.openxmlformats.org/officeDocument/2006/bibliography"/>
   </ds:schemaRefs>
 </ds:datastoreItem>
-</file>
-
-<file path=customXml/itemProps2.xml><?xml version="1.0" encoding="utf-8"?>
-<ds:datastoreItem xmlns:ds="http://schemas.openxmlformats.org/officeDocument/2006/customXml" ds:itemID="{B1977F7D-205B-4081-913C-38D41E755F92}">
-  <ds:schemaRefs>
-    <ds:schemaRef ds:uri="http://www.wps.cn/officeDocument/2013/wpsCustomData"/>
-  </ds:schemaRefs>
-</ds:datastoreItem>
 </file>